--- a/templates/plananual/DPCC 1° A 5°/DPCC 3° - PROGRAMACIÓN CURRICULAR ANUAL .docx
+++ b/templates/plananual/DPCC 1° A 5°/DPCC 3° - PROGRAMACIÓN CURRICULAR ANUAL .docx
@@ -10208,7 +10208,7 @@
     <w:tbl>
       <w:tblPr>
         <w:tblStyle w:val="Tablaconcuadrcula"/>
-        <w:tblW w:w="14850" w:type="dxa"/>
+        <w:tblW w:w="14851" w:type="dxa"/>
         <w:jc w:val="center"/>
         <w:tblBorders>
           <w:top w:val="double" w:sz="4" w:space="0" w:color="47D459" w:themeColor="accent3" w:themeTint="99"/>
@@ -10222,7 +10222,7 @@
         <w:tblLook w:val="04A0" w:firstRow="1" w:lastRow="0" w:firstColumn="1" w:lastColumn="0" w:noHBand="0" w:noVBand="1"/>
       </w:tblPr>
       <w:tblGrid>
-        <w:gridCol w:w="874"/>
+        <w:gridCol w:w="875"/>
         <w:gridCol w:w="1095"/>
         <w:gridCol w:w="1726"/>
         <w:gridCol w:w="6169"/>
@@ -10238,33 +10238,32 @@
         <w:tc>
           <w:tcPr>
             <w:tcW w:w="875" w:type="dxa"/>
-            <w:tcBorders>
-              <w:top w:val="double" w:sz="4" w:space="0" w:color="47D459" w:themeColor="accent3" w:themeTint="99"/>
-              <w:left w:val="double" w:sz="4" w:space="0" w:color="47D459" w:themeColor="accent3" w:themeTint="99"/>
-              <w:bottom w:val="double" w:sz="4" w:space="0" w:color="47D459" w:themeColor="accent3" w:themeTint="99"/>
-              <w:right w:val="double" w:sz="4" w:space="0" w:color="47D459" w:themeColor="accent3" w:themeTint="99"/>
-            </w:tcBorders>
             <w:shd w:val="clear" w:color="auto" w:fill="C1F0C7" w:themeFill="accent3" w:themeFillTint="33"/>
             <w:vAlign w:val="center"/>
-            <w:hideMark/>
-          </w:tcPr>
-          <w:p>
-            <w:pPr>
-              <w:spacing w:after="160" w:line="276" w:lineRule="auto"/>
-              <w:ind w:right="-455"/>
-              <w:rPr>
-                <w:rFonts w:ascii="Arial Nova Cond Light" w:hAnsi="Arial Nova Cond Light" w:cs="Times New Roman"/>
-                <w:b/>
-                <w:bCs/>
-                <w:color w:val="000000" w:themeColor="text1"/>
-              </w:rPr>
-            </w:pPr>
-            <w:r>
-              <w:rPr>
-                <w:rFonts w:ascii="Arial Nova Cond Light" w:hAnsi="Arial Nova Cond Light" w:cs="Times New Roman"/>
-                <w:b/>
-                <w:bCs/>
-                <w:color w:val="000000" w:themeColor="text1"/>
+          </w:tcPr>
+          <w:p>
+            <w:pPr>
+              <w:pStyle w:val="Prrafodelista"/>
+              <w:ind w:left="0"/>
+              <w:jc w:val="center"/>
+              <w:rPr>
+                <w:rFonts w:ascii="Arial Nova Cond" w:hAnsi="Arial Nova Cond" w:cs="Times New Roman"/>
+                <w:b/>
+                <w:bCs/>
+                <w:color w:val="000000" w:themeColor="text1"/>
+                <w:sz w:val="20"/>
+                <w:szCs w:val="20"/>
+              </w:rPr>
+            </w:pPr>
+            <w:bookmarkStart w:id="1" w:name="_Hlk227075175"/>
+            <w:r>
+              <w:rPr>
+                <w:rFonts w:ascii="Arial Nova Cond" w:hAnsi="Arial Nova Cond" w:cs="Times New Roman"/>
+                <w:b/>
+                <w:bCs/>
+                <w:color w:val="000000" w:themeColor="text1"/>
+                <w:sz w:val="20"/>
+                <w:szCs w:val="20"/>
               </w:rPr>
               <w:t>BIMESTRE</w:t>
             </w:r>
@@ -10273,33 +10272,31 @@
         <w:tc>
           <w:tcPr>
             <w:tcW w:w="1095" w:type="dxa"/>
-            <w:tcBorders>
-              <w:top w:val="double" w:sz="4" w:space="0" w:color="47D459" w:themeColor="accent3" w:themeTint="99"/>
-              <w:left w:val="double" w:sz="4" w:space="0" w:color="47D459" w:themeColor="accent3" w:themeTint="99"/>
-              <w:bottom w:val="double" w:sz="4" w:space="0" w:color="47D459" w:themeColor="accent3" w:themeTint="99"/>
-              <w:right w:val="double" w:sz="4" w:space="0" w:color="47D459" w:themeColor="accent3" w:themeTint="99"/>
-            </w:tcBorders>
             <w:shd w:val="clear" w:color="auto" w:fill="C1F0C7" w:themeFill="accent3" w:themeFillTint="33"/>
             <w:vAlign w:val="center"/>
-            <w:hideMark/>
-          </w:tcPr>
-          <w:p>
-            <w:pPr>
-              <w:spacing w:after="160" w:line="276" w:lineRule="auto"/>
-              <w:ind w:right="-455"/>
-              <w:rPr>
-                <w:rFonts w:ascii="Arial Nova Cond Light" w:hAnsi="Arial Nova Cond Light" w:cs="Times New Roman"/>
-                <w:b/>
-                <w:bCs/>
-                <w:color w:val="000000" w:themeColor="text1"/>
-              </w:rPr>
-            </w:pPr>
-            <w:r>
-              <w:rPr>
-                <w:rFonts w:ascii="Arial Nova Cond Light" w:hAnsi="Arial Nova Cond Light" w:cs="Times New Roman"/>
-                <w:b/>
-                <w:bCs/>
-                <w:color w:val="000000" w:themeColor="text1"/>
+          </w:tcPr>
+          <w:p>
+            <w:pPr>
+              <w:pStyle w:val="Prrafodelista"/>
+              <w:ind w:left="0"/>
+              <w:jc w:val="center"/>
+              <w:rPr>
+                <w:rFonts w:ascii="Arial Nova Cond" w:hAnsi="Arial Nova Cond" w:cs="Times New Roman"/>
+                <w:b/>
+                <w:bCs/>
+                <w:color w:val="000000" w:themeColor="text1"/>
+                <w:sz w:val="20"/>
+                <w:szCs w:val="20"/>
+              </w:rPr>
+            </w:pPr>
+            <w:r>
+              <w:rPr>
+                <w:rFonts w:ascii="Arial Nova Cond" w:hAnsi="Arial Nova Cond" w:cs="Times New Roman"/>
+                <w:b/>
+                <w:bCs/>
+                <w:color w:val="000000" w:themeColor="text1"/>
+                <w:sz w:val="20"/>
+                <w:szCs w:val="20"/>
               </w:rPr>
               <w:t>UNIDADES</w:t>
             </w:r>
@@ -10308,33 +10305,31 @@
         <w:tc>
           <w:tcPr>
             <w:tcW w:w="1726" w:type="dxa"/>
-            <w:tcBorders>
-              <w:top w:val="double" w:sz="4" w:space="0" w:color="47D459" w:themeColor="accent3" w:themeTint="99"/>
-              <w:left w:val="double" w:sz="4" w:space="0" w:color="47D459" w:themeColor="accent3" w:themeTint="99"/>
-              <w:bottom w:val="double" w:sz="4" w:space="0" w:color="47D459" w:themeColor="accent3" w:themeTint="99"/>
-              <w:right w:val="double" w:sz="4" w:space="0" w:color="47D459" w:themeColor="accent3" w:themeTint="99"/>
-            </w:tcBorders>
             <w:shd w:val="clear" w:color="auto" w:fill="C1F0C7" w:themeFill="accent3" w:themeFillTint="33"/>
             <w:vAlign w:val="center"/>
-            <w:hideMark/>
-          </w:tcPr>
-          <w:p>
-            <w:pPr>
-              <w:spacing w:after="160" w:line="276" w:lineRule="auto"/>
-              <w:ind w:right="-455"/>
-              <w:rPr>
-                <w:rFonts w:ascii="Arial Nova Cond Light" w:hAnsi="Arial Nova Cond Light" w:cs="Times New Roman"/>
-                <w:b/>
-                <w:bCs/>
-                <w:color w:val="000000" w:themeColor="text1"/>
-              </w:rPr>
-            </w:pPr>
-            <w:r>
-              <w:rPr>
-                <w:rFonts w:ascii="Arial Nova Cond Light" w:hAnsi="Arial Nova Cond Light" w:cs="Times New Roman"/>
-                <w:b/>
-                <w:bCs/>
-                <w:color w:val="000000" w:themeColor="text1"/>
+          </w:tcPr>
+          <w:p>
+            <w:pPr>
+              <w:pStyle w:val="Prrafodelista"/>
+              <w:ind w:left="0"/>
+              <w:jc w:val="center"/>
+              <w:rPr>
+                <w:rFonts w:ascii="Arial Nova Cond" w:hAnsi="Arial Nova Cond" w:cs="Times New Roman"/>
+                <w:b/>
+                <w:bCs/>
+                <w:color w:val="000000" w:themeColor="text1"/>
+                <w:sz w:val="20"/>
+                <w:szCs w:val="20"/>
+              </w:rPr>
+            </w:pPr>
+            <w:r>
+              <w:rPr>
+                <w:rFonts w:ascii="Arial Nova Cond" w:hAnsi="Arial Nova Cond" w:cs="Times New Roman"/>
+                <w:b/>
+                <w:bCs/>
+                <w:color w:val="000000" w:themeColor="text1"/>
+                <w:sz w:val="20"/>
+                <w:szCs w:val="20"/>
               </w:rPr>
               <w:t>PROBLEMA / POTENCIALIDAD</w:t>
             </w:r>
@@ -10343,103 +10338,152 @@
         <w:tc>
           <w:tcPr>
             <w:tcW w:w="6169" w:type="dxa"/>
-            <w:tcBorders>
-              <w:top w:val="double" w:sz="4" w:space="0" w:color="47D459" w:themeColor="accent3" w:themeTint="99"/>
-              <w:left w:val="double" w:sz="4" w:space="0" w:color="47D459" w:themeColor="accent3" w:themeTint="99"/>
-              <w:bottom w:val="double" w:sz="4" w:space="0" w:color="47D459" w:themeColor="accent3" w:themeTint="99"/>
-              <w:right w:val="double" w:sz="4" w:space="0" w:color="47D459" w:themeColor="accent3" w:themeTint="99"/>
-            </w:tcBorders>
             <w:shd w:val="clear" w:color="auto" w:fill="C1F0C7" w:themeFill="accent3" w:themeFillTint="33"/>
             <w:vAlign w:val="center"/>
-            <w:hideMark/>
-          </w:tcPr>
-          <w:p>
-            <w:pPr>
-              <w:spacing w:after="160" w:line="276" w:lineRule="auto"/>
-              <w:ind w:right="-455"/>
-              <w:rPr>
-                <w:rFonts w:ascii="Arial Nova Cond Light" w:hAnsi="Arial Nova Cond Light" w:cs="Times New Roman"/>
-                <w:b/>
-                <w:bCs/>
-                <w:color w:val="000000" w:themeColor="text1"/>
-              </w:rPr>
-            </w:pPr>
-            <w:r>
-              <w:rPr>
-                <w:rFonts w:ascii="Arial Nova Cond Light" w:hAnsi="Arial Nova Cond Light" w:cs="Times New Roman"/>
-                <w:b/>
-                <w:bCs/>
-                <w:color w:val="000000" w:themeColor="text1"/>
-              </w:rPr>
-              <w:t>SITUACIÓN SIGNIFICATIVA</w:t>
+          </w:tcPr>
+          <w:p>
+            <w:pPr>
+              <w:pStyle w:val="Prrafodelista"/>
+              <w:ind w:left="0"/>
+              <w:jc w:val="center"/>
+              <w:rPr>
+                <w:rFonts w:ascii="Arial Nova Cond" w:hAnsi="Arial Nova Cond" w:cs="Times New Roman"/>
+                <w:b/>
+                <w:bCs/>
+                <w:color w:val="000000" w:themeColor="text1"/>
+                <w:sz w:val="20"/>
+                <w:szCs w:val="20"/>
+              </w:rPr>
+            </w:pPr>
+            <w:r>
+              <w:rPr>
+                <w:rFonts w:ascii="Arial Nova Cond" w:hAnsi="Arial Nova Cond" w:cs="Times New Roman"/>
+                <w:b/>
+                <w:bCs/>
+                <w:color w:val="000000" w:themeColor="text1"/>
+                <w:sz w:val="20"/>
+                <w:szCs w:val="20"/>
+              </w:rPr>
+              <w:t>SITUACIÓN SIGNIF</w:t>
+            </w:r>
+            <w:r>
+              <w:rPr>
+                <w:rFonts w:ascii="Arial Nova Cond" w:hAnsi="Arial Nova Cond" w:cs="Times New Roman"/>
+                <w:b/>
+                <w:bCs/>
+                <w:color w:val="000000" w:themeColor="text1"/>
+                <w:sz w:val="20"/>
+                <w:szCs w:val="20"/>
+              </w:rPr>
+              <w:t>I</w:t>
+            </w:r>
+            <w:r>
+              <w:rPr>
+                <w:rFonts w:ascii="Arial Nova Cond" w:hAnsi="Arial Nova Cond" w:cs="Times New Roman"/>
+                <w:b/>
+                <w:bCs/>
+                <w:color w:val="000000" w:themeColor="text1"/>
+                <w:sz w:val="20"/>
+                <w:szCs w:val="20"/>
+              </w:rPr>
+              <w:t>CATIVA</w:t>
             </w:r>
           </w:p>
         </w:tc>
         <w:tc>
           <w:tcPr>
             <w:tcW w:w="2015" w:type="dxa"/>
-            <w:tcBorders>
-              <w:top w:val="double" w:sz="4" w:space="0" w:color="47D459" w:themeColor="accent3" w:themeTint="99"/>
-              <w:left w:val="double" w:sz="4" w:space="0" w:color="47D459" w:themeColor="accent3" w:themeTint="99"/>
-              <w:bottom w:val="double" w:sz="4" w:space="0" w:color="47D459" w:themeColor="accent3" w:themeTint="99"/>
-              <w:right w:val="double" w:sz="4" w:space="0" w:color="47D459" w:themeColor="accent3" w:themeTint="99"/>
-            </w:tcBorders>
             <w:shd w:val="clear" w:color="auto" w:fill="C1F0C7" w:themeFill="accent3" w:themeFillTint="33"/>
             <w:vAlign w:val="center"/>
-            <w:hideMark/>
-          </w:tcPr>
-          <w:p>
-            <w:pPr>
-              <w:spacing w:after="160" w:line="276" w:lineRule="auto"/>
-              <w:ind w:right="-455"/>
-              <w:rPr>
-                <w:rFonts w:ascii="Arial Nova Cond Light" w:hAnsi="Arial Nova Cond Light" w:cs="Times New Roman"/>
-                <w:b/>
-                <w:bCs/>
-                <w:color w:val="000000" w:themeColor="text1"/>
-              </w:rPr>
-            </w:pPr>
-            <w:r>
-              <w:rPr>
-                <w:rFonts w:ascii="Arial Nova Cond Light" w:hAnsi="Arial Nova Cond Light" w:cs="Times New Roman"/>
-                <w:b/>
-                <w:bCs/>
-                <w:color w:val="000000" w:themeColor="text1"/>
-              </w:rPr>
-              <w:t>TÍTULO DE LA UNIDAD DIDÁCTICA.</w:t>
+          </w:tcPr>
+          <w:p>
+            <w:pPr>
+              <w:pStyle w:val="Prrafodelista"/>
+              <w:ind w:left="0"/>
+              <w:jc w:val="center"/>
+              <w:rPr>
+                <w:rFonts w:ascii="Arial Nova Cond" w:hAnsi="Arial Nova Cond" w:cs="Times New Roman"/>
+                <w:b/>
+                <w:bCs/>
+                <w:color w:val="000000" w:themeColor="text1"/>
+                <w:sz w:val="20"/>
+                <w:szCs w:val="20"/>
+              </w:rPr>
+            </w:pPr>
+            <w:r>
+              <w:rPr>
+                <w:rFonts w:ascii="Arial Nova Cond" w:hAnsi="Arial Nova Cond" w:cs="Times New Roman"/>
+                <w:b/>
+                <w:bCs/>
+                <w:color w:val="000000" w:themeColor="text1"/>
+                <w:sz w:val="20"/>
+                <w:szCs w:val="20"/>
+              </w:rPr>
+              <w:t>TÍTULO DE LA UNIDAD DID</w:t>
+            </w:r>
+            <w:r>
+              <w:rPr>
+                <w:rFonts w:ascii="Arial Nova Cond" w:hAnsi="Arial Nova Cond" w:cs="Times New Roman"/>
+                <w:b/>
+                <w:bCs/>
+                <w:color w:val="000000" w:themeColor="text1"/>
+                <w:sz w:val="20"/>
+                <w:szCs w:val="20"/>
+              </w:rPr>
+              <w:t>Á</w:t>
+            </w:r>
+            <w:r>
+              <w:rPr>
+                <w:rFonts w:ascii="Arial Nova Cond" w:hAnsi="Arial Nova Cond" w:cs="Times New Roman"/>
+                <w:b/>
+                <w:bCs/>
+                <w:color w:val="000000" w:themeColor="text1"/>
+                <w:sz w:val="20"/>
+                <w:szCs w:val="20"/>
+              </w:rPr>
+              <w:t>CTICA</w:t>
+            </w:r>
+            <w:r>
+              <w:rPr>
+                <w:rFonts w:ascii="Arial Nova Cond" w:hAnsi="Arial Nova Cond" w:cs="Times New Roman"/>
+                <w:b/>
+                <w:bCs/>
+                <w:color w:val="000000" w:themeColor="text1"/>
+                <w:sz w:val="20"/>
+                <w:szCs w:val="20"/>
+              </w:rPr>
+              <w:t>.</w:t>
             </w:r>
           </w:p>
         </w:tc>
         <w:tc>
           <w:tcPr>
             <w:tcW w:w="1634" w:type="dxa"/>
-            <w:tcBorders>
-              <w:top w:val="double" w:sz="4" w:space="0" w:color="47D459" w:themeColor="accent3" w:themeTint="99"/>
-              <w:left w:val="double" w:sz="4" w:space="0" w:color="47D459" w:themeColor="accent3" w:themeTint="99"/>
-              <w:bottom w:val="double" w:sz="4" w:space="0" w:color="47D459" w:themeColor="accent3" w:themeTint="99"/>
-              <w:right w:val="double" w:sz="4" w:space="0" w:color="47D459" w:themeColor="accent3" w:themeTint="99"/>
-            </w:tcBorders>
             <w:shd w:val="clear" w:color="auto" w:fill="C1F0C7" w:themeFill="accent3" w:themeFillTint="33"/>
             <w:vAlign w:val="center"/>
-            <w:hideMark/>
-          </w:tcPr>
-          <w:p>
-            <w:pPr>
-              <w:spacing w:after="160" w:line="276" w:lineRule="auto"/>
-              <w:ind w:right="-455"/>
-              <w:rPr>
-                <w:rFonts w:ascii="Arial Nova Cond Light" w:hAnsi="Arial Nova Cond Light" w:cs="Times New Roman"/>
-                <w:b/>
-                <w:bCs/>
-                <w:color w:val="000000" w:themeColor="text1"/>
-              </w:rPr>
-            </w:pPr>
-            <w:r>
-              <w:rPr>
-                <w:rFonts w:ascii="Arial Nova Cond Light" w:hAnsi="Arial Nova Cond Light" w:cs="Times New Roman"/>
-                <w:b/>
-                <w:bCs/>
-                <w:color w:val="000000" w:themeColor="text1"/>
+          </w:tcPr>
+          <w:p>
+            <w:pPr>
+              <w:pStyle w:val="Prrafodelista"/>
+              <w:ind w:left="0"/>
+              <w:jc w:val="center"/>
+              <w:rPr>
+                <w:rFonts w:ascii="Arial Nova Cond" w:hAnsi="Arial Nova Cond" w:cs="Times New Roman"/>
+                <w:b/>
+                <w:bCs/>
+                <w:color w:val="000000" w:themeColor="text1"/>
+                <w:sz w:val="20"/>
+                <w:szCs w:val="20"/>
+              </w:rPr>
+            </w:pPr>
+            <w:r>
+              <w:rPr>
+                <w:rFonts w:ascii="Arial Nova Cond" w:hAnsi="Arial Nova Cond" w:cs="Times New Roman"/>
+                <w:b/>
+                <w:bCs/>
+                <w:color w:val="000000" w:themeColor="text1"/>
+                <w:sz w:val="20"/>
+                <w:szCs w:val="20"/>
               </w:rPr>
               <w:t>COMPETENCIAS</w:t>
             </w:r>
@@ -10448,33 +10492,31 @@
         <w:tc>
           <w:tcPr>
             <w:tcW w:w="1337" w:type="dxa"/>
-            <w:tcBorders>
-              <w:top w:val="double" w:sz="4" w:space="0" w:color="47D459" w:themeColor="accent3" w:themeTint="99"/>
-              <w:left w:val="double" w:sz="4" w:space="0" w:color="47D459" w:themeColor="accent3" w:themeTint="99"/>
-              <w:bottom w:val="double" w:sz="4" w:space="0" w:color="47D459" w:themeColor="accent3" w:themeTint="99"/>
-              <w:right w:val="double" w:sz="4" w:space="0" w:color="47D459" w:themeColor="accent3" w:themeTint="99"/>
-            </w:tcBorders>
             <w:shd w:val="clear" w:color="auto" w:fill="C1F0C7" w:themeFill="accent3" w:themeFillTint="33"/>
             <w:vAlign w:val="center"/>
-            <w:hideMark/>
-          </w:tcPr>
-          <w:p>
-            <w:pPr>
-              <w:spacing w:after="160" w:line="276" w:lineRule="auto"/>
-              <w:ind w:right="-455"/>
-              <w:rPr>
-                <w:rFonts w:ascii="Arial Nova Cond Light" w:hAnsi="Arial Nova Cond Light" w:cs="Times New Roman"/>
-                <w:b/>
-                <w:bCs/>
-                <w:color w:val="000000" w:themeColor="text1"/>
-              </w:rPr>
-            </w:pPr>
-            <w:r>
-              <w:rPr>
-                <w:rFonts w:ascii="Arial Nova Cond Light" w:hAnsi="Arial Nova Cond Light" w:cs="Times New Roman"/>
-                <w:b/>
-                <w:bCs/>
-                <w:color w:val="000000" w:themeColor="text1"/>
+          </w:tcPr>
+          <w:p>
+            <w:pPr>
+              <w:pStyle w:val="Prrafodelista"/>
+              <w:ind w:left="0"/>
+              <w:jc w:val="center"/>
+              <w:rPr>
+                <w:rFonts w:ascii="Arial Nova Cond" w:hAnsi="Arial Nova Cond" w:cs="Times New Roman"/>
+                <w:b/>
+                <w:bCs/>
+                <w:color w:val="000000" w:themeColor="text1"/>
+                <w:sz w:val="20"/>
+                <w:szCs w:val="20"/>
+              </w:rPr>
+            </w:pPr>
+            <w:r>
+              <w:rPr>
+                <w:rFonts w:ascii="Arial Nova Cond" w:hAnsi="Arial Nova Cond" w:cs="Times New Roman"/>
+                <w:b/>
+                <w:bCs/>
+                <w:color w:val="000000" w:themeColor="text1"/>
+                <w:sz w:val="20"/>
+                <w:szCs w:val="20"/>
               </w:rPr>
               <w:t>PRODUCTO</w:t>
             </w:r>
@@ -10490,33 +10532,35 @@
           <w:tcPr>
             <w:tcW w:w="875" w:type="dxa"/>
             <w:vMerge w:val="restart"/>
-            <w:tcBorders>
-              <w:top w:val="double" w:sz="4" w:space="0" w:color="47D459" w:themeColor="accent3" w:themeTint="99"/>
-              <w:left w:val="double" w:sz="4" w:space="0" w:color="47D459" w:themeColor="accent3" w:themeTint="99"/>
-              <w:bottom w:val="double" w:sz="4" w:space="0" w:color="47D459" w:themeColor="accent3" w:themeTint="99"/>
-              <w:right w:val="double" w:sz="4" w:space="0" w:color="47D459" w:themeColor="accent3" w:themeTint="99"/>
-            </w:tcBorders>
-            <w:vAlign w:val="center"/>
-            <w:hideMark/>
-          </w:tcPr>
-          <w:p>
-            <w:pPr>
-              <w:spacing w:after="160" w:line="276" w:lineRule="auto"/>
-              <w:ind w:right="-455"/>
-              <w:rPr>
-                <w:rFonts w:ascii="Arial Nova Cond Light" w:hAnsi="Arial Nova Cond Light" w:cs="Times New Roman"/>
-                <w:b/>
-                <w:bCs/>
-                <w:color w:val="000000" w:themeColor="text1"/>
+            <w:vAlign w:val="center"/>
+          </w:tcPr>
+          <w:p>
+            <w:pPr>
+              <w:pStyle w:val="Prrafodelista"/>
+              <w:tabs>
+                <w:tab w:val="left" w:pos="0"/>
+                <w:tab w:val="left" w:pos="142"/>
+                <w:tab w:val="left" w:pos="284"/>
+              </w:tabs>
+              <w:spacing w:line="276" w:lineRule="auto"/>
+              <w:ind w:left="0"/>
+              <w:jc w:val="center"/>
+              <w:rPr>
+                <w:rFonts w:ascii="Arial Nova Cond" w:eastAsia="Calibri" w:hAnsi="Arial Nova Cond" w:cs="Times New Roman"/>
+                <w:b/>
+                <w:bCs/>
+                <w:sz w:val="20"/>
+                <w:szCs w:val="20"/>
                 <w:lang w:val="es-ES_tradnl"/>
               </w:rPr>
             </w:pPr>
             <w:r>
               <w:rPr>
-                <w:rFonts w:ascii="Arial Nova Cond Light" w:hAnsi="Arial Nova Cond Light" w:cs="Times New Roman"/>
-                <w:b/>
-                <w:bCs/>
-                <w:color w:val="000000" w:themeColor="text1"/>
+                <w:rFonts w:ascii="Arial Nova Cond" w:eastAsia="Calibri" w:hAnsi="Arial Nova Cond" w:cs="Times New Roman"/>
+                <w:b/>
+                <w:bCs/>
+                <w:sz w:val="20"/>
+                <w:szCs w:val="20"/>
                 <w:lang w:val="es-ES_tradnl"/>
               </w:rPr>
               <w:t>I</w:t>
@@ -10526,33 +10570,35 @@
         <w:tc>
           <w:tcPr>
             <w:tcW w:w="1095" w:type="dxa"/>
-            <w:tcBorders>
-              <w:top w:val="double" w:sz="4" w:space="0" w:color="47D459" w:themeColor="accent3" w:themeTint="99"/>
-              <w:left w:val="double" w:sz="4" w:space="0" w:color="47D459" w:themeColor="accent3" w:themeTint="99"/>
-              <w:bottom w:val="double" w:sz="4" w:space="0" w:color="47D459" w:themeColor="accent3" w:themeTint="99"/>
-              <w:right w:val="double" w:sz="4" w:space="0" w:color="47D459" w:themeColor="accent3" w:themeTint="99"/>
-            </w:tcBorders>
-            <w:vAlign w:val="center"/>
-            <w:hideMark/>
-          </w:tcPr>
-          <w:p>
-            <w:pPr>
-              <w:spacing w:after="160" w:line="276" w:lineRule="auto"/>
-              <w:ind w:right="-455"/>
-              <w:rPr>
-                <w:rFonts w:ascii="Arial Nova Cond Light" w:hAnsi="Arial Nova Cond Light" w:cs="Times New Roman"/>
-                <w:b/>
-                <w:bCs/>
-                <w:color w:val="000000" w:themeColor="text1"/>
+            <w:vAlign w:val="center"/>
+          </w:tcPr>
+          <w:p>
+            <w:pPr>
+              <w:pStyle w:val="Prrafodelista"/>
+              <w:tabs>
+                <w:tab w:val="left" w:pos="0"/>
+                <w:tab w:val="left" w:pos="142"/>
+                <w:tab w:val="left" w:pos="284"/>
+              </w:tabs>
+              <w:spacing w:line="276" w:lineRule="auto"/>
+              <w:ind w:left="0"/>
+              <w:jc w:val="center"/>
+              <w:rPr>
+                <w:rFonts w:ascii="Arial Nova Cond" w:eastAsia="Calibri" w:hAnsi="Arial Nova Cond" w:cs="Times New Roman"/>
+                <w:b/>
+                <w:bCs/>
+                <w:sz w:val="20"/>
+                <w:szCs w:val="20"/>
                 <w:lang w:val="es-ES_tradnl"/>
               </w:rPr>
             </w:pPr>
             <w:r>
               <w:rPr>
-                <w:rFonts w:ascii="Arial Nova Cond Light" w:hAnsi="Arial Nova Cond Light" w:cs="Times New Roman"/>
-                <w:b/>
-                <w:bCs/>
-                <w:color w:val="000000" w:themeColor="text1"/>
+                <w:rFonts w:ascii="Arial Nova Cond" w:eastAsia="Calibri" w:hAnsi="Arial Nova Cond" w:cs="Times New Roman"/>
+                <w:b/>
+                <w:bCs/>
+                <w:sz w:val="20"/>
+                <w:szCs w:val="20"/>
                 <w:lang w:val="es-ES_tradnl"/>
               </w:rPr>
               <w:t>U 0</w:t>
@@ -10562,33 +10608,31 @@
         <w:tc>
           <w:tcPr>
             <w:tcW w:w="1726" w:type="dxa"/>
-            <w:tcBorders>
-              <w:top w:val="double" w:sz="4" w:space="0" w:color="47D459" w:themeColor="accent3" w:themeTint="99"/>
-              <w:left w:val="double" w:sz="4" w:space="0" w:color="47D459" w:themeColor="accent3" w:themeTint="99"/>
-              <w:bottom w:val="double" w:sz="4" w:space="0" w:color="47D459" w:themeColor="accent3" w:themeTint="99"/>
-              <w:right w:val="double" w:sz="4" w:space="0" w:color="47D459" w:themeColor="accent3" w:themeTint="99"/>
-            </w:tcBorders>
-            <w:vAlign w:val="center"/>
-            <w:hideMark/>
-          </w:tcPr>
-          <w:p>
-            <w:pPr>
-              <w:spacing w:after="160" w:line="276" w:lineRule="auto"/>
-              <w:ind w:right="-455"/>
-              <w:rPr>
-                <w:rFonts w:ascii="Arial Nova Cond Light" w:hAnsi="Arial Nova Cond Light" w:cs="Times New Roman"/>
-                <w:b/>
-                <w:bCs/>
-                <w:color w:val="000000" w:themeColor="text1"/>
+            <w:vAlign w:val="center"/>
+          </w:tcPr>
+          <w:p>
+            <w:pPr>
+              <w:pStyle w:val="Prrafodelista"/>
+              <w:tabs>
+                <w:tab w:val="left" w:pos="0"/>
+                <w:tab w:val="left" w:pos="142"/>
+                <w:tab w:val="left" w:pos="284"/>
+              </w:tabs>
+              <w:spacing w:line="276" w:lineRule="auto"/>
+              <w:ind w:left="0"/>
+              <w:jc w:val="both"/>
+              <w:rPr>
+                <w:rFonts w:ascii="Arial Nova Cond" w:eastAsia="Calibri" w:hAnsi="Arial Nova Cond" w:cs="Times New Roman"/>
+                <w:sz w:val="20"/>
+                <w:szCs w:val="20"/>
                 <w:lang w:val="es-ES_tradnl"/>
               </w:rPr>
             </w:pPr>
             <w:r>
               <w:rPr>
-                <w:rFonts w:ascii="Arial Nova Cond Light" w:hAnsi="Arial Nova Cond Light" w:cs="Times New Roman"/>
-                <w:b/>
-                <w:bCs/>
-                <w:color w:val="000000" w:themeColor="text1"/>
+                <w:rFonts w:ascii="Arial Nova Cond" w:eastAsia="Calibri" w:hAnsi="Arial Nova Cond" w:cs="Times New Roman"/>
+                <w:sz w:val="20"/>
+                <w:szCs w:val="20"/>
                 <w:lang w:val="es-ES_tradnl"/>
               </w:rPr>
               <w:t>{{problemapotencialidad0}}</w:t>
@@ -10598,33 +10642,31 @@
         <w:tc>
           <w:tcPr>
             <w:tcW w:w="6169" w:type="dxa"/>
-            <w:tcBorders>
-              <w:top w:val="double" w:sz="4" w:space="0" w:color="47D459" w:themeColor="accent3" w:themeTint="99"/>
-              <w:left w:val="double" w:sz="4" w:space="0" w:color="47D459" w:themeColor="accent3" w:themeTint="99"/>
-              <w:bottom w:val="double" w:sz="4" w:space="0" w:color="47D459" w:themeColor="accent3" w:themeTint="99"/>
-              <w:right w:val="double" w:sz="4" w:space="0" w:color="47D459" w:themeColor="accent3" w:themeTint="99"/>
-            </w:tcBorders>
-            <w:vAlign w:val="center"/>
-            <w:hideMark/>
-          </w:tcPr>
-          <w:p>
-            <w:pPr>
-              <w:spacing w:after="160" w:line="276" w:lineRule="auto"/>
-              <w:ind w:right="-455"/>
-              <w:rPr>
-                <w:rFonts w:ascii="Arial Nova Cond Light" w:hAnsi="Arial Nova Cond Light" w:cs="Times New Roman"/>
-                <w:b/>
-                <w:bCs/>
-                <w:color w:val="000000" w:themeColor="text1"/>
+            <w:vAlign w:val="center"/>
+          </w:tcPr>
+          <w:p>
+            <w:pPr>
+              <w:pStyle w:val="Prrafodelista"/>
+              <w:tabs>
+                <w:tab w:val="left" w:pos="0"/>
+                <w:tab w:val="left" w:pos="142"/>
+                <w:tab w:val="left" w:pos="284"/>
+              </w:tabs>
+              <w:spacing w:line="276" w:lineRule="auto"/>
+              <w:ind w:left="0"/>
+              <w:jc w:val="both"/>
+              <w:rPr>
+                <w:rFonts w:ascii="Arial Nova Cond" w:eastAsia="Calibri" w:hAnsi="Arial Nova Cond" w:cs="Times New Roman"/>
+                <w:sz w:val="20"/>
+                <w:szCs w:val="20"/>
                 <w:lang w:val="es-ES_tradnl"/>
               </w:rPr>
             </w:pPr>
             <w:r>
               <w:rPr>
-                <w:rFonts w:ascii="Arial Nova Cond Light" w:hAnsi="Arial Nova Cond Light" w:cs="Times New Roman"/>
-                <w:b/>
-                <w:bCs/>
-                <w:color w:val="000000" w:themeColor="text1"/>
+                <w:rFonts w:ascii="Arial Nova Cond" w:eastAsia="Calibri" w:hAnsi="Arial Nova Cond" w:cs="Times New Roman"/>
+                <w:sz w:val="20"/>
+                <w:szCs w:val="20"/>
                 <w:lang w:val="es-ES_tradnl"/>
               </w:rPr>
               <w:t>{{situacionsignificativa0}}</w:t>
@@ -10634,32 +10676,29 @@
         <w:tc>
           <w:tcPr>
             <w:tcW w:w="2015" w:type="dxa"/>
-            <w:tcBorders>
-              <w:top w:val="double" w:sz="4" w:space="0" w:color="47D459" w:themeColor="accent3" w:themeTint="99"/>
-              <w:left w:val="double" w:sz="4" w:space="0" w:color="47D459" w:themeColor="accent3" w:themeTint="99"/>
-              <w:bottom w:val="double" w:sz="4" w:space="0" w:color="47D459" w:themeColor="accent3" w:themeTint="99"/>
-              <w:right w:val="double" w:sz="4" w:space="0" w:color="47D459" w:themeColor="accent3" w:themeTint="99"/>
-            </w:tcBorders>
-            <w:vAlign w:val="center"/>
-            <w:hideMark/>
-          </w:tcPr>
-          <w:p>
-            <w:pPr>
-              <w:spacing w:after="160" w:line="276" w:lineRule="auto"/>
-              <w:ind w:right="-455"/>
-              <w:rPr>
-                <w:rFonts w:ascii="Arial Nova Cond Light" w:hAnsi="Arial Nova Cond Light" w:cs="Times New Roman"/>
-                <w:b/>
-                <w:bCs/>
-                <w:color w:val="000000" w:themeColor="text1"/>
-              </w:rPr>
-            </w:pPr>
-            <w:r>
-              <w:rPr>
-                <w:rFonts w:ascii="Arial Nova Cond Light" w:hAnsi="Arial Nova Cond Light" w:cs="Times New Roman"/>
-                <w:b/>
-                <w:bCs/>
-                <w:color w:val="000000" w:themeColor="text1"/>
+            <w:vAlign w:val="center"/>
+          </w:tcPr>
+          <w:p>
+            <w:pPr>
+              <w:autoSpaceDE w:val="0"/>
+              <w:autoSpaceDN w:val="0"/>
+              <w:adjustRightInd w:val="0"/>
+              <w:jc w:val="center"/>
+              <w:rPr>
+                <w:rFonts w:ascii="Arial Nova Cond" w:hAnsi="Arial Nova Cond" w:cs="Arial"/>
+                <w:color w:val="000000"/>
+                <w:kern w:val="0"/>
+                <w:sz w:val="20"/>
+                <w:szCs w:val="20"/>
+              </w:rPr>
+            </w:pPr>
+            <w:r>
+              <w:rPr>
+                <w:rFonts w:ascii="Arial Nova Cond" w:hAnsi="Arial Nova Cond" w:cs="Arial"/>
+                <w:color w:val="000000"/>
+                <w:kern w:val="0"/>
+                <w:sz w:val="20"/>
+                <w:szCs w:val="20"/>
               </w:rPr>
               <w:t>{{titulosituacionsignificativa0}}</w:t>
             </w:r>
@@ -10668,32 +10707,29 @@
         <w:tc>
           <w:tcPr>
             <w:tcW w:w="1634" w:type="dxa"/>
-            <w:tcBorders>
-              <w:top w:val="double" w:sz="4" w:space="0" w:color="47D459" w:themeColor="accent3" w:themeTint="99"/>
-              <w:left w:val="double" w:sz="4" w:space="0" w:color="47D459" w:themeColor="accent3" w:themeTint="99"/>
-              <w:bottom w:val="double" w:sz="4" w:space="0" w:color="47D459" w:themeColor="accent3" w:themeTint="99"/>
-              <w:right w:val="double" w:sz="4" w:space="0" w:color="47D459" w:themeColor="accent3" w:themeTint="99"/>
-            </w:tcBorders>
-            <w:vAlign w:val="center"/>
-            <w:hideMark/>
-          </w:tcPr>
-          <w:p>
-            <w:pPr>
-              <w:spacing w:after="160" w:line="276" w:lineRule="auto"/>
-              <w:ind w:right="-455"/>
-              <w:rPr>
-                <w:rFonts w:ascii="Arial Nova Cond Light" w:hAnsi="Arial Nova Cond Light" w:cs="Times New Roman"/>
-                <w:b/>
-                <w:bCs/>
-                <w:color w:val="000000" w:themeColor="text1"/>
-              </w:rPr>
-            </w:pPr>
-            <w:r>
-              <w:rPr>
-                <w:rFonts w:ascii="Arial Nova Cond Light" w:hAnsi="Arial Nova Cond Light" w:cs="Times New Roman"/>
-                <w:b/>
-                <w:bCs/>
-                <w:color w:val="000000" w:themeColor="text1"/>
+            <w:vAlign w:val="center"/>
+          </w:tcPr>
+          <w:p>
+            <w:pPr>
+              <w:autoSpaceDE w:val="0"/>
+              <w:autoSpaceDN w:val="0"/>
+              <w:adjustRightInd w:val="0"/>
+              <w:jc w:val="both"/>
+              <w:rPr>
+                <w:rFonts w:ascii="Arial Nova Cond" w:hAnsi="Arial Nova Cond" w:cs="Arial"/>
+                <w:color w:val="000000"/>
+                <w:kern w:val="0"/>
+                <w:sz w:val="20"/>
+                <w:szCs w:val="20"/>
+              </w:rPr>
+            </w:pPr>
+            <w:r>
+              <w:rPr>
+                <w:rFonts w:ascii="Arial Nova Cond" w:hAnsi="Arial Nova Cond" w:cs="Arial"/>
+                <w:color w:val="000000"/>
+                <w:kern w:val="0"/>
+                <w:sz w:val="20"/>
+                <w:szCs w:val="20"/>
               </w:rPr>
               <w:t>{{competencias0}}</w:t>
             </w:r>
@@ -10702,32 +10738,29 @@
         <w:tc>
           <w:tcPr>
             <w:tcW w:w="1337" w:type="dxa"/>
-            <w:tcBorders>
-              <w:top w:val="double" w:sz="4" w:space="0" w:color="47D459" w:themeColor="accent3" w:themeTint="99"/>
-              <w:left w:val="double" w:sz="4" w:space="0" w:color="47D459" w:themeColor="accent3" w:themeTint="99"/>
-              <w:bottom w:val="double" w:sz="4" w:space="0" w:color="47D459" w:themeColor="accent3" w:themeTint="99"/>
-              <w:right w:val="double" w:sz="4" w:space="0" w:color="47D459" w:themeColor="accent3" w:themeTint="99"/>
-            </w:tcBorders>
-            <w:vAlign w:val="center"/>
-            <w:hideMark/>
-          </w:tcPr>
-          <w:p>
-            <w:pPr>
-              <w:spacing w:after="160" w:line="276" w:lineRule="auto"/>
-              <w:ind w:right="-455"/>
-              <w:rPr>
-                <w:rFonts w:ascii="Arial Nova Cond Light" w:hAnsi="Arial Nova Cond Light" w:cs="Times New Roman"/>
-                <w:b/>
-                <w:bCs/>
-                <w:color w:val="000000" w:themeColor="text1"/>
-              </w:rPr>
-            </w:pPr>
-            <w:r>
-              <w:rPr>
-                <w:rFonts w:ascii="Arial Nova Cond Light" w:hAnsi="Arial Nova Cond Light" w:cs="Times New Roman"/>
-                <w:b/>
-                <w:bCs/>
-                <w:color w:val="000000" w:themeColor="text1"/>
+            <w:vAlign w:val="center"/>
+          </w:tcPr>
+          <w:p>
+            <w:pPr>
+              <w:autoSpaceDE w:val="0"/>
+              <w:autoSpaceDN w:val="0"/>
+              <w:adjustRightInd w:val="0"/>
+              <w:jc w:val="center"/>
+              <w:rPr>
+                <w:rFonts w:ascii="Arial Nova Cond" w:hAnsi="Arial Nova Cond" w:cs="Arial"/>
+                <w:color w:val="000000"/>
+                <w:kern w:val="0"/>
+                <w:sz w:val="20"/>
+                <w:szCs w:val="20"/>
+              </w:rPr>
+            </w:pPr>
+            <w:r>
+              <w:rPr>
+                <w:rFonts w:ascii="Arial Nova Cond" w:hAnsi="Arial Nova Cond" w:cs="Arial"/>
+                <w:color w:val="000000"/>
+                <w:kern w:val="0"/>
+                <w:sz w:val="20"/>
+                <w:szCs w:val="20"/>
               </w:rPr>
               <w:t>{{producto0}}</w:t>
             </w:r>
@@ -10743,24 +10776,25 @@
           <w:tcPr>
             <w:tcW w:w="875" w:type="dxa"/>
             <w:vMerge/>
-            <w:tcBorders>
-              <w:top w:val="double" w:sz="4" w:space="0" w:color="47D459" w:themeColor="accent3" w:themeTint="99"/>
-              <w:left w:val="double" w:sz="4" w:space="0" w:color="47D459" w:themeColor="accent3" w:themeTint="99"/>
-              <w:bottom w:val="double" w:sz="4" w:space="0" w:color="47D459" w:themeColor="accent3" w:themeTint="99"/>
-              <w:right w:val="double" w:sz="4" w:space="0" w:color="47D459" w:themeColor="accent3" w:themeTint="99"/>
-            </w:tcBorders>
-            <w:vAlign w:val="center"/>
-            <w:hideMark/>
-          </w:tcPr>
-          <w:p>
-            <w:pPr>
-              <w:spacing w:after="160" w:line="276" w:lineRule="auto"/>
-              <w:ind w:right="-455"/>
-              <w:rPr>
-                <w:rFonts w:ascii="Arial Nova Cond Light" w:hAnsi="Arial Nova Cond Light" w:cs="Times New Roman"/>
-                <w:b/>
-                <w:bCs/>
-                <w:color w:val="000000" w:themeColor="text1"/>
+            <w:vAlign w:val="center"/>
+          </w:tcPr>
+          <w:p>
+            <w:pPr>
+              <w:pStyle w:val="Prrafodelista"/>
+              <w:tabs>
+                <w:tab w:val="left" w:pos="0"/>
+                <w:tab w:val="left" w:pos="142"/>
+                <w:tab w:val="left" w:pos="284"/>
+              </w:tabs>
+              <w:spacing w:line="276" w:lineRule="auto"/>
+              <w:ind w:left="0"/>
+              <w:jc w:val="center"/>
+              <w:rPr>
+                <w:rFonts w:ascii="Arial Nova Cond" w:eastAsia="Calibri" w:hAnsi="Arial Nova Cond" w:cs="Times New Roman"/>
+                <w:b/>
+                <w:bCs/>
+                <w:sz w:val="20"/>
+                <w:szCs w:val="20"/>
                 <w:lang w:val="es-ES_tradnl"/>
               </w:rPr>
             </w:pPr>
@@ -10769,33 +10803,35 @@
         <w:tc>
           <w:tcPr>
             <w:tcW w:w="1095" w:type="dxa"/>
-            <w:tcBorders>
-              <w:top w:val="double" w:sz="4" w:space="0" w:color="47D459" w:themeColor="accent3" w:themeTint="99"/>
-              <w:left w:val="double" w:sz="4" w:space="0" w:color="47D459" w:themeColor="accent3" w:themeTint="99"/>
-              <w:bottom w:val="double" w:sz="4" w:space="0" w:color="47D459" w:themeColor="accent3" w:themeTint="99"/>
-              <w:right w:val="double" w:sz="4" w:space="0" w:color="47D459" w:themeColor="accent3" w:themeTint="99"/>
-            </w:tcBorders>
-            <w:vAlign w:val="center"/>
-            <w:hideMark/>
-          </w:tcPr>
-          <w:p>
-            <w:pPr>
-              <w:spacing w:after="160" w:line="276" w:lineRule="auto"/>
-              <w:ind w:right="-455"/>
-              <w:rPr>
-                <w:rFonts w:ascii="Arial Nova Cond Light" w:hAnsi="Arial Nova Cond Light" w:cs="Times New Roman"/>
-                <w:b/>
-                <w:bCs/>
-                <w:color w:val="000000" w:themeColor="text1"/>
+            <w:vAlign w:val="center"/>
+          </w:tcPr>
+          <w:p>
+            <w:pPr>
+              <w:pStyle w:val="Prrafodelista"/>
+              <w:tabs>
+                <w:tab w:val="left" w:pos="0"/>
+                <w:tab w:val="left" w:pos="142"/>
+                <w:tab w:val="left" w:pos="284"/>
+              </w:tabs>
+              <w:spacing w:line="276" w:lineRule="auto"/>
+              <w:ind w:left="0"/>
+              <w:jc w:val="center"/>
+              <w:rPr>
+                <w:rFonts w:ascii="Arial Nova Cond" w:eastAsia="Calibri" w:hAnsi="Arial Nova Cond" w:cs="Times New Roman"/>
+                <w:b/>
+                <w:bCs/>
+                <w:sz w:val="20"/>
+                <w:szCs w:val="20"/>
                 <w:lang w:val="es-ES_tradnl"/>
               </w:rPr>
             </w:pPr>
             <w:r>
               <w:rPr>
-                <w:rFonts w:ascii="Arial Nova Cond Light" w:hAnsi="Arial Nova Cond Light" w:cs="Times New Roman"/>
-                <w:b/>
-                <w:bCs/>
-                <w:color w:val="000000" w:themeColor="text1"/>
+                <w:rFonts w:ascii="Arial Nova Cond" w:eastAsia="Calibri" w:hAnsi="Arial Nova Cond" w:cs="Times New Roman"/>
+                <w:b/>
+                <w:bCs/>
+                <w:sz w:val="20"/>
+                <w:szCs w:val="20"/>
                 <w:lang w:val="es-ES_tradnl"/>
               </w:rPr>
               <w:t>U 1</w:t>
@@ -10805,32 +10841,23 @@
         <w:tc>
           <w:tcPr>
             <w:tcW w:w="1726" w:type="dxa"/>
-            <w:tcBorders>
-              <w:top w:val="double" w:sz="4" w:space="0" w:color="47D459" w:themeColor="accent3" w:themeTint="99"/>
-              <w:left w:val="double" w:sz="4" w:space="0" w:color="47D459" w:themeColor="accent3" w:themeTint="99"/>
-              <w:bottom w:val="double" w:sz="4" w:space="0" w:color="47D459" w:themeColor="accent3" w:themeTint="99"/>
-              <w:right w:val="double" w:sz="4" w:space="0" w:color="47D459" w:themeColor="accent3" w:themeTint="99"/>
-            </w:tcBorders>
-            <w:vAlign w:val="center"/>
-            <w:hideMark/>
-          </w:tcPr>
-          <w:p>
-            <w:pPr>
-              <w:spacing w:after="160" w:line="276" w:lineRule="auto"/>
-              <w:ind w:right="-455"/>
-              <w:rPr>
-                <w:rFonts w:ascii="Arial Nova Cond Light" w:hAnsi="Arial Nova Cond Light" w:cs="Times New Roman"/>
-                <w:b/>
-                <w:bCs/>
-                <w:color w:val="000000" w:themeColor="text1"/>
-              </w:rPr>
-            </w:pPr>
-            <w:r>
-              <w:rPr>
-                <w:rFonts w:ascii="Arial Nova Cond Light" w:hAnsi="Arial Nova Cond Light" w:cs="Times New Roman"/>
-                <w:b/>
-                <w:bCs/>
-                <w:color w:val="000000" w:themeColor="text1"/>
+            <w:vAlign w:val="center"/>
+          </w:tcPr>
+          <w:p>
+            <w:pPr>
+              <w:pStyle w:val="NormalWeb"/>
+              <w:jc w:val="both"/>
+              <w:rPr>
+                <w:rFonts w:ascii="Arial Nova Cond" w:hAnsi="Arial Nova Cond"/>
+                <w:sz w:val="20"/>
+                <w:szCs w:val="20"/>
+              </w:rPr>
+            </w:pPr>
+            <w:r>
+              <w:rPr>
+                <w:rFonts w:ascii="Arial Nova Cond" w:eastAsia="Calibri" w:hAnsi="Arial Nova Cond"/>
+                <w:sz w:val="20"/>
+                <w:szCs w:val="20"/>
                 <w:lang w:val="es-ES_tradnl"/>
               </w:rPr>
               <w:t>{{problemapotencialidad1}}</w:t>
@@ -10840,33 +10867,31 @@
         <w:tc>
           <w:tcPr>
             <w:tcW w:w="6169" w:type="dxa"/>
-            <w:tcBorders>
-              <w:top w:val="double" w:sz="4" w:space="0" w:color="47D459" w:themeColor="accent3" w:themeTint="99"/>
-              <w:left w:val="double" w:sz="4" w:space="0" w:color="47D459" w:themeColor="accent3" w:themeTint="99"/>
-              <w:bottom w:val="double" w:sz="4" w:space="0" w:color="47D459" w:themeColor="accent3" w:themeTint="99"/>
-              <w:right w:val="double" w:sz="4" w:space="0" w:color="47D459" w:themeColor="accent3" w:themeTint="99"/>
-            </w:tcBorders>
-            <w:vAlign w:val="center"/>
-            <w:hideMark/>
-          </w:tcPr>
-          <w:p>
-            <w:pPr>
-              <w:spacing w:after="160" w:line="276" w:lineRule="auto"/>
-              <w:ind w:right="-455"/>
-              <w:rPr>
-                <w:rFonts w:ascii="Arial Nova Cond Light" w:hAnsi="Arial Nova Cond Light" w:cs="Times New Roman"/>
-                <w:b/>
-                <w:bCs/>
-                <w:color w:val="000000" w:themeColor="text1"/>
+            <w:vAlign w:val="center"/>
+          </w:tcPr>
+          <w:p>
+            <w:pPr>
+              <w:pStyle w:val="Prrafodelista"/>
+              <w:tabs>
+                <w:tab w:val="left" w:pos="0"/>
+                <w:tab w:val="left" w:pos="142"/>
+                <w:tab w:val="left" w:pos="284"/>
+              </w:tabs>
+              <w:spacing w:line="276" w:lineRule="auto"/>
+              <w:ind w:left="0"/>
+              <w:jc w:val="both"/>
+              <w:rPr>
+                <w:rFonts w:ascii="Arial Nova Cond" w:eastAsia="Calibri" w:hAnsi="Arial Nova Cond" w:cs="Times New Roman"/>
+                <w:sz w:val="20"/>
+                <w:szCs w:val="20"/>
                 <w:lang w:val="es-ES_tradnl"/>
               </w:rPr>
             </w:pPr>
             <w:r>
               <w:rPr>
-                <w:rFonts w:ascii="Arial Nova Cond Light" w:hAnsi="Arial Nova Cond Light" w:cs="Times New Roman"/>
-                <w:b/>
-                <w:bCs/>
-                <w:color w:val="000000" w:themeColor="text1"/>
+                <w:rFonts w:ascii="Arial Nova Cond" w:eastAsia="Calibri" w:hAnsi="Arial Nova Cond" w:cs="Times New Roman"/>
+                <w:sz w:val="20"/>
+                <w:szCs w:val="20"/>
                 <w:lang w:val="es-ES_tradnl"/>
               </w:rPr>
               <w:t>{{situacionsignificativa1}}</w:t>
@@ -10876,32 +10901,29 @@
         <w:tc>
           <w:tcPr>
             <w:tcW w:w="2015" w:type="dxa"/>
-            <w:tcBorders>
-              <w:top w:val="double" w:sz="4" w:space="0" w:color="47D459" w:themeColor="accent3" w:themeTint="99"/>
-              <w:left w:val="double" w:sz="4" w:space="0" w:color="47D459" w:themeColor="accent3" w:themeTint="99"/>
-              <w:bottom w:val="double" w:sz="4" w:space="0" w:color="47D459" w:themeColor="accent3" w:themeTint="99"/>
-              <w:right w:val="double" w:sz="4" w:space="0" w:color="47D459" w:themeColor="accent3" w:themeTint="99"/>
-            </w:tcBorders>
-            <w:vAlign w:val="center"/>
-            <w:hideMark/>
-          </w:tcPr>
-          <w:p>
-            <w:pPr>
-              <w:spacing w:after="160" w:line="276" w:lineRule="auto"/>
-              <w:ind w:right="-455"/>
-              <w:rPr>
-                <w:rFonts w:ascii="Arial Nova Cond Light" w:hAnsi="Arial Nova Cond Light" w:cs="Times New Roman"/>
-                <w:b/>
-                <w:bCs/>
-                <w:color w:val="000000" w:themeColor="text1"/>
-              </w:rPr>
-            </w:pPr>
-            <w:r>
-              <w:rPr>
-                <w:rFonts w:ascii="Arial Nova Cond Light" w:hAnsi="Arial Nova Cond Light" w:cs="Times New Roman"/>
-                <w:b/>
-                <w:bCs/>
-                <w:color w:val="000000" w:themeColor="text1"/>
+            <w:vAlign w:val="center"/>
+          </w:tcPr>
+          <w:p>
+            <w:pPr>
+              <w:autoSpaceDE w:val="0"/>
+              <w:autoSpaceDN w:val="0"/>
+              <w:adjustRightInd w:val="0"/>
+              <w:jc w:val="center"/>
+              <w:rPr>
+                <w:rFonts w:ascii="Arial Nova Cond" w:hAnsi="Arial Nova Cond" w:cs="Arial"/>
+                <w:color w:val="000000" w:themeColor="text1"/>
+                <w:kern w:val="0"/>
+                <w:sz w:val="20"/>
+                <w:szCs w:val="20"/>
+              </w:rPr>
+            </w:pPr>
+            <w:r>
+              <w:rPr>
+                <w:rFonts w:ascii="Arial Nova Cond" w:hAnsi="Arial Nova Cond" w:cs="Arial"/>
+                <w:color w:val="000000"/>
+                <w:kern w:val="0"/>
+                <w:sz w:val="20"/>
+                <w:szCs w:val="20"/>
               </w:rPr>
               <w:t>{{titulosituacionsignificativa1}}</w:t>
             </w:r>
@@ -10910,32 +10932,29 @@
         <w:tc>
           <w:tcPr>
             <w:tcW w:w="1634" w:type="dxa"/>
-            <w:tcBorders>
-              <w:top w:val="double" w:sz="4" w:space="0" w:color="47D459" w:themeColor="accent3" w:themeTint="99"/>
-              <w:left w:val="double" w:sz="4" w:space="0" w:color="47D459" w:themeColor="accent3" w:themeTint="99"/>
-              <w:bottom w:val="double" w:sz="4" w:space="0" w:color="47D459" w:themeColor="accent3" w:themeTint="99"/>
-              <w:right w:val="double" w:sz="4" w:space="0" w:color="47D459" w:themeColor="accent3" w:themeTint="99"/>
-            </w:tcBorders>
-            <w:vAlign w:val="center"/>
-            <w:hideMark/>
-          </w:tcPr>
-          <w:p>
-            <w:pPr>
-              <w:spacing w:after="160" w:line="276" w:lineRule="auto"/>
-              <w:ind w:right="-455"/>
-              <w:rPr>
-                <w:rFonts w:ascii="Arial Nova Cond Light" w:hAnsi="Arial Nova Cond Light" w:cs="Times New Roman"/>
-                <w:b/>
-                <w:bCs/>
-                <w:color w:val="000000" w:themeColor="text1"/>
-              </w:rPr>
-            </w:pPr>
-            <w:r>
-              <w:rPr>
-                <w:rFonts w:ascii="Arial Nova Cond Light" w:hAnsi="Arial Nova Cond Light" w:cs="Times New Roman"/>
-                <w:b/>
-                <w:bCs/>
-                <w:color w:val="000000" w:themeColor="text1"/>
+            <w:vAlign w:val="center"/>
+          </w:tcPr>
+          <w:p>
+            <w:pPr>
+              <w:autoSpaceDE w:val="0"/>
+              <w:autoSpaceDN w:val="0"/>
+              <w:adjustRightInd w:val="0"/>
+              <w:jc w:val="both"/>
+              <w:rPr>
+                <w:rFonts w:ascii="Arial Nova Cond" w:hAnsi="Arial Nova Cond" w:cs="Arial"/>
+                <w:color w:val="000000"/>
+                <w:kern w:val="0"/>
+                <w:sz w:val="20"/>
+                <w:szCs w:val="20"/>
+              </w:rPr>
+            </w:pPr>
+            <w:r>
+              <w:rPr>
+                <w:rFonts w:ascii="Arial Nova Cond" w:hAnsi="Arial Nova Cond" w:cs="Arial"/>
+                <w:color w:val="000000"/>
+                <w:kern w:val="0"/>
+                <w:sz w:val="20"/>
+                <w:szCs w:val="20"/>
               </w:rPr>
               <w:t>{{competencias1}}</w:t>
             </w:r>
@@ -10944,32 +10963,29 @@
         <w:tc>
           <w:tcPr>
             <w:tcW w:w="1337" w:type="dxa"/>
-            <w:tcBorders>
-              <w:top w:val="double" w:sz="4" w:space="0" w:color="47D459" w:themeColor="accent3" w:themeTint="99"/>
-              <w:left w:val="double" w:sz="4" w:space="0" w:color="47D459" w:themeColor="accent3" w:themeTint="99"/>
-              <w:bottom w:val="double" w:sz="4" w:space="0" w:color="47D459" w:themeColor="accent3" w:themeTint="99"/>
-              <w:right w:val="double" w:sz="4" w:space="0" w:color="47D459" w:themeColor="accent3" w:themeTint="99"/>
-            </w:tcBorders>
-            <w:vAlign w:val="center"/>
-            <w:hideMark/>
-          </w:tcPr>
-          <w:p>
-            <w:pPr>
-              <w:spacing w:after="160" w:line="276" w:lineRule="auto"/>
-              <w:ind w:right="-455"/>
-              <w:rPr>
-                <w:rFonts w:ascii="Arial Nova Cond Light" w:hAnsi="Arial Nova Cond Light" w:cs="Times New Roman"/>
-                <w:b/>
-                <w:bCs/>
-                <w:color w:val="000000" w:themeColor="text1"/>
-              </w:rPr>
-            </w:pPr>
-            <w:r>
-              <w:rPr>
-                <w:rFonts w:ascii="Arial Nova Cond Light" w:hAnsi="Arial Nova Cond Light" w:cs="Times New Roman"/>
-                <w:b/>
-                <w:bCs/>
-                <w:color w:val="000000" w:themeColor="text1"/>
+            <w:vAlign w:val="center"/>
+          </w:tcPr>
+          <w:p>
+            <w:pPr>
+              <w:autoSpaceDE w:val="0"/>
+              <w:autoSpaceDN w:val="0"/>
+              <w:adjustRightInd w:val="0"/>
+              <w:jc w:val="center"/>
+              <w:rPr>
+                <w:rFonts w:ascii="Arial Nova Cond" w:hAnsi="Arial Nova Cond" w:cs="Arial"/>
+                <w:color w:val="000000"/>
+                <w:kern w:val="0"/>
+                <w:sz w:val="20"/>
+                <w:szCs w:val="20"/>
+              </w:rPr>
+            </w:pPr>
+            <w:r>
+              <w:rPr>
+                <w:rFonts w:ascii="Arial Nova Cond" w:hAnsi="Arial Nova Cond" w:cs="Arial"/>
+                <w:color w:val="000000"/>
+                <w:kern w:val="0"/>
+                <w:sz w:val="20"/>
+                <w:szCs w:val="20"/>
               </w:rPr>
               <w:t>{{producto1}}</w:t>
             </w:r>
@@ -10985,24 +11001,25 @@
           <w:tcPr>
             <w:tcW w:w="875" w:type="dxa"/>
             <w:vMerge/>
-            <w:tcBorders>
-              <w:top w:val="double" w:sz="4" w:space="0" w:color="47D459" w:themeColor="accent3" w:themeTint="99"/>
-              <w:left w:val="double" w:sz="4" w:space="0" w:color="47D459" w:themeColor="accent3" w:themeTint="99"/>
-              <w:bottom w:val="double" w:sz="4" w:space="0" w:color="47D459" w:themeColor="accent3" w:themeTint="99"/>
-              <w:right w:val="double" w:sz="4" w:space="0" w:color="47D459" w:themeColor="accent3" w:themeTint="99"/>
-            </w:tcBorders>
-            <w:vAlign w:val="center"/>
-            <w:hideMark/>
-          </w:tcPr>
-          <w:p>
-            <w:pPr>
-              <w:spacing w:after="160" w:line="276" w:lineRule="auto"/>
-              <w:ind w:right="-455"/>
-              <w:rPr>
-                <w:rFonts w:ascii="Arial Nova Cond Light" w:hAnsi="Arial Nova Cond Light" w:cs="Times New Roman"/>
-                <w:b/>
-                <w:bCs/>
-                <w:color w:val="000000" w:themeColor="text1"/>
+            <w:vAlign w:val="center"/>
+          </w:tcPr>
+          <w:p>
+            <w:pPr>
+              <w:pStyle w:val="Prrafodelista"/>
+              <w:tabs>
+                <w:tab w:val="left" w:pos="0"/>
+                <w:tab w:val="left" w:pos="142"/>
+                <w:tab w:val="left" w:pos="284"/>
+              </w:tabs>
+              <w:spacing w:line="276" w:lineRule="auto"/>
+              <w:ind w:left="0"/>
+              <w:jc w:val="center"/>
+              <w:rPr>
+                <w:rFonts w:ascii="Arial Nova Cond" w:eastAsia="Calibri" w:hAnsi="Arial Nova Cond" w:cs="Times New Roman"/>
+                <w:b/>
+                <w:bCs/>
+                <w:sz w:val="20"/>
+                <w:szCs w:val="20"/>
                 <w:lang w:val="es-ES_tradnl"/>
               </w:rPr>
             </w:pPr>
@@ -11011,33 +11028,35 @@
         <w:tc>
           <w:tcPr>
             <w:tcW w:w="1095" w:type="dxa"/>
-            <w:tcBorders>
-              <w:top w:val="double" w:sz="4" w:space="0" w:color="47D459" w:themeColor="accent3" w:themeTint="99"/>
-              <w:left w:val="double" w:sz="4" w:space="0" w:color="47D459" w:themeColor="accent3" w:themeTint="99"/>
-              <w:bottom w:val="double" w:sz="4" w:space="0" w:color="47D459" w:themeColor="accent3" w:themeTint="99"/>
-              <w:right w:val="double" w:sz="4" w:space="0" w:color="47D459" w:themeColor="accent3" w:themeTint="99"/>
-            </w:tcBorders>
-            <w:vAlign w:val="center"/>
-            <w:hideMark/>
-          </w:tcPr>
-          <w:p>
-            <w:pPr>
-              <w:spacing w:after="160" w:line="276" w:lineRule="auto"/>
-              <w:ind w:right="-455"/>
-              <w:rPr>
-                <w:rFonts w:ascii="Arial Nova Cond Light" w:hAnsi="Arial Nova Cond Light" w:cs="Times New Roman"/>
-                <w:b/>
-                <w:bCs/>
-                <w:color w:val="000000" w:themeColor="text1"/>
+            <w:vAlign w:val="center"/>
+          </w:tcPr>
+          <w:p>
+            <w:pPr>
+              <w:pStyle w:val="Prrafodelista"/>
+              <w:tabs>
+                <w:tab w:val="left" w:pos="0"/>
+                <w:tab w:val="left" w:pos="142"/>
+                <w:tab w:val="left" w:pos="284"/>
+              </w:tabs>
+              <w:spacing w:line="276" w:lineRule="auto"/>
+              <w:ind w:left="0"/>
+              <w:jc w:val="center"/>
+              <w:rPr>
+                <w:rFonts w:ascii="Arial Nova Cond" w:eastAsia="Calibri" w:hAnsi="Arial Nova Cond" w:cs="Times New Roman"/>
+                <w:b/>
+                <w:bCs/>
+                <w:sz w:val="20"/>
+                <w:szCs w:val="20"/>
                 <w:lang w:val="es-ES_tradnl"/>
               </w:rPr>
             </w:pPr>
             <w:r>
               <w:rPr>
-                <w:rFonts w:ascii="Arial Nova Cond Light" w:hAnsi="Arial Nova Cond Light" w:cs="Times New Roman"/>
-                <w:b/>
-                <w:bCs/>
-                <w:color w:val="000000" w:themeColor="text1"/>
+                <w:rFonts w:ascii="Arial Nova Cond" w:eastAsia="Calibri" w:hAnsi="Arial Nova Cond" w:cs="Times New Roman"/>
+                <w:b/>
+                <w:bCs/>
+                <w:sz w:val="20"/>
+                <w:szCs w:val="20"/>
                 <w:lang w:val="es-ES_tradnl"/>
               </w:rPr>
               <w:t>U 2</w:t>
@@ -11047,32 +11066,23 @@
         <w:tc>
           <w:tcPr>
             <w:tcW w:w="1726" w:type="dxa"/>
-            <w:tcBorders>
-              <w:top w:val="double" w:sz="4" w:space="0" w:color="47D459" w:themeColor="accent3" w:themeTint="99"/>
-              <w:left w:val="double" w:sz="4" w:space="0" w:color="47D459" w:themeColor="accent3" w:themeTint="99"/>
-              <w:bottom w:val="double" w:sz="4" w:space="0" w:color="47D459" w:themeColor="accent3" w:themeTint="99"/>
-              <w:right w:val="double" w:sz="4" w:space="0" w:color="47D459" w:themeColor="accent3" w:themeTint="99"/>
-            </w:tcBorders>
-            <w:vAlign w:val="center"/>
-            <w:hideMark/>
-          </w:tcPr>
-          <w:p>
-            <w:pPr>
-              <w:spacing w:after="160" w:line="276" w:lineRule="auto"/>
-              <w:ind w:right="-455"/>
-              <w:rPr>
-                <w:rFonts w:ascii="Arial Nova Cond Light" w:hAnsi="Arial Nova Cond Light" w:cs="Times New Roman"/>
-                <w:b/>
-                <w:bCs/>
-                <w:color w:val="000000" w:themeColor="text1"/>
-              </w:rPr>
-            </w:pPr>
-            <w:r>
-              <w:rPr>
-                <w:rFonts w:ascii="Arial Nova Cond Light" w:hAnsi="Arial Nova Cond Light" w:cs="Times New Roman"/>
-                <w:b/>
-                <w:bCs/>
-                <w:color w:val="000000" w:themeColor="text1"/>
+            <w:vAlign w:val="center"/>
+          </w:tcPr>
+          <w:p>
+            <w:pPr>
+              <w:pStyle w:val="NormalWeb"/>
+              <w:jc w:val="both"/>
+              <w:rPr>
+                <w:rFonts w:ascii="Arial Nova Cond" w:eastAsia="Calibri" w:hAnsi="Arial Nova Cond"/>
+                <w:sz w:val="20"/>
+                <w:szCs w:val="20"/>
+              </w:rPr>
+            </w:pPr>
+            <w:r>
+              <w:rPr>
+                <w:rFonts w:ascii="Arial Nova Cond" w:eastAsia="Calibri" w:hAnsi="Arial Nova Cond"/>
+                <w:sz w:val="20"/>
+                <w:szCs w:val="20"/>
                 <w:lang w:val="es-ES_tradnl"/>
               </w:rPr>
               <w:t>{{problemapotencialidad2}}</w:t>
@@ -11082,33 +11092,31 @@
         <w:tc>
           <w:tcPr>
             <w:tcW w:w="6169" w:type="dxa"/>
-            <w:tcBorders>
-              <w:top w:val="double" w:sz="4" w:space="0" w:color="47D459" w:themeColor="accent3" w:themeTint="99"/>
-              <w:left w:val="double" w:sz="4" w:space="0" w:color="47D459" w:themeColor="accent3" w:themeTint="99"/>
-              <w:bottom w:val="double" w:sz="4" w:space="0" w:color="47D459" w:themeColor="accent3" w:themeTint="99"/>
-              <w:right w:val="double" w:sz="4" w:space="0" w:color="47D459" w:themeColor="accent3" w:themeTint="99"/>
-            </w:tcBorders>
-            <w:vAlign w:val="center"/>
-            <w:hideMark/>
-          </w:tcPr>
-          <w:p>
-            <w:pPr>
-              <w:spacing w:after="160" w:line="276" w:lineRule="auto"/>
-              <w:ind w:right="-455"/>
-              <w:rPr>
-                <w:rFonts w:ascii="Arial Nova Cond Light" w:hAnsi="Arial Nova Cond Light" w:cs="Times New Roman"/>
-                <w:b/>
-                <w:bCs/>
-                <w:color w:val="000000" w:themeColor="text1"/>
+            <w:vAlign w:val="center"/>
+          </w:tcPr>
+          <w:p>
+            <w:pPr>
+              <w:pStyle w:val="Prrafodelista"/>
+              <w:tabs>
+                <w:tab w:val="left" w:pos="0"/>
+                <w:tab w:val="left" w:pos="142"/>
+                <w:tab w:val="left" w:pos="284"/>
+              </w:tabs>
+              <w:spacing w:line="276" w:lineRule="auto"/>
+              <w:ind w:left="0"/>
+              <w:jc w:val="both"/>
+              <w:rPr>
+                <w:rFonts w:ascii="Arial Nova Cond" w:eastAsia="Calibri" w:hAnsi="Arial Nova Cond" w:cs="Times New Roman"/>
+                <w:sz w:val="20"/>
+                <w:szCs w:val="20"/>
                 <w:lang w:val="es-ES_tradnl"/>
               </w:rPr>
             </w:pPr>
             <w:r>
               <w:rPr>
-                <w:rFonts w:ascii="Arial Nova Cond Light" w:hAnsi="Arial Nova Cond Light" w:cs="Times New Roman"/>
-                <w:b/>
-                <w:bCs/>
-                <w:color w:val="000000" w:themeColor="text1"/>
+                <w:rFonts w:ascii="Arial Nova Cond" w:eastAsia="Calibri" w:hAnsi="Arial Nova Cond" w:cs="Times New Roman"/>
+                <w:sz w:val="20"/>
+                <w:szCs w:val="20"/>
                 <w:lang w:val="es-ES_tradnl"/>
               </w:rPr>
               <w:t>{{situacionsignificativa2}}</w:t>
@@ -11118,32 +11126,29 @@
         <w:tc>
           <w:tcPr>
             <w:tcW w:w="2015" w:type="dxa"/>
-            <w:tcBorders>
-              <w:top w:val="double" w:sz="4" w:space="0" w:color="47D459" w:themeColor="accent3" w:themeTint="99"/>
-              <w:left w:val="double" w:sz="4" w:space="0" w:color="47D459" w:themeColor="accent3" w:themeTint="99"/>
-              <w:bottom w:val="double" w:sz="4" w:space="0" w:color="47D459" w:themeColor="accent3" w:themeTint="99"/>
-              <w:right w:val="double" w:sz="4" w:space="0" w:color="47D459" w:themeColor="accent3" w:themeTint="99"/>
-            </w:tcBorders>
-            <w:vAlign w:val="center"/>
-            <w:hideMark/>
-          </w:tcPr>
-          <w:p>
-            <w:pPr>
-              <w:spacing w:after="160" w:line="276" w:lineRule="auto"/>
-              <w:ind w:right="-455"/>
-              <w:rPr>
-                <w:rFonts w:ascii="Arial Nova Cond Light" w:hAnsi="Arial Nova Cond Light" w:cs="Times New Roman"/>
-                <w:b/>
-                <w:bCs/>
-                <w:color w:val="000000" w:themeColor="text1"/>
-              </w:rPr>
-            </w:pPr>
-            <w:r>
-              <w:rPr>
-                <w:rFonts w:ascii="Arial Nova Cond Light" w:hAnsi="Arial Nova Cond Light" w:cs="Times New Roman"/>
-                <w:b/>
-                <w:bCs/>
-                <w:color w:val="000000" w:themeColor="text1"/>
+            <w:vAlign w:val="center"/>
+          </w:tcPr>
+          <w:p>
+            <w:pPr>
+              <w:autoSpaceDE w:val="0"/>
+              <w:autoSpaceDN w:val="0"/>
+              <w:adjustRightInd w:val="0"/>
+              <w:jc w:val="center"/>
+              <w:rPr>
+                <w:rFonts w:ascii="Arial Nova Cond" w:hAnsi="Arial Nova Cond" w:cs="Arial"/>
+                <w:color w:val="000000"/>
+                <w:kern w:val="0"/>
+                <w:sz w:val="20"/>
+                <w:szCs w:val="20"/>
+              </w:rPr>
+            </w:pPr>
+            <w:r>
+              <w:rPr>
+                <w:rFonts w:ascii="Arial Nova Cond" w:hAnsi="Arial Nova Cond" w:cs="Arial"/>
+                <w:color w:val="000000"/>
+                <w:kern w:val="0"/>
+                <w:sz w:val="20"/>
+                <w:szCs w:val="20"/>
               </w:rPr>
               <w:t>{{titulosituacionsignificativa2}}</w:t>
             </w:r>
@@ -11152,32 +11157,29 @@
         <w:tc>
           <w:tcPr>
             <w:tcW w:w="1634" w:type="dxa"/>
-            <w:tcBorders>
-              <w:top w:val="double" w:sz="4" w:space="0" w:color="47D459" w:themeColor="accent3" w:themeTint="99"/>
-              <w:left w:val="double" w:sz="4" w:space="0" w:color="47D459" w:themeColor="accent3" w:themeTint="99"/>
-              <w:bottom w:val="double" w:sz="4" w:space="0" w:color="47D459" w:themeColor="accent3" w:themeTint="99"/>
-              <w:right w:val="double" w:sz="4" w:space="0" w:color="47D459" w:themeColor="accent3" w:themeTint="99"/>
-            </w:tcBorders>
-            <w:vAlign w:val="center"/>
-            <w:hideMark/>
-          </w:tcPr>
-          <w:p>
-            <w:pPr>
-              <w:spacing w:after="160" w:line="276" w:lineRule="auto"/>
-              <w:ind w:right="-455"/>
-              <w:rPr>
-                <w:rFonts w:ascii="Arial Nova Cond Light" w:hAnsi="Arial Nova Cond Light" w:cs="Times New Roman"/>
-                <w:b/>
-                <w:bCs/>
-                <w:color w:val="000000" w:themeColor="text1"/>
-              </w:rPr>
-            </w:pPr>
-            <w:r>
-              <w:rPr>
-                <w:rFonts w:ascii="Arial Nova Cond Light" w:hAnsi="Arial Nova Cond Light" w:cs="Times New Roman"/>
-                <w:b/>
-                <w:bCs/>
-                <w:color w:val="000000" w:themeColor="text1"/>
+            <w:vAlign w:val="center"/>
+          </w:tcPr>
+          <w:p>
+            <w:pPr>
+              <w:autoSpaceDE w:val="0"/>
+              <w:autoSpaceDN w:val="0"/>
+              <w:adjustRightInd w:val="0"/>
+              <w:jc w:val="both"/>
+              <w:rPr>
+                <w:rFonts w:ascii="Arial Nova Cond" w:hAnsi="Arial Nova Cond" w:cs="Arial"/>
+                <w:color w:val="000000"/>
+                <w:kern w:val="0"/>
+                <w:sz w:val="20"/>
+                <w:szCs w:val="20"/>
+              </w:rPr>
+            </w:pPr>
+            <w:r>
+              <w:rPr>
+                <w:rFonts w:ascii="Arial Nova Cond" w:hAnsi="Arial Nova Cond" w:cs="Arial"/>
+                <w:color w:val="000000"/>
+                <w:kern w:val="0"/>
+                <w:sz w:val="20"/>
+                <w:szCs w:val="20"/>
               </w:rPr>
               <w:t>{{competencias2}}</w:t>
             </w:r>
@@ -11186,32 +11188,29 @@
         <w:tc>
           <w:tcPr>
             <w:tcW w:w="1337" w:type="dxa"/>
-            <w:tcBorders>
-              <w:top w:val="double" w:sz="4" w:space="0" w:color="47D459" w:themeColor="accent3" w:themeTint="99"/>
-              <w:left w:val="double" w:sz="4" w:space="0" w:color="47D459" w:themeColor="accent3" w:themeTint="99"/>
-              <w:bottom w:val="double" w:sz="4" w:space="0" w:color="47D459" w:themeColor="accent3" w:themeTint="99"/>
-              <w:right w:val="double" w:sz="4" w:space="0" w:color="47D459" w:themeColor="accent3" w:themeTint="99"/>
-            </w:tcBorders>
-            <w:vAlign w:val="center"/>
-            <w:hideMark/>
-          </w:tcPr>
-          <w:p>
-            <w:pPr>
-              <w:spacing w:after="160" w:line="276" w:lineRule="auto"/>
-              <w:ind w:right="-455"/>
-              <w:rPr>
-                <w:rFonts w:ascii="Arial Nova Cond Light" w:hAnsi="Arial Nova Cond Light" w:cs="Times New Roman"/>
-                <w:b/>
-                <w:bCs/>
-                <w:color w:val="000000" w:themeColor="text1"/>
-              </w:rPr>
-            </w:pPr>
-            <w:r>
-              <w:rPr>
-                <w:rFonts w:ascii="Arial Nova Cond Light" w:hAnsi="Arial Nova Cond Light" w:cs="Times New Roman"/>
-                <w:b/>
-                <w:bCs/>
-                <w:color w:val="000000" w:themeColor="text1"/>
+            <w:vAlign w:val="center"/>
+          </w:tcPr>
+          <w:p>
+            <w:pPr>
+              <w:autoSpaceDE w:val="0"/>
+              <w:autoSpaceDN w:val="0"/>
+              <w:adjustRightInd w:val="0"/>
+              <w:jc w:val="center"/>
+              <w:rPr>
+                <w:rFonts w:ascii="Arial Nova Cond" w:hAnsi="Arial Nova Cond" w:cs="Arial"/>
+                <w:color w:val="000000"/>
+                <w:kern w:val="0"/>
+                <w:sz w:val="20"/>
+                <w:szCs w:val="20"/>
+              </w:rPr>
+            </w:pPr>
+            <w:r>
+              <w:rPr>
+                <w:rFonts w:ascii="Arial Nova Cond" w:hAnsi="Arial Nova Cond" w:cs="Arial"/>
+                <w:color w:val="000000"/>
+                <w:kern w:val="0"/>
+                <w:sz w:val="20"/>
+                <w:szCs w:val="20"/>
               </w:rPr>
               <w:t>{{producto2}}</w:t>
             </w:r>
@@ -11227,33 +11226,35 @@
           <w:tcPr>
             <w:tcW w:w="875" w:type="dxa"/>
             <w:vMerge w:val="restart"/>
-            <w:tcBorders>
-              <w:top w:val="double" w:sz="4" w:space="0" w:color="47D459" w:themeColor="accent3" w:themeTint="99"/>
-              <w:left w:val="double" w:sz="4" w:space="0" w:color="47D459" w:themeColor="accent3" w:themeTint="99"/>
-              <w:bottom w:val="double" w:sz="4" w:space="0" w:color="47D459" w:themeColor="accent3" w:themeTint="99"/>
-              <w:right w:val="double" w:sz="4" w:space="0" w:color="47D459" w:themeColor="accent3" w:themeTint="99"/>
-            </w:tcBorders>
-            <w:vAlign w:val="center"/>
-            <w:hideMark/>
-          </w:tcPr>
-          <w:p>
-            <w:pPr>
-              <w:spacing w:after="160" w:line="276" w:lineRule="auto"/>
-              <w:ind w:right="-455"/>
-              <w:rPr>
-                <w:rFonts w:ascii="Arial Nova Cond Light" w:hAnsi="Arial Nova Cond Light" w:cs="Times New Roman"/>
-                <w:b/>
-                <w:bCs/>
-                <w:color w:val="000000" w:themeColor="text1"/>
+            <w:vAlign w:val="center"/>
+          </w:tcPr>
+          <w:p>
+            <w:pPr>
+              <w:pStyle w:val="Prrafodelista"/>
+              <w:tabs>
+                <w:tab w:val="left" w:pos="0"/>
+                <w:tab w:val="left" w:pos="142"/>
+                <w:tab w:val="left" w:pos="284"/>
+              </w:tabs>
+              <w:spacing w:line="276" w:lineRule="auto"/>
+              <w:ind w:left="0"/>
+              <w:jc w:val="center"/>
+              <w:rPr>
+                <w:rFonts w:ascii="Arial Nova Cond" w:eastAsia="Calibri" w:hAnsi="Arial Nova Cond" w:cs="Times New Roman"/>
+                <w:b/>
+                <w:bCs/>
+                <w:sz w:val="20"/>
+                <w:szCs w:val="20"/>
                 <w:lang w:val="es-ES_tradnl"/>
               </w:rPr>
             </w:pPr>
             <w:r>
               <w:rPr>
-                <w:rFonts w:ascii="Arial Nova Cond Light" w:hAnsi="Arial Nova Cond Light" w:cs="Times New Roman"/>
-                <w:b/>
-                <w:bCs/>
-                <w:color w:val="000000" w:themeColor="text1"/>
+                <w:rFonts w:ascii="Arial Nova Cond" w:eastAsia="Calibri" w:hAnsi="Arial Nova Cond" w:cs="Times New Roman"/>
+                <w:b/>
+                <w:bCs/>
+                <w:sz w:val="20"/>
+                <w:szCs w:val="20"/>
                 <w:lang w:val="es-ES_tradnl"/>
               </w:rPr>
               <w:t>II</w:t>
@@ -11263,33 +11264,35 @@
         <w:tc>
           <w:tcPr>
             <w:tcW w:w="1095" w:type="dxa"/>
-            <w:tcBorders>
-              <w:top w:val="double" w:sz="4" w:space="0" w:color="47D459" w:themeColor="accent3" w:themeTint="99"/>
-              <w:left w:val="double" w:sz="4" w:space="0" w:color="47D459" w:themeColor="accent3" w:themeTint="99"/>
-              <w:bottom w:val="double" w:sz="4" w:space="0" w:color="47D459" w:themeColor="accent3" w:themeTint="99"/>
-              <w:right w:val="double" w:sz="4" w:space="0" w:color="47D459" w:themeColor="accent3" w:themeTint="99"/>
-            </w:tcBorders>
-            <w:vAlign w:val="center"/>
-            <w:hideMark/>
-          </w:tcPr>
-          <w:p>
-            <w:pPr>
-              <w:spacing w:after="160" w:line="276" w:lineRule="auto"/>
-              <w:ind w:right="-455"/>
-              <w:rPr>
-                <w:rFonts w:ascii="Arial Nova Cond Light" w:hAnsi="Arial Nova Cond Light" w:cs="Times New Roman"/>
-                <w:b/>
-                <w:bCs/>
-                <w:color w:val="000000" w:themeColor="text1"/>
+            <w:vAlign w:val="center"/>
+          </w:tcPr>
+          <w:p>
+            <w:pPr>
+              <w:pStyle w:val="Prrafodelista"/>
+              <w:tabs>
+                <w:tab w:val="left" w:pos="0"/>
+                <w:tab w:val="left" w:pos="142"/>
+                <w:tab w:val="left" w:pos="284"/>
+              </w:tabs>
+              <w:spacing w:line="276" w:lineRule="auto"/>
+              <w:ind w:left="0"/>
+              <w:jc w:val="center"/>
+              <w:rPr>
+                <w:rFonts w:ascii="Arial Nova Cond" w:eastAsia="Calibri" w:hAnsi="Arial Nova Cond" w:cs="Times New Roman"/>
+                <w:b/>
+                <w:bCs/>
+                <w:sz w:val="20"/>
+                <w:szCs w:val="20"/>
                 <w:lang w:val="es-ES_tradnl"/>
               </w:rPr>
             </w:pPr>
             <w:r>
               <w:rPr>
-                <w:rFonts w:ascii="Arial Nova Cond Light" w:hAnsi="Arial Nova Cond Light" w:cs="Times New Roman"/>
-                <w:b/>
-                <w:bCs/>
-                <w:color w:val="000000" w:themeColor="text1"/>
+                <w:rFonts w:ascii="Arial Nova Cond" w:eastAsia="Calibri" w:hAnsi="Arial Nova Cond" w:cs="Times New Roman"/>
+                <w:b/>
+                <w:bCs/>
+                <w:sz w:val="20"/>
+                <w:szCs w:val="20"/>
                 <w:lang w:val="es-ES_tradnl"/>
               </w:rPr>
               <w:t>U 3</w:t>
@@ -11299,32 +11302,23 @@
         <w:tc>
           <w:tcPr>
             <w:tcW w:w="1726" w:type="dxa"/>
-            <w:tcBorders>
-              <w:top w:val="double" w:sz="4" w:space="0" w:color="47D459" w:themeColor="accent3" w:themeTint="99"/>
-              <w:left w:val="double" w:sz="4" w:space="0" w:color="47D459" w:themeColor="accent3" w:themeTint="99"/>
-              <w:bottom w:val="double" w:sz="4" w:space="0" w:color="47D459" w:themeColor="accent3" w:themeTint="99"/>
-              <w:right w:val="double" w:sz="4" w:space="0" w:color="47D459" w:themeColor="accent3" w:themeTint="99"/>
-            </w:tcBorders>
-            <w:vAlign w:val="center"/>
-            <w:hideMark/>
-          </w:tcPr>
-          <w:p>
-            <w:pPr>
-              <w:spacing w:after="160" w:line="276" w:lineRule="auto"/>
-              <w:ind w:right="-455"/>
-              <w:rPr>
-                <w:rFonts w:ascii="Arial Nova Cond Light" w:hAnsi="Arial Nova Cond Light" w:cs="Times New Roman"/>
-                <w:b/>
-                <w:bCs/>
-                <w:color w:val="000000" w:themeColor="text1"/>
-              </w:rPr>
-            </w:pPr>
-            <w:r>
-              <w:rPr>
-                <w:rFonts w:ascii="Arial Nova Cond Light" w:hAnsi="Arial Nova Cond Light" w:cs="Times New Roman"/>
-                <w:b/>
-                <w:bCs/>
-                <w:color w:val="000000" w:themeColor="text1"/>
+            <w:vAlign w:val="center"/>
+          </w:tcPr>
+          <w:p>
+            <w:pPr>
+              <w:pStyle w:val="Sinespaciado"/>
+              <w:jc w:val="both"/>
+              <w:rPr>
+                <w:rFonts w:ascii="Arial Nova Cond" w:eastAsia="Times New Roman" w:hAnsi="Arial Nova Cond" w:cs="Times New Roman"/>
+                <w:sz w:val="20"/>
+                <w:szCs w:val="20"/>
+              </w:rPr>
+            </w:pPr>
+            <w:r>
+              <w:rPr>
+                <w:rFonts w:ascii="Arial Nova Cond" w:eastAsia="Calibri" w:hAnsi="Arial Nova Cond" w:cs="Times New Roman"/>
+                <w:sz w:val="20"/>
+                <w:szCs w:val="20"/>
                 <w:lang w:val="es-ES_tradnl"/>
               </w:rPr>
               <w:t>{{problemapotencialidad3}}</w:t>
@@ -11334,33 +11328,32 @@
         <w:tc>
           <w:tcPr>
             <w:tcW w:w="6169" w:type="dxa"/>
-            <w:tcBorders>
-              <w:top w:val="double" w:sz="4" w:space="0" w:color="47D459" w:themeColor="accent3" w:themeTint="99"/>
-              <w:left w:val="double" w:sz="4" w:space="0" w:color="47D459" w:themeColor="accent3" w:themeTint="99"/>
-              <w:bottom w:val="double" w:sz="4" w:space="0" w:color="47D459" w:themeColor="accent3" w:themeTint="99"/>
-              <w:right w:val="double" w:sz="4" w:space="0" w:color="47D459" w:themeColor="accent3" w:themeTint="99"/>
-            </w:tcBorders>
-            <w:vAlign w:val="center"/>
-            <w:hideMark/>
-          </w:tcPr>
-          <w:p>
-            <w:pPr>
-              <w:spacing w:after="160" w:line="276" w:lineRule="auto"/>
-              <w:ind w:right="-455"/>
-              <w:rPr>
-                <w:rFonts w:ascii="Arial Nova Cond Light" w:hAnsi="Arial Nova Cond Light" w:cs="Times New Roman"/>
-                <w:b/>
-                <w:bCs/>
-                <w:color w:val="000000" w:themeColor="text1"/>
+            <w:vAlign w:val="center"/>
+          </w:tcPr>
+          <w:p>
+            <w:pPr>
+              <w:pStyle w:val="Prrafodelista"/>
+              <w:tabs>
+                <w:tab w:val="left" w:pos="0"/>
+                <w:tab w:val="left" w:pos="142"/>
+                <w:tab w:val="left" w:pos="284"/>
+              </w:tabs>
+              <w:spacing w:line="276" w:lineRule="auto"/>
+              <w:ind w:left="0"/>
+              <w:jc w:val="both"/>
+              <w:rPr>
+                <w:rFonts w:ascii="Arial Nova Cond" w:eastAsia="Calibri" w:hAnsi="Arial Nova Cond" w:cs="Times New Roman"/>
+                <w:color w:val="000000" w:themeColor="text1"/>
+                <w:sz w:val="20"/>
+                <w:szCs w:val="20"/>
                 <w:lang w:val="es-ES_tradnl"/>
               </w:rPr>
             </w:pPr>
             <w:r>
               <w:rPr>
-                <w:rFonts w:ascii="Arial Nova Cond Light" w:hAnsi="Arial Nova Cond Light" w:cs="Times New Roman"/>
-                <w:b/>
-                <w:bCs/>
-                <w:color w:val="000000" w:themeColor="text1"/>
+                <w:rFonts w:ascii="Arial Nova Cond" w:eastAsia="Calibri" w:hAnsi="Arial Nova Cond" w:cs="Times New Roman"/>
+                <w:sz w:val="20"/>
+                <w:szCs w:val="20"/>
                 <w:lang w:val="es-ES_tradnl"/>
               </w:rPr>
               <w:t>{{situacionsignificativa3}}</w:t>
@@ -11370,32 +11363,29 @@
         <w:tc>
           <w:tcPr>
             <w:tcW w:w="2015" w:type="dxa"/>
-            <w:tcBorders>
-              <w:top w:val="double" w:sz="4" w:space="0" w:color="47D459" w:themeColor="accent3" w:themeTint="99"/>
-              <w:left w:val="double" w:sz="4" w:space="0" w:color="47D459" w:themeColor="accent3" w:themeTint="99"/>
-              <w:bottom w:val="double" w:sz="4" w:space="0" w:color="47D459" w:themeColor="accent3" w:themeTint="99"/>
-              <w:right w:val="double" w:sz="4" w:space="0" w:color="47D459" w:themeColor="accent3" w:themeTint="99"/>
-            </w:tcBorders>
-            <w:vAlign w:val="center"/>
-            <w:hideMark/>
-          </w:tcPr>
-          <w:p>
-            <w:pPr>
-              <w:spacing w:after="160" w:line="276" w:lineRule="auto"/>
-              <w:ind w:right="-455"/>
-              <w:rPr>
-                <w:rFonts w:ascii="Arial Nova Cond Light" w:hAnsi="Arial Nova Cond Light" w:cs="Times New Roman"/>
-                <w:b/>
-                <w:bCs/>
-                <w:color w:val="000000" w:themeColor="text1"/>
-              </w:rPr>
-            </w:pPr>
-            <w:r>
-              <w:rPr>
-                <w:rFonts w:ascii="Arial Nova Cond Light" w:hAnsi="Arial Nova Cond Light" w:cs="Times New Roman"/>
-                <w:b/>
-                <w:bCs/>
-                <w:color w:val="000000" w:themeColor="text1"/>
+            <w:vAlign w:val="center"/>
+          </w:tcPr>
+          <w:p>
+            <w:pPr>
+              <w:autoSpaceDE w:val="0"/>
+              <w:autoSpaceDN w:val="0"/>
+              <w:adjustRightInd w:val="0"/>
+              <w:jc w:val="center"/>
+              <w:rPr>
+                <w:rFonts w:ascii="Arial Nova Cond" w:hAnsi="Arial Nova Cond" w:cs="Arial"/>
+                <w:color w:val="215E99" w:themeColor="text2" w:themeTint="BF"/>
+                <w:kern w:val="0"/>
+                <w:sz w:val="20"/>
+                <w:szCs w:val="20"/>
+              </w:rPr>
+            </w:pPr>
+            <w:r>
+              <w:rPr>
+                <w:rFonts w:ascii="Arial Nova Cond" w:hAnsi="Arial Nova Cond" w:cs="Arial"/>
+                <w:color w:val="000000"/>
+                <w:kern w:val="0"/>
+                <w:sz w:val="20"/>
+                <w:szCs w:val="20"/>
               </w:rPr>
               <w:t>{{titulosituacionsignificativa3}}</w:t>
             </w:r>
@@ -11404,32 +11394,29 @@
         <w:tc>
           <w:tcPr>
             <w:tcW w:w="1634" w:type="dxa"/>
-            <w:tcBorders>
-              <w:top w:val="double" w:sz="4" w:space="0" w:color="47D459" w:themeColor="accent3" w:themeTint="99"/>
-              <w:left w:val="double" w:sz="4" w:space="0" w:color="47D459" w:themeColor="accent3" w:themeTint="99"/>
-              <w:bottom w:val="double" w:sz="4" w:space="0" w:color="47D459" w:themeColor="accent3" w:themeTint="99"/>
-              <w:right w:val="double" w:sz="4" w:space="0" w:color="47D459" w:themeColor="accent3" w:themeTint="99"/>
-            </w:tcBorders>
-            <w:vAlign w:val="center"/>
-            <w:hideMark/>
-          </w:tcPr>
-          <w:p>
-            <w:pPr>
-              <w:spacing w:after="160" w:line="276" w:lineRule="auto"/>
-              <w:ind w:right="-455"/>
-              <w:rPr>
-                <w:rFonts w:ascii="Arial Nova Cond Light" w:hAnsi="Arial Nova Cond Light" w:cs="Times New Roman"/>
-                <w:b/>
-                <w:bCs/>
-                <w:color w:val="000000" w:themeColor="text1"/>
-              </w:rPr>
-            </w:pPr>
-            <w:r>
-              <w:rPr>
-                <w:rFonts w:ascii="Arial Nova Cond Light" w:hAnsi="Arial Nova Cond Light" w:cs="Times New Roman"/>
-                <w:b/>
-                <w:bCs/>
-                <w:color w:val="000000" w:themeColor="text1"/>
+            <w:vAlign w:val="center"/>
+          </w:tcPr>
+          <w:p>
+            <w:pPr>
+              <w:autoSpaceDE w:val="0"/>
+              <w:autoSpaceDN w:val="0"/>
+              <w:adjustRightInd w:val="0"/>
+              <w:jc w:val="both"/>
+              <w:rPr>
+                <w:rFonts w:ascii="Arial Nova Cond" w:hAnsi="Arial Nova Cond" w:cs="Arial"/>
+                <w:color w:val="000000"/>
+                <w:kern w:val="0"/>
+                <w:sz w:val="20"/>
+                <w:szCs w:val="20"/>
+              </w:rPr>
+            </w:pPr>
+            <w:r>
+              <w:rPr>
+                <w:rFonts w:ascii="Arial Nova Cond" w:hAnsi="Arial Nova Cond" w:cs="Arial"/>
+                <w:color w:val="000000"/>
+                <w:kern w:val="0"/>
+                <w:sz w:val="20"/>
+                <w:szCs w:val="20"/>
               </w:rPr>
               <w:t>{{competencias3}}</w:t>
             </w:r>
@@ -11438,32 +11425,29 @@
         <w:tc>
           <w:tcPr>
             <w:tcW w:w="1337" w:type="dxa"/>
-            <w:tcBorders>
-              <w:top w:val="double" w:sz="4" w:space="0" w:color="47D459" w:themeColor="accent3" w:themeTint="99"/>
-              <w:left w:val="double" w:sz="4" w:space="0" w:color="47D459" w:themeColor="accent3" w:themeTint="99"/>
-              <w:bottom w:val="double" w:sz="4" w:space="0" w:color="47D459" w:themeColor="accent3" w:themeTint="99"/>
-              <w:right w:val="double" w:sz="4" w:space="0" w:color="47D459" w:themeColor="accent3" w:themeTint="99"/>
-            </w:tcBorders>
-            <w:vAlign w:val="center"/>
-            <w:hideMark/>
-          </w:tcPr>
-          <w:p>
-            <w:pPr>
-              <w:spacing w:after="160" w:line="276" w:lineRule="auto"/>
-              <w:ind w:right="-455"/>
-              <w:rPr>
-                <w:rFonts w:ascii="Arial Nova Cond Light" w:hAnsi="Arial Nova Cond Light" w:cs="Times New Roman"/>
-                <w:b/>
-                <w:bCs/>
-                <w:color w:val="000000" w:themeColor="text1"/>
-              </w:rPr>
-            </w:pPr>
-            <w:r>
-              <w:rPr>
-                <w:rFonts w:ascii="Arial Nova Cond Light" w:hAnsi="Arial Nova Cond Light" w:cs="Times New Roman"/>
-                <w:b/>
-                <w:bCs/>
-                <w:color w:val="000000" w:themeColor="text1"/>
+            <w:vAlign w:val="center"/>
+          </w:tcPr>
+          <w:p>
+            <w:pPr>
+              <w:autoSpaceDE w:val="0"/>
+              <w:autoSpaceDN w:val="0"/>
+              <w:adjustRightInd w:val="0"/>
+              <w:jc w:val="center"/>
+              <w:rPr>
+                <w:rFonts w:ascii="Arial Nova Cond" w:hAnsi="Arial Nova Cond" w:cs="Arial"/>
+                <w:color w:val="000000"/>
+                <w:kern w:val="0"/>
+                <w:sz w:val="20"/>
+                <w:szCs w:val="20"/>
+              </w:rPr>
+            </w:pPr>
+            <w:r>
+              <w:rPr>
+                <w:rFonts w:ascii="Arial Nova Cond" w:hAnsi="Arial Nova Cond" w:cs="Arial"/>
+                <w:color w:val="000000"/>
+                <w:kern w:val="0"/>
+                <w:sz w:val="20"/>
+                <w:szCs w:val="20"/>
               </w:rPr>
               <w:t>{{producto3}}</w:t>
             </w:r>
@@ -11479,24 +11463,25 @@
           <w:tcPr>
             <w:tcW w:w="875" w:type="dxa"/>
             <w:vMerge/>
-            <w:tcBorders>
-              <w:top w:val="double" w:sz="4" w:space="0" w:color="47D459" w:themeColor="accent3" w:themeTint="99"/>
-              <w:left w:val="double" w:sz="4" w:space="0" w:color="47D459" w:themeColor="accent3" w:themeTint="99"/>
-              <w:bottom w:val="double" w:sz="4" w:space="0" w:color="47D459" w:themeColor="accent3" w:themeTint="99"/>
-              <w:right w:val="double" w:sz="4" w:space="0" w:color="47D459" w:themeColor="accent3" w:themeTint="99"/>
-            </w:tcBorders>
-            <w:vAlign w:val="center"/>
-            <w:hideMark/>
-          </w:tcPr>
-          <w:p>
-            <w:pPr>
-              <w:spacing w:after="160" w:line="276" w:lineRule="auto"/>
-              <w:ind w:right="-455"/>
-              <w:rPr>
-                <w:rFonts w:ascii="Arial Nova Cond Light" w:hAnsi="Arial Nova Cond Light" w:cs="Times New Roman"/>
-                <w:b/>
-                <w:bCs/>
-                <w:color w:val="000000" w:themeColor="text1"/>
+            <w:vAlign w:val="center"/>
+          </w:tcPr>
+          <w:p>
+            <w:pPr>
+              <w:pStyle w:val="Prrafodelista"/>
+              <w:tabs>
+                <w:tab w:val="left" w:pos="0"/>
+                <w:tab w:val="left" w:pos="142"/>
+                <w:tab w:val="left" w:pos="284"/>
+              </w:tabs>
+              <w:spacing w:line="276" w:lineRule="auto"/>
+              <w:ind w:left="0"/>
+              <w:jc w:val="center"/>
+              <w:rPr>
+                <w:rFonts w:ascii="Arial Nova Cond" w:eastAsia="Calibri" w:hAnsi="Arial Nova Cond" w:cs="Times New Roman"/>
+                <w:b/>
+                <w:bCs/>
+                <w:sz w:val="20"/>
+                <w:szCs w:val="20"/>
                 <w:lang w:val="es-ES_tradnl"/>
               </w:rPr>
             </w:pPr>
@@ -11505,33 +11490,35 @@
         <w:tc>
           <w:tcPr>
             <w:tcW w:w="1095" w:type="dxa"/>
-            <w:tcBorders>
-              <w:top w:val="double" w:sz="4" w:space="0" w:color="47D459" w:themeColor="accent3" w:themeTint="99"/>
-              <w:left w:val="double" w:sz="4" w:space="0" w:color="47D459" w:themeColor="accent3" w:themeTint="99"/>
-              <w:bottom w:val="double" w:sz="4" w:space="0" w:color="47D459" w:themeColor="accent3" w:themeTint="99"/>
-              <w:right w:val="double" w:sz="4" w:space="0" w:color="47D459" w:themeColor="accent3" w:themeTint="99"/>
-            </w:tcBorders>
-            <w:vAlign w:val="center"/>
-            <w:hideMark/>
-          </w:tcPr>
-          <w:p>
-            <w:pPr>
-              <w:spacing w:after="160" w:line="276" w:lineRule="auto"/>
-              <w:ind w:right="-455"/>
-              <w:rPr>
-                <w:rFonts w:ascii="Arial Nova Cond Light" w:hAnsi="Arial Nova Cond Light" w:cs="Times New Roman"/>
-                <w:b/>
-                <w:bCs/>
-                <w:color w:val="000000" w:themeColor="text1"/>
+            <w:vAlign w:val="center"/>
+          </w:tcPr>
+          <w:p>
+            <w:pPr>
+              <w:pStyle w:val="Prrafodelista"/>
+              <w:tabs>
+                <w:tab w:val="left" w:pos="0"/>
+                <w:tab w:val="left" w:pos="142"/>
+                <w:tab w:val="left" w:pos="284"/>
+              </w:tabs>
+              <w:spacing w:line="276" w:lineRule="auto"/>
+              <w:ind w:left="0"/>
+              <w:jc w:val="center"/>
+              <w:rPr>
+                <w:rFonts w:ascii="Arial Nova Cond" w:eastAsia="Calibri" w:hAnsi="Arial Nova Cond" w:cs="Times New Roman"/>
+                <w:b/>
+                <w:bCs/>
+                <w:sz w:val="20"/>
+                <w:szCs w:val="20"/>
                 <w:lang w:val="es-ES_tradnl"/>
               </w:rPr>
             </w:pPr>
             <w:r>
               <w:rPr>
-                <w:rFonts w:ascii="Arial Nova Cond Light" w:hAnsi="Arial Nova Cond Light" w:cs="Times New Roman"/>
-                <w:b/>
-                <w:bCs/>
-                <w:color w:val="000000" w:themeColor="text1"/>
+                <w:rFonts w:ascii="Arial Nova Cond" w:eastAsia="Calibri" w:hAnsi="Arial Nova Cond" w:cs="Times New Roman"/>
+                <w:b/>
+                <w:bCs/>
+                <w:sz w:val="20"/>
+                <w:szCs w:val="20"/>
                 <w:lang w:val="es-ES_tradnl"/>
               </w:rPr>
               <w:t>U 4</w:t>
@@ -11541,32 +11528,23 @@
         <w:tc>
           <w:tcPr>
             <w:tcW w:w="1726" w:type="dxa"/>
-            <w:tcBorders>
-              <w:top w:val="double" w:sz="4" w:space="0" w:color="47D459" w:themeColor="accent3" w:themeTint="99"/>
-              <w:left w:val="double" w:sz="4" w:space="0" w:color="47D459" w:themeColor="accent3" w:themeTint="99"/>
-              <w:bottom w:val="double" w:sz="4" w:space="0" w:color="47D459" w:themeColor="accent3" w:themeTint="99"/>
-              <w:right w:val="double" w:sz="4" w:space="0" w:color="47D459" w:themeColor="accent3" w:themeTint="99"/>
-            </w:tcBorders>
-            <w:vAlign w:val="center"/>
-            <w:hideMark/>
-          </w:tcPr>
-          <w:p>
-            <w:pPr>
-              <w:spacing w:after="160" w:line="276" w:lineRule="auto"/>
-              <w:ind w:right="-455"/>
-              <w:rPr>
-                <w:rFonts w:ascii="Arial Nova Cond Light" w:hAnsi="Arial Nova Cond Light" w:cs="Times New Roman"/>
-                <w:b/>
-                <w:bCs/>
-                <w:color w:val="000000" w:themeColor="text1"/>
-              </w:rPr>
-            </w:pPr>
-            <w:r>
-              <w:rPr>
-                <w:rFonts w:ascii="Arial Nova Cond Light" w:hAnsi="Arial Nova Cond Light" w:cs="Times New Roman"/>
-                <w:b/>
-                <w:bCs/>
-                <w:color w:val="000000" w:themeColor="text1"/>
+            <w:vAlign w:val="center"/>
+          </w:tcPr>
+          <w:p>
+            <w:pPr>
+              <w:pStyle w:val="Sinespaciado"/>
+              <w:jc w:val="both"/>
+              <w:rPr>
+                <w:rFonts w:ascii="Arial Nova Cond" w:hAnsi="Arial Nova Cond"/>
+                <w:sz w:val="20"/>
+                <w:szCs w:val="20"/>
+              </w:rPr>
+            </w:pPr>
+            <w:r>
+              <w:rPr>
+                <w:rFonts w:ascii="Arial Nova Cond" w:eastAsia="Calibri" w:hAnsi="Arial Nova Cond" w:cs="Times New Roman"/>
+                <w:sz w:val="20"/>
+                <w:szCs w:val="20"/>
                 <w:lang w:val="es-ES_tradnl"/>
               </w:rPr>
               <w:t>{{problemapotencialidad4}}</w:t>
@@ -11576,33 +11554,32 @@
         <w:tc>
           <w:tcPr>
             <w:tcW w:w="6169" w:type="dxa"/>
-            <w:tcBorders>
-              <w:top w:val="double" w:sz="4" w:space="0" w:color="47D459" w:themeColor="accent3" w:themeTint="99"/>
-              <w:left w:val="double" w:sz="4" w:space="0" w:color="47D459" w:themeColor="accent3" w:themeTint="99"/>
-              <w:bottom w:val="double" w:sz="4" w:space="0" w:color="47D459" w:themeColor="accent3" w:themeTint="99"/>
-              <w:right w:val="double" w:sz="4" w:space="0" w:color="47D459" w:themeColor="accent3" w:themeTint="99"/>
-            </w:tcBorders>
-            <w:vAlign w:val="center"/>
-            <w:hideMark/>
-          </w:tcPr>
-          <w:p>
-            <w:pPr>
-              <w:spacing w:after="160" w:line="276" w:lineRule="auto"/>
-              <w:ind w:right="-455"/>
-              <w:rPr>
-                <w:rFonts w:ascii="Arial Nova Cond Light" w:hAnsi="Arial Nova Cond Light" w:cs="Times New Roman"/>
-                <w:b/>
-                <w:bCs/>
-                <w:color w:val="000000" w:themeColor="text1"/>
+            <w:vAlign w:val="center"/>
+          </w:tcPr>
+          <w:p>
+            <w:pPr>
+              <w:pStyle w:val="Prrafodelista"/>
+              <w:tabs>
+                <w:tab w:val="left" w:pos="0"/>
+                <w:tab w:val="left" w:pos="142"/>
+                <w:tab w:val="left" w:pos="284"/>
+              </w:tabs>
+              <w:spacing w:line="276" w:lineRule="auto"/>
+              <w:ind w:left="0"/>
+              <w:jc w:val="both"/>
+              <w:rPr>
+                <w:rFonts w:ascii="Arial Nova Cond" w:eastAsia="Calibri" w:hAnsi="Arial Nova Cond" w:cs="Times New Roman"/>
+                <w:color w:val="000000" w:themeColor="text1"/>
+                <w:sz w:val="20"/>
+                <w:szCs w:val="20"/>
                 <w:lang w:val="es-ES_tradnl"/>
               </w:rPr>
             </w:pPr>
             <w:r>
               <w:rPr>
-                <w:rFonts w:ascii="Arial Nova Cond Light" w:hAnsi="Arial Nova Cond Light" w:cs="Times New Roman"/>
-                <w:b/>
-                <w:bCs/>
-                <w:color w:val="000000" w:themeColor="text1"/>
+                <w:rFonts w:ascii="Arial Nova Cond" w:eastAsia="Calibri" w:hAnsi="Arial Nova Cond" w:cs="Times New Roman"/>
+                <w:sz w:val="20"/>
+                <w:szCs w:val="20"/>
                 <w:lang w:val="es-ES_tradnl"/>
               </w:rPr>
               <w:t>{{situacionsignificativa4}}</w:t>
@@ -11612,32 +11589,29 @@
         <w:tc>
           <w:tcPr>
             <w:tcW w:w="2015" w:type="dxa"/>
-            <w:tcBorders>
-              <w:top w:val="double" w:sz="4" w:space="0" w:color="47D459" w:themeColor="accent3" w:themeTint="99"/>
-              <w:left w:val="double" w:sz="4" w:space="0" w:color="47D459" w:themeColor="accent3" w:themeTint="99"/>
-              <w:bottom w:val="double" w:sz="4" w:space="0" w:color="47D459" w:themeColor="accent3" w:themeTint="99"/>
-              <w:right w:val="double" w:sz="4" w:space="0" w:color="47D459" w:themeColor="accent3" w:themeTint="99"/>
-            </w:tcBorders>
-            <w:vAlign w:val="center"/>
-            <w:hideMark/>
-          </w:tcPr>
-          <w:p>
-            <w:pPr>
-              <w:spacing w:after="160" w:line="276" w:lineRule="auto"/>
-              <w:ind w:right="-455"/>
-              <w:rPr>
-                <w:rFonts w:ascii="Arial Nova Cond Light" w:hAnsi="Arial Nova Cond Light" w:cs="Times New Roman"/>
-                <w:b/>
-                <w:bCs/>
-                <w:color w:val="000000" w:themeColor="text1"/>
-              </w:rPr>
-            </w:pPr>
-            <w:r>
-              <w:rPr>
-                <w:rFonts w:ascii="Arial Nova Cond Light" w:hAnsi="Arial Nova Cond Light" w:cs="Times New Roman"/>
-                <w:b/>
-                <w:bCs/>
-                <w:color w:val="000000" w:themeColor="text1"/>
+            <w:vAlign w:val="center"/>
+          </w:tcPr>
+          <w:p>
+            <w:pPr>
+              <w:autoSpaceDE w:val="0"/>
+              <w:autoSpaceDN w:val="0"/>
+              <w:adjustRightInd w:val="0"/>
+              <w:jc w:val="center"/>
+              <w:rPr>
+                <w:rFonts w:ascii="Arial Nova Cond" w:hAnsi="Arial Nova Cond" w:cs="Arial"/>
+                <w:color w:val="000000" w:themeColor="text1"/>
+                <w:kern w:val="0"/>
+                <w:sz w:val="20"/>
+                <w:szCs w:val="20"/>
+              </w:rPr>
+            </w:pPr>
+            <w:r>
+              <w:rPr>
+                <w:rFonts w:ascii="Arial Nova Cond" w:hAnsi="Arial Nova Cond" w:cs="Arial"/>
+                <w:color w:val="000000"/>
+                <w:kern w:val="0"/>
+                <w:sz w:val="20"/>
+                <w:szCs w:val="20"/>
               </w:rPr>
               <w:t>{{titulosituacionsignificativa4}}</w:t>
             </w:r>
@@ -11646,32 +11620,29 @@
         <w:tc>
           <w:tcPr>
             <w:tcW w:w="1634" w:type="dxa"/>
-            <w:tcBorders>
-              <w:top w:val="double" w:sz="4" w:space="0" w:color="47D459" w:themeColor="accent3" w:themeTint="99"/>
-              <w:left w:val="double" w:sz="4" w:space="0" w:color="47D459" w:themeColor="accent3" w:themeTint="99"/>
-              <w:bottom w:val="double" w:sz="4" w:space="0" w:color="47D459" w:themeColor="accent3" w:themeTint="99"/>
-              <w:right w:val="double" w:sz="4" w:space="0" w:color="47D459" w:themeColor="accent3" w:themeTint="99"/>
-            </w:tcBorders>
-            <w:vAlign w:val="center"/>
-            <w:hideMark/>
-          </w:tcPr>
-          <w:p>
-            <w:pPr>
-              <w:spacing w:after="160" w:line="276" w:lineRule="auto"/>
-              <w:ind w:right="-455"/>
-              <w:rPr>
-                <w:rFonts w:ascii="Arial Nova Cond Light" w:hAnsi="Arial Nova Cond Light" w:cs="Times New Roman"/>
-                <w:b/>
-                <w:bCs/>
-                <w:color w:val="000000" w:themeColor="text1"/>
-              </w:rPr>
-            </w:pPr>
-            <w:r>
-              <w:rPr>
-                <w:rFonts w:ascii="Arial Nova Cond Light" w:hAnsi="Arial Nova Cond Light" w:cs="Times New Roman"/>
-                <w:b/>
-                <w:bCs/>
-                <w:color w:val="000000" w:themeColor="text1"/>
+            <w:vAlign w:val="center"/>
+          </w:tcPr>
+          <w:p>
+            <w:pPr>
+              <w:autoSpaceDE w:val="0"/>
+              <w:autoSpaceDN w:val="0"/>
+              <w:adjustRightInd w:val="0"/>
+              <w:jc w:val="both"/>
+              <w:rPr>
+                <w:rFonts w:ascii="Arial Nova Cond" w:hAnsi="Arial Nova Cond" w:cs="Arial"/>
+                <w:color w:val="000000"/>
+                <w:kern w:val="0"/>
+                <w:sz w:val="20"/>
+                <w:szCs w:val="20"/>
+              </w:rPr>
+            </w:pPr>
+            <w:r>
+              <w:rPr>
+                <w:rFonts w:ascii="Arial Nova Cond" w:hAnsi="Arial Nova Cond" w:cs="Arial"/>
+                <w:color w:val="000000"/>
+                <w:kern w:val="0"/>
+                <w:sz w:val="20"/>
+                <w:szCs w:val="20"/>
               </w:rPr>
               <w:t>{{competencias4}}</w:t>
             </w:r>
@@ -11680,32 +11651,29 @@
         <w:tc>
           <w:tcPr>
             <w:tcW w:w="1337" w:type="dxa"/>
-            <w:tcBorders>
-              <w:top w:val="double" w:sz="4" w:space="0" w:color="47D459" w:themeColor="accent3" w:themeTint="99"/>
-              <w:left w:val="double" w:sz="4" w:space="0" w:color="47D459" w:themeColor="accent3" w:themeTint="99"/>
-              <w:bottom w:val="double" w:sz="4" w:space="0" w:color="47D459" w:themeColor="accent3" w:themeTint="99"/>
-              <w:right w:val="double" w:sz="4" w:space="0" w:color="47D459" w:themeColor="accent3" w:themeTint="99"/>
-            </w:tcBorders>
-            <w:vAlign w:val="center"/>
-            <w:hideMark/>
-          </w:tcPr>
-          <w:p>
-            <w:pPr>
-              <w:spacing w:after="160" w:line="276" w:lineRule="auto"/>
-              <w:ind w:right="-455"/>
-              <w:rPr>
-                <w:rFonts w:ascii="Arial Nova Cond Light" w:hAnsi="Arial Nova Cond Light" w:cs="Times New Roman"/>
-                <w:b/>
-                <w:bCs/>
-                <w:color w:val="000000" w:themeColor="text1"/>
-              </w:rPr>
-            </w:pPr>
-            <w:r>
-              <w:rPr>
-                <w:rFonts w:ascii="Arial Nova Cond Light" w:hAnsi="Arial Nova Cond Light" w:cs="Times New Roman"/>
-                <w:b/>
-                <w:bCs/>
-                <w:color w:val="000000" w:themeColor="text1"/>
+            <w:vAlign w:val="center"/>
+          </w:tcPr>
+          <w:p>
+            <w:pPr>
+              <w:autoSpaceDE w:val="0"/>
+              <w:autoSpaceDN w:val="0"/>
+              <w:adjustRightInd w:val="0"/>
+              <w:jc w:val="center"/>
+              <w:rPr>
+                <w:rFonts w:ascii="Arial Nova Cond" w:hAnsi="Arial Nova Cond" w:cs="Arial"/>
+                <w:color w:val="000000"/>
+                <w:kern w:val="0"/>
+                <w:sz w:val="20"/>
+                <w:szCs w:val="20"/>
+              </w:rPr>
+            </w:pPr>
+            <w:r>
+              <w:rPr>
+                <w:rFonts w:ascii="Arial Nova Cond" w:hAnsi="Arial Nova Cond" w:cs="Arial"/>
+                <w:color w:val="000000"/>
+                <w:kern w:val="0"/>
+                <w:sz w:val="20"/>
+                <w:szCs w:val="20"/>
               </w:rPr>
               <w:t>{{producto4}}</w:t>
             </w:r>
@@ -11721,33 +11689,35 @@
           <w:tcPr>
             <w:tcW w:w="875" w:type="dxa"/>
             <w:vMerge w:val="restart"/>
-            <w:tcBorders>
-              <w:top w:val="double" w:sz="4" w:space="0" w:color="47D459" w:themeColor="accent3" w:themeTint="99"/>
-              <w:left w:val="double" w:sz="4" w:space="0" w:color="47D459" w:themeColor="accent3" w:themeTint="99"/>
-              <w:bottom w:val="double" w:sz="4" w:space="0" w:color="47D459" w:themeColor="accent3" w:themeTint="99"/>
-              <w:right w:val="double" w:sz="4" w:space="0" w:color="47D459" w:themeColor="accent3" w:themeTint="99"/>
-            </w:tcBorders>
-            <w:vAlign w:val="center"/>
-            <w:hideMark/>
-          </w:tcPr>
-          <w:p>
-            <w:pPr>
-              <w:spacing w:after="160" w:line="276" w:lineRule="auto"/>
-              <w:ind w:right="-455"/>
-              <w:rPr>
-                <w:rFonts w:ascii="Arial Nova Cond Light" w:hAnsi="Arial Nova Cond Light" w:cs="Times New Roman"/>
-                <w:b/>
-                <w:bCs/>
-                <w:color w:val="000000" w:themeColor="text1"/>
+            <w:vAlign w:val="center"/>
+          </w:tcPr>
+          <w:p>
+            <w:pPr>
+              <w:pStyle w:val="Prrafodelista"/>
+              <w:tabs>
+                <w:tab w:val="left" w:pos="0"/>
+                <w:tab w:val="left" w:pos="142"/>
+                <w:tab w:val="left" w:pos="284"/>
+              </w:tabs>
+              <w:spacing w:line="276" w:lineRule="auto"/>
+              <w:ind w:left="0"/>
+              <w:jc w:val="center"/>
+              <w:rPr>
+                <w:rFonts w:ascii="Arial Nova Cond" w:eastAsia="Calibri" w:hAnsi="Arial Nova Cond" w:cs="Times New Roman"/>
+                <w:b/>
+                <w:bCs/>
+                <w:sz w:val="20"/>
+                <w:szCs w:val="20"/>
                 <w:lang w:val="es-ES_tradnl"/>
               </w:rPr>
             </w:pPr>
             <w:r>
               <w:rPr>
-                <w:rFonts w:ascii="Arial Nova Cond Light" w:hAnsi="Arial Nova Cond Light" w:cs="Times New Roman"/>
-                <w:b/>
-                <w:bCs/>
-                <w:color w:val="000000" w:themeColor="text1"/>
+                <w:rFonts w:ascii="Arial Nova Cond" w:eastAsia="Calibri" w:hAnsi="Arial Nova Cond" w:cs="Times New Roman"/>
+                <w:b/>
+                <w:bCs/>
+                <w:sz w:val="20"/>
+                <w:szCs w:val="20"/>
                 <w:lang w:val="es-ES_tradnl"/>
               </w:rPr>
               <w:t>III</w:t>
@@ -11757,33 +11727,35 @@
         <w:tc>
           <w:tcPr>
             <w:tcW w:w="1095" w:type="dxa"/>
-            <w:tcBorders>
-              <w:top w:val="double" w:sz="4" w:space="0" w:color="47D459" w:themeColor="accent3" w:themeTint="99"/>
-              <w:left w:val="double" w:sz="4" w:space="0" w:color="47D459" w:themeColor="accent3" w:themeTint="99"/>
-              <w:bottom w:val="double" w:sz="4" w:space="0" w:color="47D459" w:themeColor="accent3" w:themeTint="99"/>
-              <w:right w:val="double" w:sz="4" w:space="0" w:color="47D459" w:themeColor="accent3" w:themeTint="99"/>
-            </w:tcBorders>
-            <w:vAlign w:val="center"/>
-            <w:hideMark/>
-          </w:tcPr>
-          <w:p>
-            <w:pPr>
-              <w:spacing w:after="160" w:line="276" w:lineRule="auto"/>
-              <w:ind w:right="-455"/>
-              <w:rPr>
-                <w:rFonts w:ascii="Arial Nova Cond Light" w:hAnsi="Arial Nova Cond Light" w:cs="Times New Roman"/>
-                <w:b/>
-                <w:bCs/>
-                <w:color w:val="000000" w:themeColor="text1"/>
+            <w:vAlign w:val="center"/>
+          </w:tcPr>
+          <w:p>
+            <w:pPr>
+              <w:pStyle w:val="Prrafodelista"/>
+              <w:tabs>
+                <w:tab w:val="left" w:pos="0"/>
+                <w:tab w:val="left" w:pos="142"/>
+                <w:tab w:val="left" w:pos="284"/>
+              </w:tabs>
+              <w:spacing w:line="276" w:lineRule="auto"/>
+              <w:ind w:left="0"/>
+              <w:jc w:val="center"/>
+              <w:rPr>
+                <w:rFonts w:ascii="Arial Nova Cond" w:eastAsia="Calibri" w:hAnsi="Arial Nova Cond" w:cs="Times New Roman"/>
+                <w:b/>
+                <w:bCs/>
+                <w:sz w:val="20"/>
+                <w:szCs w:val="20"/>
                 <w:lang w:val="es-ES_tradnl"/>
               </w:rPr>
             </w:pPr>
             <w:r>
               <w:rPr>
-                <w:rFonts w:ascii="Arial Nova Cond Light" w:hAnsi="Arial Nova Cond Light" w:cs="Times New Roman"/>
-                <w:b/>
-                <w:bCs/>
-                <w:color w:val="000000" w:themeColor="text1"/>
+                <w:rFonts w:ascii="Arial Nova Cond" w:eastAsia="Calibri" w:hAnsi="Arial Nova Cond" w:cs="Times New Roman"/>
+                <w:b/>
+                <w:bCs/>
+                <w:sz w:val="20"/>
+                <w:szCs w:val="20"/>
                 <w:lang w:val="es-ES_tradnl"/>
               </w:rPr>
               <w:t>U 5</w:t>
@@ -11793,32 +11765,24 @@
         <w:tc>
           <w:tcPr>
             <w:tcW w:w="1726" w:type="dxa"/>
-            <w:tcBorders>
-              <w:top w:val="double" w:sz="4" w:space="0" w:color="47D459" w:themeColor="accent3" w:themeTint="99"/>
-              <w:left w:val="double" w:sz="4" w:space="0" w:color="47D459" w:themeColor="accent3" w:themeTint="99"/>
-              <w:bottom w:val="double" w:sz="4" w:space="0" w:color="47D459" w:themeColor="accent3" w:themeTint="99"/>
-              <w:right w:val="double" w:sz="4" w:space="0" w:color="47D459" w:themeColor="accent3" w:themeTint="99"/>
-            </w:tcBorders>
-            <w:vAlign w:val="center"/>
-            <w:hideMark/>
-          </w:tcPr>
-          <w:p>
-            <w:pPr>
-              <w:spacing w:after="160" w:line="276" w:lineRule="auto"/>
-              <w:ind w:right="-455"/>
-              <w:rPr>
-                <w:rFonts w:ascii="Arial Nova Cond Light" w:hAnsi="Arial Nova Cond Light" w:cs="Times New Roman"/>
-                <w:b/>
-                <w:bCs/>
-                <w:color w:val="000000" w:themeColor="text1"/>
-              </w:rPr>
-            </w:pPr>
-            <w:r>
-              <w:rPr>
-                <w:rFonts w:ascii="Arial Nova Cond Light" w:hAnsi="Arial Nova Cond Light" w:cs="Times New Roman"/>
-                <w:b/>
-                <w:bCs/>
-                <w:color w:val="000000" w:themeColor="text1"/>
+            <w:vAlign w:val="center"/>
+          </w:tcPr>
+          <w:p>
+            <w:pPr>
+              <w:pStyle w:val="Sinespaciado"/>
+              <w:jc w:val="both"/>
+              <w:rPr>
+                <w:rFonts w:ascii="Arial Nova Cond" w:hAnsi="Arial Nova Cond"/>
+                <w:color w:val="000000" w:themeColor="text1"/>
+                <w:sz w:val="20"/>
+                <w:szCs w:val="20"/>
+              </w:rPr>
+            </w:pPr>
+            <w:r>
+              <w:rPr>
+                <w:rFonts w:ascii="Arial Nova Cond" w:eastAsia="Calibri" w:hAnsi="Arial Nova Cond" w:cs="Times New Roman"/>
+                <w:sz w:val="20"/>
+                <w:szCs w:val="20"/>
                 <w:lang w:val="es-ES_tradnl"/>
               </w:rPr>
               <w:t>{{problemapotencialidad5}}</w:t>
@@ -11828,33 +11792,32 @@
         <w:tc>
           <w:tcPr>
             <w:tcW w:w="6169" w:type="dxa"/>
-            <w:tcBorders>
-              <w:top w:val="double" w:sz="4" w:space="0" w:color="47D459" w:themeColor="accent3" w:themeTint="99"/>
-              <w:left w:val="double" w:sz="4" w:space="0" w:color="47D459" w:themeColor="accent3" w:themeTint="99"/>
-              <w:bottom w:val="double" w:sz="4" w:space="0" w:color="47D459" w:themeColor="accent3" w:themeTint="99"/>
-              <w:right w:val="double" w:sz="4" w:space="0" w:color="47D459" w:themeColor="accent3" w:themeTint="99"/>
-            </w:tcBorders>
-            <w:vAlign w:val="center"/>
-            <w:hideMark/>
-          </w:tcPr>
-          <w:p>
-            <w:pPr>
-              <w:spacing w:after="160" w:line="276" w:lineRule="auto"/>
-              <w:ind w:right="-455"/>
-              <w:rPr>
-                <w:rFonts w:ascii="Arial Nova Cond Light" w:hAnsi="Arial Nova Cond Light" w:cs="Times New Roman"/>
-                <w:b/>
-                <w:bCs/>
-                <w:color w:val="000000" w:themeColor="text1"/>
+            <w:vAlign w:val="center"/>
+          </w:tcPr>
+          <w:p>
+            <w:pPr>
+              <w:pStyle w:val="Prrafodelista"/>
+              <w:tabs>
+                <w:tab w:val="left" w:pos="0"/>
+                <w:tab w:val="left" w:pos="142"/>
+                <w:tab w:val="left" w:pos="284"/>
+              </w:tabs>
+              <w:spacing w:line="276" w:lineRule="auto"/>
+              <w:ind w:left="0"/>
+              <w:jc w:val="both"/>
+              <w:rPr>
+                <w:rFonts w:ascii="Arial Nova Cond" w:eastAsia="Calibri" w:hAnsi="Arial Nova Cond" w:cs="Times New Roman"/>
+                <w:color w:val="000000" w:themeColor="text1"/>
+                <w:sz w:val="20"/>
+                <w:szCs w:val="20"/>
                 <w:lang w:val="es-ES_tradnl"/>
               </w:rPr>
             </w:pPr>
             <w:r>
               <w:rPr>
-                <w:rFonts w:ascii="Arial Nova Cond Light" w:hAnsi="Arial Nova Cond Light" w:cs="Times New Roman"/>
-                <w:b/>
-                <w:bCs/>
-                <w:color w:val="000000" w:themeColor="text1"/>
+                <w:rFonts w:ascii="Arial Nova Cond" w:eastAsia="Calibri" w:hAnsi="Arial Nova Cond" w:cs="Times New Roman"/>
+                <w:sz w:val="20"/>
+                <w:szCs w:val="20"/>
                 <w:lang w:val="es-ES_tradnl"/>
               </w:rPr>
               <w:t>{{situacionsignificativa5}}</w:t>
@@ -11864,32 +11827,29 @@
         <w:tc>
           <w:tcPr>
             <w:tcW w:w="2015" w:type="dxa"/>
-            <w:tcBorders>
-              <w:top w:val="double" w:sz="4" w:space="0" w:color="47D459" w:themeColor="accent3" w:themeTint="99"/>
-              <w:left w:val="double" w:sz="4" w:space="0" w:color="47D459" w:themeColor="accent3" w:themeTint="99"/>
-              <w:bottom w:val="double" w:sz="4" w:space="0" w:color="47D459" w:themeColor="accent3" w:themeTint="99"/>
-              <w:right w:val="double" w:sz="4" w:space="0" w:color="47D459" w:themeColor="accent3" w:themeTint="99"/>
-            </w:tcBorders>
-            <w:vAlign w:val="center"/>
-            <w:hideMark/>
-          </w:tcPr>
-          <w:p>
-            <w:pPr>
-              <w:spacing w:after="160" w:line="276" w:lineRule="auto"/>
-              <w:ind w:right="-455"/>
-              <w:rPr>
-                <w:rFonts w:ascii="Arial Nova Cond Light" w:hAnsi="Arial Nova Cond Light" w:cs="Times New Roman"/>
-                <w:b/>
-                <w:bCs/>
-                <w:color w:val="000000" w:themeColor="text1"/>
-              </w:rPr>
-            </w:pPr>
-            <w:r>
-              <w:rPr>
-                <w:rFonts w:ascii="Arial Nova Cond Light" w:hAnsi="Arial Nova Cond Light" w:cs="Times New Roman"/>
-                <w:b/>
-                <w:bCs/>
-                <w:color w:val="000000" w:themeColor="text1"/>
+            <w:vAlign w:val="center"/>
+          </w:tcPr>
+          <w:p>
+            <w:pPr>
+              <w:autoSpaceDE w:val="0"/>
+              <w:autoSpaceDN w:val="0"/>
+              <w:adjustRightInd w:val="0"/>
+              <w:jc w:val="center"/>
+              <w:rPr>
+                <w:rFonts w:ascii="Arial Nova Cond" w:hAnsi="Arial Nova Cond" w:cs="Arial"/>
+                <w:color w:val="000000" w:themeColor="text1"/>
+                <w:kern w:val="0"/>
+                <w:sz w:val="20"/>
+                <w:szCs w:val="20"/>
+              </w:rPr>
+            </w:pPr>
+            <w:r>
+              <w:rPr>
+                <w:rFonts w:ascii="Arial Nova Cond" w:hAnsi="Arial Nova Cond" w:cs="Arial"/>
+                <w:color w:val="000000"/>
+                <w:kern w:val="0"/>
+                <w:sz w:val="20"/>
+                <w:szCs w:val="20"/>
               </w:rPr>
               <w:t>{{titulosituacionsignificativa5}}</w:t>
             </w:r>
@@ -11898,32 +11858,29 @@
         <w:tc>
           <w:tcPr>
             <w:tcW w:w="1634" w:type="dxa"/>
-            <w:tcBorders>
-              <w:top w:val="double" w:sz="4" w:space="0" w:color="47D459" w:themeColor="accent3" w:themeTint="99"/>
-              <w:left w:val="double" w:sz="4" w:space="0" w:color="47D459" w:themeColor="accent3" w:themeTint="99"/>
-              <w:bottom w:val="double" w:sz="4" w:space="0" w:color="47D459" w:themeColor="accent3" w:themeTint="99"/>
-              <w:right w:val="double" w:sz="4" w:space="0" w:color="47D459" w:themeColor="accent3" w:themeTint="99"/>
-            </w:tcBorders>
-            <w:vAlign w:val="center"/>
-            <w:hideMark/>
-          </w:tcPr>
-          <w:p>
-            <w:pPr>
-              <w:spacing w:after="160" w:line="276" w:lineRule="auto"/>
-              <w:ind w:right="-455"/>
-              <w:rPr>
-                <w:rFonts w:ascii="Arial Nova Cond Light" w:hAnsi="Arial Nova Cond Light" w:cs="Times New Roman"/>
-                <w:b/>
-                <w:bCs/>
-                <w:color w:val="000000" w:themeColor="text1"/>
-              </w:rPr>
-            </w:pPr>
-            <w:r>
-              <w:rPr>
-                <w:rFonts w:ascii="Arial Nova Cond Light" w:hAnsi="Arial Nova Cond Light" w:cs="Times New Roman"/>
-                <w:b/>
-                <w:bCs/>
-                <w:color w:val="000000" w:themeColor="text1"/>
+            <w:vAlign w:val="center"/>
+          </w:tcPr>
+          <w:p>
+            <w:pPr>
+              <w:autoSpaceDE w:val="0"/>
+              <w:autoSpaceDN w:val="0"/>
+              <w:adjustRightInd w:val="0"/>
+              <w:jc w:val="both"/>
+              <w:rPr>
+                <w:rFonts w:ascii="Arial Nova Cond" w:hAnsi="Arial Nova Cond" w:cs="Arial"/>
+                <w:color w:val="000000"/>
+                <w:kern w:val="0"/>
+                <w:sz w:val="20"/>
+                <w:szCs w:val="20"/>
+              </w:rPr>
+            </w:pPr>
+            <w:r>
+              <w:rPr>
+                <w:rFonts w:ascii="Arial Nova Cond" w:hAnsi="Arial Nova Cond" w:cs="Arial"/>
+                <w:color w:val="000000"/>
+                <w:kern w:val="0"/>
+                <w:sz w:val="20"/>
+                <w:szCs w:val="20"/>
               </w:rPr>
               <w:t>{{competencias5}}</w:t>
             </w:r>
@@ -11932,32 +11889,29 @@
         <w:tc>
           <w:tcPr>
             <w:tcW w:w="1337" w:type="dxa"/>
-            <w:tcBorders>
-              <w:top w:val="double" w:sz="4" w:space="0" w:color="47D459" w:themeColor="accent3" w:themeTint="99"/>
-              <w:left w:val="double" w:sz="4" w:space="0" w:color="47D459" w:themeColor="accent3" w:themeTint="99"/>
-              <w:bottom w:val="double" w:sz="4" w:space="0" w:color="47D459" w:themeColor="accent3" w:themeTint="99"/>
-              <w:right w:val="double" w:sz="4" w:space="0" w:color="47D459" w:themeColor="accent3" w:themeTint="99"/>
-            </w:tcBorders>
-            <w:vAlign w:val="center"/>
-            <w:hideMark/>
-          </w:tcPr>
-          <w:p>
-            <w:pPr>
-              <w:spacing w:after="160" w:line="276" w:lineRule="auto"/>
-              <w:ind w:right="-455"/>
-              <w:rPr>
-                <w:rFonts w:ascii="Arial Nova Cond Light" w:hAnsi="Arial Nova Cond Light" w:cs="Times New Roman"/>
-                <w:b/>
-                <w:bCs/>
-                <w:color w:val="000000" w:themeColor="text1"/>
-              </w:rPr>
-            </w:pPr>
-            <w:r>
-              <w:rPr>
-                <w:rFonts w:ascii="Arial Nova Cond Light" w:hAnsi="Arial Nova Cond Light" w:cs="Times New Roman"/>
-                <w:b/>
-                <w:bCs/>
-                <w:color w:val="000000" w:themeColor="text1"/>
+            <w:vAlign w:val="center"/>
+          </w:tcPr>
+          <w:p>
+            <w:pPr>
+              <w:autoSpaceDE w:val="0"/>
+              <w:autoSpaceDN w:val="0"/>
+              <w:adjustRightInd w:val="0"/>
+              <w:jc w:val="center"/>
+              <w:rPr>
+                <w:rFonts w:ascii="Arial Nova Cond" w:hAnsi="Arial Nova Cond" w:cs="Arial"/>
+                <w:color w:val="000000"/>
+                <w:kern w:val="0"/>
+                <w:sz w:val="20"/>
+                <w:szCs w:val="20"/>
+              </w:rPr>
+            </w:pPr>
+            <w:r>
+              <w:rPr>
+                <w:rFonts w:ascii="Arial Nova Cond" w:hAnsi="Arial Nova Cond" w:cs="Arial"/>
+                <w:color w:val="000000"/>
+                <w:kern w:val="0"/>
+                <w:sz w:val="20"/>
+                <w:szCs w:val="20"/>
               </w:rPr>
               <w:t>{{producto5}}</w:t>
             </w:r>
@@ -11973,24 +11927,25 @@
           <w:tcPr>
             <w:tcW w:w="875" w:type="dxa"/>
             <w:vMerge/>
-            <w:tcBorders>
-              <w:top w:val="double" w:sz="4" w:space="0" w:color="47D459" w:themeColor="accent3" w:themeTint="99"/>
-              <w:left w:val="double" w:sz="4" w:space="0" w:color="47D459" w:themeColor="accent3" w:themeTint="99"/>
-              <w:bottom w:val="double" w:sz="4" w:space="0" w:color="47D459" w:themeColor="accent3" w:themeTint="99"/>
-              <w:right w:val="double" w:sz="4" w:space="0" w:color="47D459" w:themeColor="accent3" w:themeTint="99"/>
-            </w:tcBorders>
-            <w:vAlign w:val="center"/>
-            <w:hideMark/>
-          </w:tcPr>
-          <w:p>
-            <w:pPr>
-              <w:spacing w:after="160" w:line="276" w:lineRule="auto"/>
-              <w:ind w:right="-455"/>
-              <w:rPr>
-                <w:rFonts w:ascii="Arial Nova Cond Light" w:hAnsi="Arial Nova Cond Light" w:cs="Times New Roman"/>
-                <w:b/>
-                <w:bCs/>
-                <w:color w:val="000000" w:themeColor="text1"/>
+            <w:vAlign w:val="center"/>
+          </w:tcPr>
+          <w:p>
+            <w:pPr>
+              <w:pStyle w:val="Prrafodelista"/>
+              <w:tabs>
+                <w:tab w:val="left" w:pos="0"/>
+                <w:tab w:val="left" w:pos="142"/>
+                <w:tab w:val="left" w:pos="284"/>
+              </w:tabs>
+              <w:spacing w:line="276" w:lineRule="auto"/>
+              <w:ind w:left="0"/>
+              <w:jc w:val="center"/>
+              <w:rPr>
+                <w:rFonts w:ascii="Arial Nova Cond" w:eastAsia="Calibri" w:hAnsi="Arial Nova Cond" w:cs="Times New Roman"/>
+                <w:b/>
+                <w:bCs/>
+                <w:sz w:val="20"/>
+                <w:szCs w:val="20"/>
                 <w:lang w:val="es-ES_tradnl"/>
               </w:rPr>
             </w:pPr>
@@ -11999,33 +11954,35 @@
         <w:tc>
           <w:tcPr>
             <w:tcW w:w="1095" w:type="dxa"/>
-            <w:tcBorders>
-              <w:top w:val="double" w:sz="4" w:space="0" w:color="47D459" w:themeColor="accent3" w:themeTint="99"/>
-              <w:left w:val="double" w:sz="4" w:space="0" w:color="47D459" w:themeColor="accent3" w:themeTint="99"/>
-              <w:bottom w:val="double" w:sz="4" w:space="0" w:color="47D459" w:themeColor="accent3" w:themeTint="99"/>
-              <w:right w:val="double" w:sz="4" w:space="0" w:color="47D459" w:themeColor="accent3" w:themeTint="99"/>
-            </w:tcBorders>
-            <w:vAlign w:val="center"/>
-            <w:hideMark/>
-          </w:tcPr>
-          <w:p>
-            <w:pPr>
-              <w:spacing w:after="160" w:line="276" w:lineRule="auto"/>
-              <w:ind w:right="-455"/>
-              <w:rPr>
-                <w:rFonts w:ascii="Arial Nova Cond Light" w:hAnsi="Arial Nova Cond Light" w:cs="Times New Roman"/>
-                <w:b/>
-                <w:bCs/>
-                <w:color w:val="000000" w:themeColor="text1"/>
+            <w:vAlign w:val="center"/>
+          </w:tcPr>
+          <w:p>
+            <w:pPr>
+              <w:pStyle w:val="Prrafodelista"/>
+              <w:tabs>
+                <w:tab w:val="left" w:pos="0"/>
+                <w:tab w:val="left" w:pos="142"/>
+                <w:tab w:val="left" w:pos="284"/>
+              </w:tabs>
+              <w:spacing w:line="276" w:lineRule="auto"/>
+              <w:ind w:left="0"/>
+              <w:jc w:val="center"/>
+              <w:rPr>
+                <w:rFonts w:ascii="Arial Nova Cond" w:eastAsia="Calibri" w:hAnsi="Arial Nova Cond" w:cs="Times New Roman"/>
+                <w:b/>
+                <w:bCs/>
+                <w:sz w:val="20"/>
+                <w:szCs w:val="20"/>
                 <w:lang w:val="es-ES_tradnl"/>
               </w:rPr>
             </w:pPr>
             <w:r>
               <w:rPr>
-                <w:rFonts w:ascii="Arial Nova Cond Light" w:hAnsi="Arial Nova Cond Light" w:cs="Times New Roman"/>
-                <w:b/>
-                <w:bCs/>
-                <w:color w:val="000000" w:themeColor="text1"/>
+                <w:rFonts w:ascii="Arial Nova Cond" w:eastAsia="Calibri" w:hAnsi="Arial Nova Cond" w:cs="Times New Roman"/>
+                <w:b/>
+                <w:bCs/>
+                <w:sz w:val="20"/>
+                <w:szCs w:val="20"/>
                 <w:lang w:val="es-ES_tradnl"/>
               </w:rPr>
               <w:t>U 6</w:t>
@@ -12035,32 +11992,23 @@
         <w:tc>
           <w:tcPr>
             <w:tcW w:w="1726" w:type="dxa"/>
-            <w:tcBorders>
-              <w:top w:val="double" w:sz="4" w:space="0" w:color="47D459" w:themeColor="accent3" w:themeTint="99"/>
-              <w:left w:val="double" w:sz="4" w:space="0" w:color="47D459" w:themeColor="accent3" w:themeTint="99"/>
-              <w:bottom w:val="double" w:sz="4" w:space="0" w:color="47D459" w:themeColor="accent3" w:themeTint="99"/>
-              <w:right w:val="double" w:sz="4" w:space="0" w:color="47D459" w:themeColor="accent3" w:themeTint="99"/>
-            </w:tcBorders>
-            <w:vAlign w:val="center"/>
-            <w:hideMark/>
-          </w:tcPr>
-          <w:p>
-            <w:pPr>
-              <w:spacing w:after="160" w:line="276" w:lineRule="auto"/>
-              <w:ind w:right="-455"/>
-              <w:rPr>
-                <w:rFonts w:ascii="Arial Nova Cond Light" w:hAnsi="Arial Nova Cond Light" w:cs="Times New Roman"/>
-                <w:b/>
-                <w:bCs/>
-                <w:color w:val="000000" w:themeColor="text1"/>
-              </w:rPr>
-            </w:pPr>
-            <w:r>
-              <w:rPr>
-                <w:rFonts w:ascii="Arial Nova Cond Light" w:hAnsi="Arial Nova Cond Light" w:cs="Times New Roman"/>
-                <w:b/>
-                <w:bCs/>
-                <w:color w:val="000000" w:themeColor="text1"/>
+            <w:vAlign w:val="center"/>
+          </w:tcPr>
+          <w:p>
+            <w:pPr>
+              <w:pStyle w:val="Sinespaciado"/>
+              <w:jc w:val="both"/>
+              <w:rPr>
+                <w:rFonts w:ascii="Arial Nova Cond" w:hAnsi="Arial Nova Cond"/>
+                <w:sz w:val="20"/>
+                <w:szCs w:val="20"/>
+              </w:rPr>
+            </w:pPr>
+            <w:r>
+              <w:rPr>
+                <w:rFonts w:ascii="Arial Nova Cond" w:eastAsia="Calibri" w:hAnsi="Arial Nova Cond" w:cs="Times New Roman"/>
+                <w:sz w:val="20"/>
+                <w:szCs w:val="20"/>
                 <w:lang w:val="es-ES_tradnl"/>
               </w:rPr>
               <w:t>{{problemapotencialidad6}}</w:t>
@@ -12070,33 +12018,31 @@
         <w:tc>
           <w:tcPr>
             <w:tcW w:w="6169" w:type="dxa"/>
-            <w:tcBorders>
-              <w:top w:val="double" w:sz="4" w:space="0" w:color="47D459" w:themeColor="accent3" w:themeTint="99"/>
-              <w:left w:val="double" w:sz="4" w:space="0" w:color="47D459" w:themeColor="accent3" w:themeTint="99"/>
-              <w:bottom w:val="double" w:sz="4" w:space="0" w:color="47D459" w:themeColor="accent3" w:themeTint="99"/>
-              <w:right w:val="double" w:sz="4" w:space="0" w:color="47D459" w:themeColor="accent3" w:themeTint="99"/>
-            </w:tcBorders>
-            <w:vAlign w:val="center"/>
-            <w:hideMark/>
-          </w:tcPr>
-          <w:p>
-            <w:pPr>
-              <w:spacing w:after="160" w:line="276" w:lineRule="auto"/>
-              <w:ind w:right="-455"/>
-              <w:rPr>
-                <w:rFonts w:ascii="Arial Nova Cond Light" w:hAnsi="Arial Nova Cond Light" w:cs="Times New Roman"/>
-                <w:b/>
-                <w:bCs/>
-                <w:color w:val="000000" w:themeColor="text1"/>
+            <w:vAlign w:val="center"/>
+          </w:tcPr>
+          <w:p>
+            <w:pPr>
+              <w:pStyle w:val="Prrafodelista"/>
+              <w:tabs>
+                <w:tab w:val="left" w:pos="0"/>
+                <w:tab w:val="left" w:pos="142"/>
+                <w:tab w:val="left" w:pos="284"/>
+              </w:tabs>
+              <w:spacing w:line="276" w:lineRule="auto"/>
+              <w:ind w:left="0"/>
+              <w:jc w:val="both"/>
+              <w:rPr>
+                <w:rFonts w:ascii="Arial Nova Cond" w:eastAsia="Calibri" w:hAnsi="Arial Nova Cond" w:cs="Times New Roman"/>
+                <w:sz w:val="20"/>
+                <w:szCs w:val="20"/>
                 <w:lang w:val="es-ES_tradnl"/>
               </w:rPr>
             </w:pPr>
             <w:r>
               <w:rPr>
-                <w:rFonts w:ascii="Arial Nova Cond Light" w:hAnsi="Arial Nova Cond Light" w:cs="Times New Roman"/>
-                <w:b/>
-                <w:bCs/>
-                <w:color w:val="000000" w:themeColor="text1"/>
+                <w:rFonts w:ascii="Arial Nova Cond" w:eastAsia="Calibri" w:hAnsi="Arial Nova Cond" w:cs="Times New Roman"/>
+                <w:sz w:val="20"/>
+                <w:szCs w:val="20"/>
                 <w:lang w:val="es-ES_tradnl"/>
               </w:rPr>
               <w:t>{{situacionsignificativa6}}</w:t>
@@ -12106,32 +12052,29 @@
         <w:tc>
           <w:tcPr>
             <w:tcW w:w="2015" w:type="dxa"/>
-            <w:tcBorders>
-              <w:top w:val="double" w:sz="4" w:space="0" w:color="47D459" w:themeColor="accent3" w:themeTint="99"/>
-              <w:left w:val="double" w:sz="4" w:space="0" w:color="47D459" w:themeColor="accent3" w:themeTint="99"/>
-              <w:bottom w:val="double" w:sz="4" w:space="0" w:color="47D459" w:themeColor="accent3" w:themeTint="99"/>
-              <w:right w:val="double" w:sz="4" w:space="0" w:color="47D459" w:themeColor="accent3" w:themeTint="99"/>
-            </w:tcBorders>
-            <w:vAlign w:val="center"/>
-            <w:hideMark/>
-          </w:tcPr>
-          <w:p>
-            <w:pPr>
-              <w:spacing w:after="160" w:line="276" w:lineRule="auto"/>
-              <w:ind w:right="-455"/>
-              <w:rPr>
-                <w:rFonts w:ascii="Arial Nova Cond Light" w:hAnsi="Arial Nova Cond Light" w:cs="Times New Roman"/>
-                <w:b/>
-                <w:bCs/>
-                <w:color w:val="000000" w:themeColor="text1"/>
-              </w:rPr>
-            </w:pPr>
-            <w:r>
-              <w:rPr>
-                <w:rFonts w:ascii="Arial Nova Cond Light" w:hAnsi="Arial Nova Cond Light" w:cs="Times New Roman"/>
-                <w:b/>
-                <w:bCs/>
-                <w:color w:val="000000" w:themeColor="text1"/>
+            <w:vAlign w:val="center"/>
+          </w:tcPr>
+          <w:p>
+            <w:pPr>
+              <w:autoSpaceDE w:val="0"/>
+              <w:autoSpaceDN w:val="0"/>
+              <w:adjustRightInd w:val="0"/>
+              <w:jc w:val="center"/>
+              <w:rPr>
+                <w:rFonts w:ascii="Arial Nova Cond" w:hAnsi="Arial Nova Cond" w:cs="Arial"/>
+                <w:color w:val="0070C0"/>
+                <w:kern w:val="0"/>
+                <w:sz w:val="20"/>
+                <w:szCs w:val="20"/>
+              </w:rPr>
+            </w:pPr>
+            <w:r>
+              <w:rPr>
+                <w:rFonts w:ascii="Arial Nova Cond" w:hAnsi="Arial Nova Cond" w:cs="Arial"/>
+                <w:color w:val="000000"/>
+                <w:kern w:val="0"/>
+                <w:sz w:val="20"/>
+                <w:szCs w:val="20"/>
               </w:rPr>
               <w:t>{{titulosituacionsignificativa6}}</w:t>
             </w:r>
@@ -12140,32 +12083,29 @@
         <w:tc>
           <w:tcPr>
             <w:tcW w:w="1634" w:type="dxa"/>
-            <w:tcBorders>
-              <w:top w:val="double" w:sz="4" w:space="0" w:color="47D459" w:themeColor="accent3" w:themeTint="99"/>
-              <w:left w:val="double" w:sz="4" w:space="0" w:color="47D459" w:themeColor="accent3" w:themeTint="99"/>
-              <w:bottom w:val="double" w:sz="4" w:space="0" w:color="47D459" w:themeColor="accent3" w:themeTint="99"/>
-              <w:right w:val="double" w:sz="4" w:space="0" w:color="47D459" w:themeColor="accent3" w:themeTint="99"/>
-            </w:tcBorders>
-            <w:vAlign w:val="center"/>
-            <w:hideMark/>
-          </w:tcPr>
-          <w:p>
-            <w:pPr>
-              <w:spacing w:after="160" w:line="276" w:lineRule="auto"/>
-              <w:ind w:right="-455"/>
-              <w:rPr>
-                <w:rFonts w:ascii="Arial Nova Cond Light" w:hAnsi="Arial Nova Cond Light" w:cs="Times New Roman"/>
-                <w:b/>
-                <w:bCs/>
-                <w:color w:val="000000" w:themeColor="text1"/>
-              </w:rPr>
-            </w:pPr>
-            <w:r>
-              <w:rPr>
-                <w:rFonts w:ascii="Arial Nova Cond Light" w:hAnsi="Arial Nova Cond Light" w:cs="Times New Roman"/>
-                <w:b/>
-                <w:bCs/>
-                <w:color w:val="000000" w:themeColor="text1"/>
+            <w:vAlign w:val="center"/>
+          </w:tcPr>
+          <w:p>
+            <w:pPr>
+              <w:autoSpaceDE w:val="0"/>
+              <w:autoSpaceDN w:val="0"/>
+              <w:adjustRightInd w:val="0"/>
+              <w:jc w:val="both"/>
+              <w:rPr>
+                <w:rFonts w:ascii="Arial Nova Cond" w:hAnsi="Arial Nova Cond" w:cs="Arial"/>
+                <w:color w:val="000000"/>
+                <w:kern w:val="0"/>
+                <w:sz w:val="20"/>
+                <w:szCs w:val="20"/>
+              </w:rPr>
+            </w:pPr>
+            <w:r>
+              <w:rPr>
+                <w:rFonts w:ascii="Arial Nova Cond" w:hAnsi="Arial Nova Cond" w:cs="Arial"/>
+                <w:color w:val="000000"/>
+                <w:kern w:val="0"/>
+                <w:sz w:val="20"/>
+                <w:szCs w:val="20"/>
               </w:rPr>
               <w:t>{{competencias6}}</w:t>
             </w:r>
@@ -12174,32 +12114,29 @@
         <w:tc>
           <w:tcPr>
             <w:tcW w:w="1337" w:type="dxa"/>
-            <w:tcBorders>
-              <w:top w:val="double" w:sz="4" w:space="0" w:color="47D459" w:themeColor="accent3" w:themeTint="99"/>
-              <w:left w:val="double" w:sz="4" w:space="0" w:color="47D459" w:themeColor="accent3" w:themeTint="99"/>
-              <w:bottom w:val="double" w:sz="4" w:space="0" w:color="47D459" w:themeColor="accent3" w:themeTint="99"/>
-              <w:right w:val="double" w:sz="4" w:space="0" w:color="47D459" w:themeColor="accent3" w:themeTint="99"/>
-            </w:tcBorders>
-            <w:vAlign w:val="center"/>
-            <w:hideMark/>
-          </w:tcPr>
-          <w:p>
-            <w:pPr>
-              <w:spacing w:after="160" w:line="276" w:lineRule="auto"/>
-              <w:ind w:right="-455"/>
-              <w:rPr>
-                <w:rFonts w:ascii="Arial Nova Cond Light" w:hAnsi="Arial Nova Cond Light" w:cs="Times New Roman"/>
-                <w:b/>
-                <w:bCs/>
-                <w:color w:val="000000" w:themeColor="text1"/>
-              </w:rPr>
-            </w:pPr>
-            <w:r>
-              <w:rPr>
-                <w:rFonts w:ascii="Arial Nova Cond Light" w:hAnsi="Arial Nova Cond Light" w:cs="Times New Roman"/>
-                <w:b/>
-                <w:bCs/>
-                <w:color w:val="000000" w:themeColor="text1"/>
+            <w:vAlign w:val="center"/>
+          </w:tcPr>
+          <w:p>
+            <w:pPr>
+              <w:autoSpaceDE w:val="0"/>
+              <w:autoSpaceDN w:val="0"/>
+              <w:adjustRightInd w:val="0"/>
+              <w:jc w:val="center"/>
+              <w:rPr>
+                <w:rFonts w:ascii="Arial Nova Cond" w:hAnsi="Arial Nova Cond" w:cs="Arial"/>
+                <w:color w:val="000000"/>
+                <w:kern w:val="0"/>
+                <w:sz w:val="20"/>
+                <w:szCs w:val="20"/>
+              </w:rPr>
+            </w:pPr>
+            <w:r>
+              <w:rPr>
+                <w:rFonts w:ascii="Arial Nova Cond" w:hAnsi="Arial Nova Cond" w:cs="Arial"/>
+                <w:color w:val="000000"/>
+                <w:kern w:val="0"/>
+                <w:sz w:val="20"/>
+                <w:szCs w:val="20"/>
               </w:rPr>
               <w:t>{{producto6}}</w:t>
             </w:r>
@@ -12215,33 +12152,35 @@
           <w:tcPr>
             <w:tcW w:w="875" w:type="dxa"/>
             <w:vMerge w:val="restart"/>
-            <w:tcBorders>
-              <w:top w:val="double" w:sz="4" w:space="0" w:color="47D459" w:themeColor="accent3" w:themeTint="99"/>
-              <w:left w:val="double" w:sz="4" w:space="0" w:color="47D459" w:themeColor="accent3" w:themeTint="99"/>
-              <w:bottom w:val="double" w:sz="4" w:space="0" w:color="47D459" w:themeColor="accent3" w:themeTint="99"/>
-              <w:right w:val="double" w:sz="4" w:space="0" w:color="47D459" w:themeColor="accent3" w:themeTint="99"/>
-            </w:tcBorders>
-            <w:vAlign w:val="center"/>
-            <w:hideMark/>
-          </w:tcPr>
-          <w:p>
-            <w:pPr>
-              <w:spacing w:after="160" w:line="276" w:lineRule="auto"/>
-              <w:ind w:right="-455"/>
-              <w:rPr>
-                <w:rFonts w:ascii="Arial Nova Cond Light" w:hAnsi="Arial Nova Cond Light" w:cs="Times New Roman"/>
-                <w:b/>
-                <w:bCs/>
-                <w:color w:val="000000" w:themeColor="text1"/>
+            <w:vAlign w:val="center"/>
+          </w:tcPr>
+          <w:p>
+            <w:pPr>
+              <w:pStyle w:val="Prrafodelista"/>
+              <w:tabs>
+                <w:tab w:val="left" w:pos="0"/>
+                <w:tab w:val="left" w:pos="142"/>
+                <w:tab w:val="left" w:pos="284"/>
+              </w:tabs>
+              <w:spacing w:line="276" w:lineRule="auto"/>
+              <w:ind w:left="0"/>
+              <w:jc w:val="center"/>
+              <w:rPr>
+                <w:rFonts w:ascii="Arial Nova Cond" w:eastAsia="Calibri" w:hAnsi="Arial Nova Cond" w:cs="Times New Roman"/>
+                <w:b/>
+                <w:bCs/>
+                <w:sz w:val="20"/>
+                <w:szCs w:val="20"/>
                 <w:lang w:val="es-ES_tradnl"/>
               </w:rPr>
             </w:pPr>
             <w:r>
               <w:rPr>
-                <w:rFonts w:ascii="Arial Nova Cond Light" w:hAnsi="Arial Nova Cond Light" w:cs="Times New Roman"/>
-                <w:b/>
-                <w:bCs/>
-                <w:color w:val="000000" w:themeColor="text1"/>
+                <w:rFonts w:ascii="Arial Nova Cond" w:eastAsia="Calibri" w:hAnsi="Arial Nova Cond" w:cs="Times New Roman"/>
+                <w:b/>
+                <w:bCs/>
+                <w:sz w:val="20"/>
+                <w:szCs w:val="20"/>
                 <w:lang w:val="es-ES_tradnl"/>
               </w:rPr>
               <w:t>IV</w:t>
@@ -12251,33 +12190,35 @@
         <w:tc>
           <w:tcPr>
             <w:tcW w:w="1095" w:type="dxa"/>
-            <w:tcBorders>
-              <w:top w:val="double" w:sz="4" w:space="0" w:color="47D459" w:themeColor="accent3" w:themeTint="99"/>
-              <w:left w:val="double" w:sz="4" w:space="0" w:color="47D459" w:themeColor="accent3" w:themeTint="99"/>
-              <w:bottom w:val="double" w:sz="4" w:space="0" w:color="47D459" w:themeColor="accent3" w:themeTint="99"/>
-              <w:right w:val="double" w:sz="4" w:space="0" w:color="47D459" w:themeColor="accent3" w:themeTint="99"/>
-            </w:tcBorders>
-            <w:vAlign w:val="center"/>
-            <w:hideMark/>
-          </w:tcPr>
-          <w:p>
-            <w:pPr>
-              <w:spacing w:after="160" w:line="276" w:lineRule="auto"/>
-              <w:ind w:right="-455"/>
-              <w:rPr>
-                <w:rFonts w:ascii="Arial Nova Cond Light" w:hAnsi="Arial Nova Cond Light" w:cs="Times New Roman"/>
-                <w:b/>
-                <w:bCs/>
-                <w:color w:val="000000" w:themeColor="text1"/>
+            <w:vAlign w:val="center"/>
+          </w:tcPr>
+          <w:p>
+            <w:pPr>
+              <w:pStyle w:val="Prrafodelista"/>
+              <w:tabs>
+                <w:tab w:val="left" w:pos="0"/>
+                <w:tab w:val="left" w:pos="142"/>
+                <w:tab w:val="left" w:pos="284"/>
+              </w:tabs>
+              <w:spacing w:line="276" w:lineRule="auto"/>
+              <w:ind w:left="0"/>
+              <w:jc w:val="center"/>
+              <w:rPr>
+                <w:rFonts w:ascii="Arial Nova Cond" w:eastAsia="Calibri" w:hAnsi="Arial Nova Cond" w:cs="Times New Roman"/>
+                <w:b/>
+                <w:bCs/>
+                <w:sz w:val="20"/>
+                <w:szCs w:val="20"/>
                 <w:lang w:val="es-ES_tradnl"/>
               </w:rPr>
             </w:pPr>
             <w:r>
               <w:rPr>
-                <w:rFonts w:ascii="Arial Nova Cond Light" w:hAnsi="Arial Nova Cond Light" w:cs="Times New Roman"/>
-                <w:b/>
-                <w:bCs/>
-                <w:color w:val="000000" w:themeColor="text1"/>
+                <w:rFonts w:ascii="Arial Nova Cond" w:eastAsia="Calibri" w:hAnsi="Arial Nova Cond" w:cs="Times New Roman"/>
+                <w:b/>
+                <w:bCs/>
+                <w:sz w:val="20"/>
+                <w:szCs w:val="20"/>
                 <w:lang w:val="es-ES_tradnl"/>
               </w:rPr>
               <w:t>U 7</w:t>
@@ -12287,33 +12228,31 @@
         <w:tc>
           <w:tcPr>
             <w:tcW w:w="1726" w:type="dxa"/>
-            <w:tcBorders>
-              <w:top w:val="double" w:sz="4" w:space="0" w:color="47D459" w:themeColor="accent3" w:themeTint="99"/>
-              <w:left w:val="double" w:sz="4" w:space="0" w:color="47D459" w:themeColor="accent3" w:themeTint="99"/>
-              <w:bottom w:val="double" w:sz="4" w:space="0" w:color="47D459" w:themeColor="accent3" w:themeTint="99"/>
-              <w:right w:val="double" w:sz="4" w:space="0" w:color="47D459" w:themeColor="accent3" w:themeTint="99"/>
-            </w:tcBorders>
-            <w:vAlign w:val="center"/>
-            <w:hideMark/>
-          </w:tcPr>
-          <w:p>
-            <w:pPr>
-              <w:spacing w:after="160" w:line="276" w:lineRule="auto"/>
-              <w:ind w:right="-455"/>
-              <w:rPr>
-                <w:rFonts w:ascii="Arial Nova Cond Light" w:hAnsi="Arial Nova Cond Light" w:cs="Times New Roman"/>
-                <w:b/>
-                <w:bCs/>
-                <w:color w:val="000000" w:themeColor="text1"/>
+            <w:vAlign w:val="center"/>
+          </w:tcPr>
+          <w:p>
+            <w:pPr>
+              <w:pStyle w:val="Prrafodelista"/>
+              <w:tabs>
+                <w:tab w:val="left" w:pos="0"/>
+                <w:tab w:val="left" w:pos="142"/>
+                <w:tab w:val="left" w:pos="284"/>
+              </w:tabs>
+              <w:spacing w:line="276" w:lineRule="auto"/>
+              <w:ind w:left="0"/>
+              <w:rPr>
+                <w:rFonts w:ascii="Arial Nova Cond" w:eastAsia="Calibri" w:hAnsi="Arial Nova Cond" w:cs="Times New Roman"/>
+                <w:color w:val="000000" w:themeColor="text1"/>
+                <w:sz w:val="20"/>
+                <w:szCs w:val="20"/>
                 <w:lang w:val="es-ES_tradnl"/>
               </w:rPr>
             </w:pPr>
             <w:r>
               <w:rPr>
-                <w:rFonts w:ascii="Arial Nova Cond Light" w:hAnsi="Arial Nova Cond Light" w:cs="Times New Roman"/>
-                <w:b/>
-                <w:bCs/>
-                <w:color w:val="000000" w:themeColor="text1"/>
+                <w:rFonts w:ascii="Arial Nova Cond" w:eastAsia="Calibri" w:hAnsi="Arial Nova Cond" w:cs="Times New Roman"/>
+                <w:sz w:val="20"/>
+                <w:szCs w:val="20"/>
                 <w:lang w:val="es-ES_tradnl"/>
               </w:rPr>
               <w:t>{{problemapotencialidad7}}</w:t>
@@ -12323,32 +12262,31 @@
         <w:tc>
           <w:tcPr>
             <w:tcW w:w="6169" w:type="dxa"/>
-            <w:tcBorders>
-              <w:top w:val="double" w:sz="4" w:space="0" w:color="47D459" w:themeColor="accent3" w:themeTint="99"/>
-              <w:left w:val="double" w:sz="4" w:space="0" w:color="47D459" w:themeColor="accent3" w:themeTint="99"/>
-              <w:bottom w:val="double" w:sz="4" w:space="0" w:color="47D459" w:themeColor="accent3" w:themeTint="99"/>
-              <w:right w:val="double" w:sz="4" w:space="0" w:color="47D459" w:themeColor="accent3" w:themeTint="99"/>
-            </w:tcBorders>
-            <w:vAlign w:val="center"/>
-            <w:hideMark/>
-          </w:tcPr>
-          <w:p>
-            <w:pPr>
-              <w:spacing w:after="160" w:line="276" w:lineRule="auto"/>
-              <w:ind w:right="-455"/>
-              <w:rPr>
-                <w:rFonts w:ascii="Arial Nova Cond Light" w:hAnsi="Arial Nova Cond Light" w:cs="Times New Roman"/>
-                <w:b/>
-                <w:bCs/>
-                <w:color w:val="000000" w:themeColor="text1"/>
-              </w:rPr>
-            </w:pPr>
-            <w:r>
-              <w:rPr>
-                <w:rFonts w:ascii="Arial Nova Cond Light" w:hAnsi="Arial Nova Cond Light" w:cs="Times New Roman"/>
-                <w:b/>
-                <w:bCs/>
-                <w:color w:val="000000" w:themeColor="text1"/>
+            <w:vAlign w:val="center"/>
+          </w:tcPr>
+          <w:p>
+            <w:pPr>
+              <w:pStyle w:val="Prrafodelista"/>
+              <w:tabs>
+                <w:tab w:val="left" w:pos="0"/>
+                <w:tab w:val="left" w:pos="142"/>
+                <w:tab w:val="left" w:pos="284"/>
+              </w:tabs>
+              <w:spacing w:line="276" w:lineRule="auto"/>
+              <w:ind w:left="0"/>
+              <w:jc w:val="both"/>
+              <w:rPr>
+                <w:rFonts w:ascii="Arial Nova Cond" w:hAnsi="Arial Nova Cond"/>
+                <w:color w:val="000000" w:themeColor="text1"/>
+                <w:sz w:val="20"/>
+                <w:szCs w:val="20"/>
+              </w:rPr>
+            </w:pPr>
+            <w:r>
+              <w:rPr>
+                <w:rFonts w:ascii="Arial Nova Cond" w:eastAsia="Calibri" w:hAnsi="Arial Nova Cond" w:cs="Times New Roman"/>
+                <w:sz w:val="20"/>
+                <w:szCs w:val="20"/>
                 <w:lang w:val="es-ES_tradnl"/>
               </w:rPr>
               <w:t>{{situacionsignificativa7}}</w:t>
@@ -12358,32 +12296,29 @@
         <w:tc>
           <w:tcPr>
             <w:tcW w:w="2015" w:type="dxa"/>
-            <w:tcBorders>
-              <w:top w:val="double" w:sz="4" w:space="0" w:color="47D459" w:themeColor="accent3" w:themeTint="99"/>
-              <w:left w:val="double" w:sz="4" w:space="0" w:color="47D459" w:themeColor="accent3" w:themeTint="99"/>
-              <w:bottom w:val="double" w:sz="4" w:space="0" w:color="47D459" w:themeColor="accent3" w:themeTint="99"/>
-              <w:right w:val="double" w:sz="4" w:space="0" w:color="47D459" w:themeColor="accent3" w:themeTint="99"/>
-            </w:tcBorders>
-            <w:vAlign w:val="center"/>
-            <w:hideMark/>
-          </w:tcPr>
-          <w:p>
-            <w:pPr>
-              <w:spacing w:after="160" w:line="276" w:lineRule="auto"/>
-              <w:ind w:right="-455"/>
-              <w:rPr>
-                <w:rFonts w:ascii="Arial Nova Cond Light" w:hAnsi="Arial Nova Cond Light" w:cs="Times New Roman"/>
-                <w:b/>
-                <w:bCs/>
-                <w:color w:val="000000" w:themeColor="text1"/>
-              </w:rPr>
-            </w:pPr>
-            <w:r>
-              <w:rPr>
-                <w:rFonts w:ascii="Arial Nova Cond Light" w:hAnsi="Arial Nova Cond Light" w:cs="Times New Roman"/>
-                <w:b/>
-                <w:bCs/>
-                <w:color w:val="000000" w:themeColor="text1"/>
+            <w:vAlign w:val="center"/>
+          </w:tcPr>
+          <w:p>
+            <w:pPr>
+              <w:autoSpaceDE w:val="0"/>
+              <w:autoSpaceDN w:val="0"/>
+              <w:adjustRightInd w:val="0"/>
+              <w:jc w:val="center"/>
+              <w:rPr>
+                <w:rFonts w:ascii="Arial Nova Cond" w:hAnsi="Arial Nova Cond" w:cs="Arial"/>
+                <w:color w:val="000000" w:themeColor="text1"/>
+                <w:kern w:val="0"/>
+                <w:sz w:val="20"/>
+                <w:szCs w:val="20"/>
+              </w:rPr>
+            </w:pPr>
+            <w:r>
+              <w:rPr>
+                <w:rFonts w:ascii="Arial Nova Cond" w:hAnsi="Arial Nova Cond" w:cs="Arial"/>
+                <w:color w:val="000000"/>
+                <w:kern w:val="0"/>
+                <w:sz w:val="20"/>
+                <w:szCs w:val="20"/>
               </w:rPr>
               <w:t>{{titulosituacionsignificativa7}}</w:t>
             </w:r>
@@ -12392,32 +12327,29 @@
         <w:tc>
           <w:tcPr>
             <w:tcW w:w="1634" w:type="dxa"/>
-            <w:tcBorders>
-              <w:top w:val="double" w:sz="4" w:space="0" w:color="47D459" w:themeColor="accent3" w:themeTint="99"/>
-              <w:left w:val="double" w:sz="4" w:space="0" w:color="47D459" w:themeColor="accent3" w:themeTint="99"/>
-              <w:bottom w:val="double" w:sz="4" w:space="0" w:color="47D459" w:themeColor="accent3" w:themeTint="99"/>
-              <w:right w:val="double" w:sz="4" w:space="0" w:color="47D459" w:themeColor="accent3" w:themeTint="99"/>
-            </w:tcBorders>
-            <w:vAlign w:val="center"/>
-            <w:hideMark/>
-          </w:tcPr>
-          <w:p>
-            <w:pPr>
-              <w:spacing w:after="160" w:line="276" w:lineRule="auto"/>
-              <w:ind w:right="-455"/>
-              <w:rPr>
-                <w:rFonts w:ascii="Arial Nova Cond Light" w:hAnsi="Arial Nova Cond Light" w:cs="Times New Roman"/>
-                <w:b/>
-                <w:bCs/>
-                <w:color w:val="000000" w:themeColor="text1"/>
-              </w:rPr>
-            </w:pPr>
-            <w:r>
-              <w:rPr>
-                <w:rFonts w:ascii="Arial Nova Cond Light" w:hAnsi="Arial Nova Cond Light" w:cs="Times New Roman"/>
-                <w:b/>
-                <w:bCs/>
-                <w:color w:val="000000" w:themeColor="text1"/>
+            <w:vAlign w:val="center"/>
+          </w:tcPr>
+          <w:p>
+            <w:pPr>
+              <w:autoSpaceDE w:val="0"/>
+              <w:autoSpaceDN w:val="0"/>
+              <w:adjustRightInd w:val="0"/>
+              <w:jc w:val="both"/>
+              <w:rPr>
+                <w:rFonts w:ascii="Arial Nova Cond" w:hAnsi="Arial Nova Cond" w:cs="Arial"/>
+                <w:color w:val="000000"/>
+                <w:kern w:val="0"/>
+                <w:sz w:val="20"/>
+                <w:szCs w:val="20"/>
+              </w:rPr>
+            </w:pPr>
+            <w:r>
+              <w:rPr>
+                <w:rFonts w:ascii="Arial Nova Cond" w:hAnsi="Arial Nova Cond" w:cs="Arial"/>
+                <w:color w:val="000000"/>
+                <w:kern w:val="0"/>
+                <w:sz w:val="20"/>
+                <w:szCs w:val="20"/>
               </w:rPr>
               <w:t>{{competencias7}}</w:t>
             </w:r>
@@ -12426,32 +12358,29 @@
         <w:tc>
           <w:tcPr>
             <w:tcW w:w="1337" w:type="dxa"/>
-            <w:tcBorders>
-              <w:top w:val="double" w:sz="4" w:space="0" w:color="47D459" w:themeColor="accent3" w:themeTint="99"/>
-              <w:left w:val="double" w:sz="4" w:space="0" w:color="47D459" w:themeColor="accent3" w:themeTint="99"/>
-              <w:bottom w:val="double" w:sz="4" w:space="0" w:color="47D459" w:themeColor="accent3" w:themeTint="99"/>
-              <w:right w:val="double" w:sz="4" w:space="0" w:color="47D459" w:themeColor="accent3" w:themeTint="99"/>
-            </w:tcBorders>
-            <w:vAlign w:val="center"/>
-            <w:hideMark/>
-          </w:tcPr>
-          <w:p>
-            <w:pPr>
-              <w:spacing w:after="160" w:line="276" w:lineRule="auto"/>
-              <w:ind w:right="-455"/>
-              <w:rPr>
-                <w:rFonts w:ascii="Arial Nova Cond Light" w:hAnsi="Arial Nova Cond Light" w:cs="Times New Roman"/>
-                <w:b/>
-                <w:bCs/>
-                <w:color w:val="000000" w:themeColor="text1"/>
-              </w:rPr>
-            </w:pPr>
-            <w:r>
-              <w:rPr>
-                <w:rFonts w:ascii="Arial Nova Cond Light" w:hAnsi="Arial Nova Cond Light" w:cs="Times New Roman"/>
-                <w:b/>
-                <w:bCs/>
-                <w:color w:val="000000" w:themeColor="text1"/>
+            <w:vAlign w:val="center"/>
+          </w:tcPr>
+          <w:p>
+            <w:pPr>
+              <w:autoSpaceDE w:val="0"/>
+              <w:autoSpaceDN w:val="0"/>
+              <w:adjustRightInd w:val="0"/>
+              <w:jc w:val="center"/>
+              <w:rPr>
+                <w:rFonts w:ascii="Arial Nova Cond" w:hAnsi="Arial Nova Cond" w:cs="Arial"/>
+                <w:color w:val="000000"/>
+                <w:kern w:val="0"/>
+                <w:sz w:val="20"/>
+                <w:szCs w:val="20"/>
+              </w:rPr>
+            </w:pPr>
+            <w:r>
+              <w:rPr>
+                <w:rFonts w:ascii="Arial Nova Cond" w:hAnsi="Arial Nova Cond" w:cs="Arial"/>
+                <w:color w:val="000000"/>
+                <w:kern w:val="0"/>
+                <w:sz w:val="20"/>
+                <w:szCs w:val="20"/>
               </w:rPr>
               <w:t>{{producto7}}</w:t>
             </w:r>
@@ -12467,24 +12396,25 @@
           <w:tcPr>
             <w:tcW w:w="875" w:type="dxa"/>
             <w:vMerge/>
-            <w:tcBorders>
-              <w:top w:val="double" w:sz="4" w:space="0" w:color="47D459" w:themeColor="accent3" w:themeTint="99"/>
-              <w:left w:val="double" w:sz="4" w:space="0" w:color="47D459" w:themeColor="accent3" w:themeTint="99"/>
-              <w:bottom w:val="double" w:sz="4" w:space="0" w:color="47D459" w:themeColor="accent3" w:themeTint="99"/>
-              <w:right w:val="double" w:sz="4" w:space="0" w:color="47D459" w:themeColor="accent3" w:themeTint="99"/>
-            </w:tcBorders>
-            <w:vAlign w:val="center"/>
-            <w:hideMark/>
-          </w:tcPr>
-          <w:p>
-            <w:pPr>
-              <w:spacing w:after="160" w:line="276" w:lineRule="auto"/>
-              <w:ind w:right="-455"/>
-              <w:rPr>
-                <w:rFonts w:ascii="Arial Nova Cond Light" w:hAnsi="Arial Nova Cond Light" w:cs="Times New Roman"/>
-                <w:b/>
-                <w:bCs/>
-                <w:color w:val="000000" w:themeColor="text1"/>
+            <w:vAlign w:val="center"/>
+          </w:tcPr>
+          <w:p>
+            <w:pPr>
+              <w:pStyle w:val="Prrafodelista"/>
+              <w:tabs>
+                <w:tab w:val="left" w:pos="0"/>
+                <w:tab w:val="left" w:pos="142"/>
+                <w:tab w:val="left" w:pos="284"/>
+              </w:tabs>
+              <w:spacing w:line="276" w:lineRule="auto"/>
+              <w:ind w:left="0"/>
+              <w:jc w:val="center"/>
+              <w:rPr>
+                <w:rFonts w:ascii="Arial Nova Cond" w:eastAsia="Calibri" w:hAnsi="Arial Nova Cond" w:cs="Times New Roman"/>
+                <w:b/>
+                <w:bCs/>
+                <w:sz w:val="20"/>
+                <w:szCs w:val="20"/>
                 <w:lang w:val="es-ES_tradnl"/>
               </w:rPr>
             </w:pPr>
@@ -12493,33 +12423,35 @@
         <w:tc>
           <w:tcPr>
             <w:tcW w:w="1095" w:type="dxa"/>
-            <w:tcBorders>
-              <w:top w:val="double" w:sz="4" w:space="0" w:color="47D459" w:themeColor="accent3" w:themeTint="99"/>
-              <w:left w:val="double" w:sz="4" w:space="0" w:color="47D459" w:themeColor="accent3" w:themeTint="99"/>
-              <w:bottom w:val="double" w:sz="4" w:space="0" w:color="47D459" w:themeColor="accent3" w:themeTint="99"/>
-              <w:right w:val="double" w:sz="4" w:space="0" w:color="47D459" w:themeColor="accent3" w:themeTint="99"/>
-            </w:tcBorders>
-            <w:vAlign w:val="center"/>
-            <w:hideMark/>
-          </w:tcPr>
-          <w:p>
-            <w:pPr>
-              <w:spacing w:after="160" w:line="276" w:lineRule="auto"/>
-              <w:ind w:right="-455"/>
-              <w:rPr>
-                <w:rFonts w:ascii="Arial Nova Cond Light" w:hAnsi="Arial Nova Cond Light" w:cs="Times New Roman"/>
-                <w:b/>
-                <w:bCs/>
-                <w:color w:val="000000" w:themeColor="text1"/>
+            <w:vAlign w:val="center"/>
+          </w:tcPr>
+          <w:p>
+            <w:pPr>
+              <w:pStyle w:val="Prrafodelista"/>
+              <w:tabs>
+                <w:tab w:val="left" w:pos="0"/>
+                <w:tab w:val="left" w:pos="142"/>
+                <w:tab w:val="left" w:pos="284"/>
+              </w:tabs>
+              <w:spacing w:line="276" w:lineRule="auto"/>
+              <w:ind w:left="0"/>
+              <w:jc w:val="center"/>
+              <w:rPr>
+                <w:rFonts w:ascii="Arial Nova Cond" w:eastAsia="Calibri" w:hAnsi="Arial Nova Cond" w:cs="Times New Roman"/>
+                <w:b/>
+                <w:bCs/>
+                <w:sz w:val="20"/>
+                <w:szCs w:val="20"/>
                 <w:lang w:val="es-ES_tradnl"/>
               </w:rPr>
             </w:pPr>
             <w:r>
               <w:rPr>
-                <w:rFonts w:ascii="Arial Nova Cond Light" w:hAnsi="Arial Nova Cond Light" w:cs="Times New Roman"/>
-                <w:b/>
-                <w:bCs/>
-                <w:color w:val="000000" w:themeColor="text1"/>
+                <w:rFonts w:ascii="Arial Nova Cond" w:eastAsia="Calibri" w:hAnsi="Arial Nova Cond" w:cs="Times New Roman"/>
+                <w:b/>
+                <w:bCs/>
+                <w:sz w:val="20"/>
+                <w:szCs w:val="20"/>
                 <w:lang w:val="es-ES_tradnl"/>
               </w:rPr>
               <w:t>U 8</w:t>
@@ -12529,33 +12461,31 @@
         <w:tc>
           <w:tcPr>
             <w:tcW w:w="1726" w:type="dxa"/>
-            <w:tcBorders>
-              <w:top w:val="double" w:sz="4" w:space="0" w:color="47D459" w:themeColor="accent3" w:themeTint="99"/>
-              <w:left w:val="double" w:sz="4" w:space="0" w:color="47D459" w:themeColor="accent3" w:themeTint="99"/>
-              <w:bottom w:val="double" w:sz="4" w:space="0" w:color="47D459" w:themeColor="accent3" w:themeTint="99"/>
-              <w:right w:val="double" w:sz="4" w:space="0" w:color="47D459" w:themeColor="accent3" w:themeTint="99"/>
-            </w:tcBorders>
-            <w:vAlign w:val="center"/>
-            <w:hideMark/>
-          </w:tcPr>
-          <w:p>
-            <w:pPr>
-              <w:spacing w:after="160" w:line="276" w:lineRule="auto"/>
-              <w:ind w:right="-455"/>
-              <w:rPr>
-                <w:rFonts w:ascii="Arial Nova Cond Light" w:hAnsi="Arial Nova Cond Light" w:cs="Times New Roman"/>
-                <w:b/>
-                <w:bCs/>
-                <w:color w:val="000000" w:themeColor="text1"/>
+            <w:vAlign w:val="center"/>
+          </w:tcPr>
+          <w:p>
+            <w:pPr>
+              <w:pStyle w:val="Prrafodelista"/>
+              <w:tabs>
+                <w:tab w:val="left" w:pos="0"/>
+                <w:tab w:val="left" w:pos="142"/>
+                <w:tab w:val="left" w:pos="284"/>
+              </w:tabs>
+              <w:spacing w:line="276" w:lineRule="auto"/>
+              <w:ind w:left="0"/>
+              <w:rPr>
+                <w:rFonts w:ascii="Arial Nova Cond" w:eastAsia="Calibri" w:hAnsi="Arial Nova Cond" w:cs="Times New Roman"/>
+                <w:color w:val="000000" w:themeColor="text1"/>
+                <w:sz w:val="20"/>
+                <w:szCs w:val="20"/>
                 <w:lang w:val="es-ES_tradnl"/>
               </w:rPr>
             </w:pPr>
             <w:r>
               <w:rPr>
-                <w:rFonts w:ascii="Arial Nova Cond Light" w:hAnsi="Arial Nova Cond Light" w:cs="Times New Roman"/>
-                <w:b/>
-                <w:bCs/>
-                <w:color w:val="000000" w:themeColor="text1"/>
+                <w:rFonts w:ascii="Arial Nova Cond" w:eastAsia="Calibri" w:hAnsi="Arial Nova Cond" w:cs="Times New Roman"/>
+                <w:sz w:val="20"/>
+                <w:szCs w:val="20"/>
                 <w:lang w:val="es-ES_tradnl"/>
               </w:rPr>
               <w:t>{{problemapotencialidad8}}</w:t>
@@ -12565,33 +12495,32 @@
         <w:tc>
           <w:tcPr>
             <w:tcW w:w="6169" w:type="dxa"/>
-            <w:tcBorders>
-              <w:top w:val="double" w:sz="4" w:space="0" w:color="47D459" w:themeColor="accent3" w:themeTint="99"/>
-              <w:left w:val="double" w:sz="4" w:space="0" w:color="47D459" w:themeColor="accent3" w:themeTint="99"/>
-              <w:bottom w:val="double" w:sz="4" w:space="0" w:color="47D459" w:themeColor="accent3" w:themeTint="99"/>
-              <w:right w:val="double" w:sz="4" w:space="0" w:color="47D459" w:themeColor="accent3" w:themeTint="99"/>
-            </w:tcBorders>
-            <w:vAlign w:val="center"/>
-            <w:hideMark/>
-          </w:tcPr>
-          <w:p>
-            <w:pPr>
-              <w:spacing w:after="160" w:line="276" w:lineRule="auto"/>
-              <w:ind w:right="-455"/>
-              <w:rPr>
-                <w:rFonts w:ascii="Arial Nova Cond Light" w:hAnsi="Arial Nova Cond Light" w:cs="Times New Roman"/>
-                <w:b/>
-                <w:bCs/>
-                <w:color w:val="000000" w:themeColor="text1"/>
+            <w:vAlign w:val="center"/>
+          </w:tcPr>
+          <w:p>
+            <w:pPr>
+              <w:pStyle w:val="Prrafodelista"/>
+              <w:tabs>
+                <w:tab w:val="left" w:pos="0"/>
+                <w:tab w:val="left" w:pos="142"/>
+                <w:tab w:val="left" w:pos="284"/>
+              </w:tabs>
+              <w:spacing w:line="276" w:lineRule="auto"/>
+              <w:ind w:left="0"/>
+              <w:jc w:val="both"/>
+              <w:rPr>
+                <w:rFonts w:ascii="Arial Nova Cond" w:eastAsia="Calibri" w:hAnsi="Arial Nova Cond" w:cs="Times New Roman"/>
+                <w:color w:val="000000" w:themeColor="text1"/>
+                <w:sz w:val="20"/>
+                <w:szCs w:val="20"/>
                 <w:lang w:val="es-ES_tradnl"/>
               </w:rPr>
             </w:pPr>
             <w:r>
               <w:rPr>
-                <w:rFonts w:ascii="Arial Nova Cond Light" w:hAnsi="Arial Nova Cond Light" w:cs="Times New Roman"/>
-                <w:b/>
-                <w:bCs/>
-                <w:color w:val="000000" w:themeColor="text1"/>
+                <w:rFonts w:ascii="Arial Nova Cond" w:eastAsia="Calibri" w:hAnsi="Arial Nova Cond" w:cs="Times New Roman"/>
+                <w:sz w:val="20"/>
+                <w:szCs w:val="20"/>
                 <w:lang w:val="es-ES_tradnl"/>
               </w:rPr>
               <w:t>{{situacionsignificativa8}}</w:t>
@@ -12601,33 +12530,28 @@
         <w:tc>
           <w:tcPr>
             <w:tcW w:w="2015" w:type="dxa"/>
-            <w:tcBorders>
-              <w:top w:val="double" w:sz="4" w:space="0" w:color="47D459" w:themeColor="accent3" w:themeTint="99"/>
-              <w:left w:val="double" w:sz="4" w:space="0" w:color="47D459" w:themeColor="accent3" w:themeTint="99"/>
-              <w:bottom w:val="double" w:sz="4" w:space="0" w:color="47D459" w:themeColor="accent3" w:themeTint="99"/>
-              <w:right w:val="double" w:sz="4" w:space="0" w:color="47D459" w:themeColor="accent3" w:themeTint="99"/>
-            </w:tcBorders>
-            <w:vAlign w:val="center"/>
-            <w:hideMark/>
-          </w:tcPr>
-          <w:p>
-            <w:pPr>
-              <w:spacing w:after="160" w:line="276" w:lineRule="auto"/>
-              <w:ind w:right="-455"/>
-              <w:rPr>
-                <w:rFonts w:ascii="Arial Nova Cond Light" w:hAnsi="Arial Nova Cond Light" w:cs="Times New Roman"/>
-                <w:b/>
-                <w:bCs/>
-                <w:color w:val="000000" w:themeColor="text1"/>
+            <w:vAlign w:val="center"/>
+          </w:tcPr>
+          <w:p>
+            <w:pPr>
+              <w:autoSpaceDE w:val="0"/>
+              <w:autoSpaceDN w:val="0"/>
+              <w:adjustRightInd w:val="0"/>
+              <w:jc w:val="center"/>
+              <w:rPr>
+                <w:rFonts w:ascii="Arial Nova Cond" w:eastAsia="Calibri" w:hAnsi="Arial Nova Cond" w:cs="Times New Roman"/>
+                <w:sz w:val="20"/>
+                <w:szCs w:val="20"/>
                 <w:lang w:val="es-ES_tradnl"/>
               </w:rPr>
             </w:pPr>
             <w:r>
               <w:rPr>
-                <w:rFonts w:ascii="Arial Nova Cond Light" w:hAnsi="Arial Nova Cond Light" w:cs="Times New Roman"/>
-                <w:b/>
-                <w:bCs/>
-                <w:color w:val="000000" w:themeColor="text1"/>
+                <w:rFonts w:ascii="Arial Nova Cond" w:hAnsi="Arial Nova Cond" w:cs="Arial"/>
+                <w:color w:val="000000"/>
+                <w:kern w:val="0"/>
+                <w:sz w:val="20"/>
+                <w:szCs w:val="20"/>
               </w:rPr>
               <w:t>{{titulosituacionsignificativa8}}</w:t>
             </w:r>
@@ -12636,32 +12560,29 @@
         <w:tc>
           <w:tcPr>
             <w:tcW w:w="1634" w:type="dxa"/>
-            <w:tcBorders>
-              <w:top w:val="double" w:sz="4" w:space="0" w:color="47D459" w:themeColor="accent3" w:themeTint="99"/>
-              <w:left w:val="double" w:sz="4" w:space="0" w:color="47D459" w:themeColor="accent3" w:themeTint="99"/>
-              <w:bottom w:val="double" w:sz="4" w:space="0" w:color="47D459" w:themeColor="accent3" w:themeTint="99"/>
-              <w:right w:val="double" w:sz="4" w:space="0" w:color="47D459" w:themeColor="accent3" w:themeTint="99"/>
-            </w:tcBorders>
-            <w:vAlign w:val="center"/>
-            <w:hideMark/>
-          </w:tcPr>
-          <w:p>
-            <w:pPr>
-              <w:spacing w:after="160" w:line="276" w:lineRule="auto"/>
-              <w:ind w:right="-455"/>
-              <w:rPr>
-                <w:rFonts w:ascii="Arial Nova Cond Light" w:hAnsi="Arial Nova Cond Light" w:cs="Times New Roman"/>
-                <w:b/>
-                <w:bCs/>
-                <w:color w:val="000000" w:themeColor="text1"/>
-              </w:rPr>
-            </w:pPr>
-            <w:r>
-              <w:rPr>
-                <w:rFonts w:ascii="Arial Nova Cond Light" w:hAnsi="Arial Nova Cond Light" w:cs="Times New Roman"/>
-                <w:b/>
-                <w:bCs/>
-                <w:color w:val="000000" w:themeColor="text1"/>
+            <w:vAlign w:val="center"/>
+          </w:tcPr>
+          <w:p>
+            <w:pPr>
+              <w:autoSpaceDE w:val="0"/>
+              <w:autoSpaceDN w:val="0"/>
+              <w:adjustRightInd w:val="0"/>
+              <w:jc w:val="both"/>
+              <w:rPr>
+                <w:rFonts w:ascii="Arial Nova Cond" w:hAnsi="Arial Nova Cond" w:cs="Arial"/>
+                <w:color w:val="000000"/>
+                <w:kern w:val="0"/>
+                <w:sz w:val="20"/>
+                <w:szCs w:val="20"/>
+              </w:rPr>
+            </w:pPr>
+            <w:r>
+              <w:rPr>
+                <w:rFonts w:ascii="Arial Nova Cond" w:hAnsi="Arial Nova Cond" w:cs="Arial"/>
+                <w:color w:val="000000"/>
+                <w:kern w:val="0"/>
+                <w:sz w:val="20"/>
+                <w:szCs w:val="20"/>
               </w:rPr>
               <w:t>{{competencias8}}</w:t>
             </w:r>
@@ -12670,38 +12591,36 @@
         <w:tc>
           <w:tcPr>
             <w:tcW w:w="1337" w:type="dxa"/>
-            <w:tcBorders>
-              <w:top w:val="double" w:sz="4" w:space="0" w:color="47D459" w:themeColor="accent3" w:themeTint="99"/>
-              <w:left w:val="double" w:sz="4" w:space="0" w:color="47D459" w:themeColor="accent3" w:themeTint="99"/>
-              <w:bottom w:val="double" w:sz="4" w:space="0" w:color="47D459" w:themeColor="accent3" w:themeTint="99"/>
-              <w:right w:val="double" w:sz="4" w:space="0" w:color="47D459" w:themeColor="accent3" w:themeTint="99"/>
-            </w:tcBorders>
-            <w:vAlign w:val="center"/>
-            <w:hideMark/>
-          </w:tcPr>
-          <w:p>
-            <w:pPr>
-              <w:spacing w:after="160" w:line="276" w:lineRule="auto"/>
-              <w:ind w:right="-455"/>
-              <w:rPr>
-                <w:rFonts w:ascii="Arial Nova Cond Light" w:hAnsi="Arial Nova Cond Light" w:cs="Times New Roman"/>
-                <w:b/>
-                <w:bCs/>
-                <w:color w:val="000000" w:themeColor="text1"/>
-              </w:rPr>
-            </w:pPr>
-            <w:r>
-              <w:rPr>
-                <w:rFonts w:ascii="Arial Nova Cond Light" w:hAnsi="Arial Nova Cond Light" w:cs="Times New Roman"/>
-                <w:b/>
-                <w:bCs/>
-                <w:color w:val="000000" w:themeColor="text1"/>
+            <w:vAlign w:val="center"/>
+          </w:tcPr>
+          <w:p>
+            <w:pPr>
+              <w:autoSpaceDE w:val="0"/>
+              <w:autoSpaceDN w:val="0"/>
+              <w:adjustRightInd w:val="0"/>
+              <w:jc w:val="center"/>
+              <w:rPr>
+                <w:rFonts w:ascii="Arial Nova Cond" w:hAnsi="Arial Nova Cond" w:cs="Arial"/>
+                <w:color w:val="000000"/>
+                <w:kern w:val="0"/>
+                <w:sz w:val="20"/>
+                <w:szCs w:val="20"/>
+              </w:rPr>
+            </w:pPr>
+            <w:r>
+              <w:rPr>
+                <w:rFonts w:ascii="Arial Nova Cond" w:hAnsi="Arial Nova Cond" w:cs="Arial"/>
+                <w:color w:val="000000"/>
+                <w:kern w:val="0"/>
+                <w:sz w:val="20"/>
+                <w:szCs w:val="20"/>
               </w:rPr>
               <w:t>{{producto8}}</w:t>
             </w:r>
           </w:p>
         </w:tc>
       </w:tr>
+      <w:bookmarkEnd w:id="1"/>
     </w:tbl>
     <w:p>
       <w:pPr>
@@ -30318,6 +30237,7 @@
     <w:name w:val="Párrafo de lista Car"/>
     <w:aliases w:val="Bulleted List Car,Fundamentacion Car,Lista vistosa - Énfasis 11 Car,Párrafo de lista2 Car,Párrafo de lista1 Car,Lista media 2 - Énfasis 41 Car,List Paragraph Car,Formatoo Car,Tabla Car,Contenido Car,SubPárrafo de lista Car,N° Car"/>
     <w:link w:val="Prrafodelista"/>
+    <w:uiPriority w:val="34"/>
     <w:qFormat/>
     <w:rsid w:val="000522BF"/>
   </w:style>
@@ -30388,6 +30308,15 @@
       <w:b/>
       <w:bCs/>
     </w:rPr>
+  </w:style>
+  <w:style w:type="paragraph" w:styleId="Sinespaciado">
+    <w:name w:val="No Spacing"/>
+    <w:uiPriority w:val="1"/>
+    <w:qFormat/>
+    <w:rsid w:val="00CA029C"/>
+    <w:pPr>
+      <w:spacing w:after="0" w:line="240" w:lineRule="auto"/>
+    </w:pPr>
   </w:style>
 </w:styles>
 </file>

--- a/templates/plananual/DPCC 1° A 5°/DPCC 3° - PROGRAMACIÓN CURRICULAR ANUAL .docx
+++ b/templates/plananual/DPCC 1° A 5°/DPCC 3° - PROGRAMACIÓN CURRICULAR ANUAL .docx
@@ -1,6 +1,6 @@
 
 <file path=word/document.xml><?xml version="1.0" encoding="utf-8"?>
-<w:document xmlns:wpc="http://schemas.microsoft.com/office/word/2010/wordprocessingCanvas" xmlns:cx="http://schemas.microsoft.com/office/drawing/2014/chartex" xmlns:cx1="http://schemas.microsoft.com/office/drawing/2015/9/8/chartex" xmlns:cx2="http://schemas.microsoft.com/office/drawing/2015/10/21/chartex" xmlns:cx3="http://schemas.microsoft.com/office/drawing/2016/5/9/chartex" xmlns:cx4="http://schemas.microsoft.com/office/drawing/2016/5/10/chartex" xmlns:cx5="http://schemas.microsoft.com/office/drawing/2016/5/11/chartex" xmlns:cx6="http://schemas.microsoft.com/office/drawing/2016/5/12/chartex" xmlns:cx7="http://schemas.microsoft.com/office/drawing/2016/5/13/chartex" xmlns:cx8="http://schemas.microsoft.com/office/drawing/2016/5/14/chartex" xmlns:mc="http://schemas.openxmlformats.org/markup-compatibility/2006" xmlns:aink="http://schemas.microsoft.com/office/drawing/2016/ink" xmlns:am3d="http://schemas.microsoft.com/office/drawing/2017/model3d" xmlns:o="urn:schemas-microsoft-com:office:office" xmlns:oel="http://schemas.microsoft.com/office/2019/extlst" xmlns:r="http://schemas.openxmlformats.org/officeDocument/2006/relationships" xmlns:m="http://schemas.openxmlformats.org/officeDocument/2006/math" xmlns:v="urn:schemas-microsoft-com:vml" xmlns:wp14="http://schemas.microsoft.com/office/word/2010/wordprocessingDrawing" xmlns:wp="http://schemas.openxmlformats.org/drawingml/2006/wordprocessingDrawing" xmlns:w10="urn:schemas-microsoft-com:office:word" xmlns:w="http://schemas.openxmlformats.org/wordprocessingml/2006/main" xmlns:w14="http://schemas.microsoft.com/office/word/2010/wordml" xmlns:w15="http://schemas.microsoft.com/office/word/2012/wordml" xmlns:w16cex="http://schemas.microsoft.com/office/word/2018/wordml/cex" xmlns:w16cid="http://schemas.microsoft.com/office/word/2016/wordml/cid" xmlns:w16="http://schemas.microsoft.com/office/word/2018/wordml" xmlns:w16du="http://schemas.microsoft.com/office/word/2023/wordml/word16du" xmlns:w16sdtdh="http://schemas.microsoft.com/office/word/2020/wordml/sdtdatahash" xmlns:w16se="http://schemas.microsoft.com/office/word/2015/wordml/symex" xmlns:wpg="http://schemas.microsoft.com/office/word/2010/wordprocessingGroup" xmlns:wpi="http://schemas.microsoft.com/office/word/2010/wordprocessingInk" xmlns:wne="http://schemas.microsoft.com/office/word/2006/wordml" xmlns:wps="http://schemas.microsoft.com/office/word/2010/wordprocessingShape" mc:Ignorable="w14 w15 w16se w16cid w16 w16cex w16sdtdh w16du wp14">
+<w:document xmlns:wpc="http://schemas.microsoft.com/office/word/2010/wordprocessingCanvas" xmlns:cx="http://schemas.microsoft.com/office/drawing/2014/chartex" xmlns:cx1="http://schemas.microsoft.com/office/drawing/2015/9/8/chartex" xmlns:cx2="http://schemas.microsoft.com/office/drawing/2015/10/21/chartex" xmlns:cx3="http://schemas.microsoft.com/office/drawing/2016/5/9/chartex" xmlns:cx4="http://schemas.microsoft.com/office/drawing/2016/5/10/chartex" xmlns:cx5="http://schemas.microsoft.com/office/drawing/2016/5/11/chartex" xmlns:cx6="http://schemas.microsoft.com/office/drawing/2016/5/12/chartex" xmlns:cx7="http://schemas.microsoft.com/office/drawing/2016/5/13/chartex" xmlns:cx8="http://schemas.microsoft.com/office/drawing/2016/5/14/chartex" xmlns:mc="http://schemas.openxmlformats.org/markup-compatibility/2006" xmlns:aink="http://schemas.microsoft.com/office/drawing/2016/ink" xmlns:am3d="http://schemas.microsoft.com/office/drawing/2017/model3d" xmlns:o="urn:schemas-microsoft-com:office:office" xmlns:oel="http://schemas.microsoft.com/office/2019/extlst" xmlns:r="http://schemas.openxmlformats.org/officeDocument/2006/relationships" xmlns:m="http://schemas.openxmlformats.org/officeDocument/2006/math" xmlns:v="urn:schemas-microsoft-com:vml" xmlns:wp14="http://schemas.microsoft.com/office/word/2010/wordprocessingDrawing" xmlns:wp="http://schemas.openxmlformats.org/drawingml/2006/wordprocessingDrawing" xmlns:w10="urn:schemas-microsoft-com:office:word" xmlns:w="http://schemas.openxmlformats.org/wordprocessingml/2006/main" xmlns:w14="http://schemas.microsoft.com/office/word/2010/wordml" xmlns:w15="http://schemas.microsoft.com/office/word/2012/wordml" xmlns:w16cex="http://schemas.microsoft.com/office/word/2018/wordml/cex" xmlns:w16cid="http://schemas.microsoft.com/office/word/2016/wordml/cid" xmlns:w16="http://schemas.microsoft.com/office/word/2018/wordml" xmlns:w16du="http://schemas.microsoft.com/office/word/2023/wordml/word16du" xmlns:w16sdtdh="http://schemas.microsoft.com/office/word/2020/wordml/sdtdatahash" xmlns:w16sdtfl="http://schemas.microsoft.com/office/word/2024/wordml/sdtformatlock" xmlns:w16se="http://schemas.microsoft.com/office/word/2015/wordml/symex" xmlns:wpg="http://schemas.microsoft.com/office/word/2010/wordprocessingGroup" xmlns:wpi="http://schemas.microsoft.com/office/word/2010/wordprocessingInk" xmlns:wne="http://schemas.microsoft.com/office/word/2006/wordml" xmlns:wps="http://schemas.microsoft.com/office/word/2010/wordprocessingShape" mc:Ignorable="w14 w15 w16se w16cid w16 w16cex w16sdtdh w16sdtfl w16du wp14">
   <w:body>
     <w:p>
       <w:pPr>
@@ -242,7 +242,6 @@
                                 </w:rPr>
                                 <w:t>{{</w:t>
                               </w:r>
-                              <w:proofErr w:type="spellStart"/>
                               <w:r>
                                 <w:rPr>
                                   <w:rFonts w:ascii="Aptos ExtraBold" w:hAnsi="Aptos ExtraBold" w:cs="Times New Roman"/>
@@ -252,19 +251,7 @@
                                   <w:sz w:val="32"/>
                                   <w:szCs w:val="32"/>
                                 </w:rPr>
-                                <w:t>anio</w:t>
-                              </w:r>
-                              <w:proofErr w:type="spellEnd"/>
-                              <w:r>
-                                <w:rPr>
-                                  <w:rFonts w:ascii="Aptos ExtraBold" w:hAnsi="Aptos ExtraBold" w:cs="Times New Roman"/>
-                                  <w:b/>
-                                  <w:bCs/>
-                                  <w:color w:val="FFFFFF" w:themeColor="background1"/>
-                                  <w:sz w:val="32"/>
-                                  <w:szCs w:val="32"/>
-                                </w:rPr>
-                                <w:t>}}</w:t>
+                                <w:t>anio}}</w:t>
                               </w:r>
                             </w:p>
                           </w:txbxContent>
@@ -4004,29 +3991,16 @@
                 <w:szCs w:val="20"/>
               </w:rPr>
             </w:pPr>
-            <w:proofErr w:type="spellStart"/>
-            <w:r>
-              <w:rPr>
-                <w:rFonts w:ascii="Arial Nova Cond Light" w:hAnsi="Arial Nova Cond Light" w:cs="Times New Roman"/>
-                <w:b/>
-                <w:bCs/>
-                <w:color w:val="000000" w:themeColor="text1"/>
-                <w:sz w:val="20"/>
-                <w:szCs w:val="20"/>
-              </w:rPr>
-              <w:t>N°</w:t>
-            </w:r>
-            <w:proofErr w:type="spellEnd"/>
-            <w:r>
-              <w:rPr>
-                <w:rFonts w:ascii="Arial Nova Cond Light" w:hAnsi="Arial Nova Cond Light" w:cs="Times New Roman"/>
-                <w:b/>
-                <w:bCs/>
-                <w:color w:val="000000" w:themeColor="text1"/>
-                <w:sz w:val="20"/>
-                <w:szCs w:val="20"/>
-              </w:rPr>
-              <w:t xml:space="preserve"> DE SEMANAS LECTIVAS</w:t>
+            <w:r>
+              <w:rPr>
+                <w:rFonts w:ascii="Arial Nova Cond Light" w:hAnsi="Arial Nova Cond Light" w:cs="Times New Roman"/>
+                <w:b/>
+                <w:bCs/>
+                <w:color w:val="000000" w:themeColor="text1"/>
+                <w:sz w:val="20"/>
+                <w:szCs w:val="20"/>
+              </w:rPr>
+              <w:t>N° DE SEMANAS LECTIVAS</w:t>
             </w:r>
           </w:p>
         </w:tc>
@@ -4051,29 +4025,16 @@
                 <w:szCs w:val="20"/>
               </w:rPr>
             </w:pPr>
-            <w:proofErr w:type="spellStart"/>
-            <w:r>
-              <w:rPr>
-                <w:rFonts w:ascii="Arial Nova Cond Light" w:hAnsi="Arial Nova Cond Light" w:cs="Times New Roman"/>
-                <w:b/>
-                <w:bCs/>
-                <w:color w:val="000000" w:themeColor="text1"/>
-                <w:sz w:val="20"/>
-                <w:szCs w:val="20"/>
-              </w:rPr>
-              <w:t>N°</w:t>
-            </w:r>
-            <w:proofErr w:type="spellEnd"/>
-            <w:r>
-              <w:rPr>
-                <w:rFonts w:ascii="Arial Nova Cond Light" w:hAnsi="Arial Nova Cond Light" w:cs="Times New Roman"/>
-                <w:b/>
-                <w:bCs/>
-                <w:color w:val="000000" w:themeColor="text1"/>
-                <w:sz w:val="20"/>
-                <w:szCs w:val="20"/>
-              </w:rPr>
-              <w:t xml:space="preserve"> UNIDADES</w:t>
+            <w:r>
+              <w:rPr>
+                <w:rFonts w:ascii="Arial Nova Cond Light" w:hAnsi="Arial Nova Cond Light" w:cs="Times New Roman"/>
+                <w:b/>
+                <w:bCs/>
+                <w:color w:val="000000" w:themeColor="text1"/>
+                <w:sz w:val="20"/>
+                <w:szCs w:val="20"/>
+              </w:rPr>
+              <w:t>N° UNIDADES</w:t>
             </w:r>
           </w:p>
         </w:tc>
@@ -10222,13 +10183,13 @@
         <w:tblLook w:val="04A0" w:firstRow="1" w:lastRow="0" w:firstColumn="1" w:lastColumn="0" w:noHBand="0" w:noVBand="1"/>
       </w:tblPr>
       <w:tblGrid>
-        <w:gridCol w:w="875"/>
-        <w:gridCol w:w="1095"/>
-        <w:gridCol w:w="1726"/>
-        <w:gridCol w:w="6169"/>
-        <w:gridCol w:w="2015"/>
-        <w:gridCol w:w="1634"/>
-        <w:gridCol w:w="1337"/>
+        <w:gridCol w:w="818"/>
+        <w:gridCol w:w="1018"/>
+        <w:gridCol w:w="5379"/>
+        <w:gridCol w:w="1984"/>
+        <w:gridCol w:w="2693"/>
+        <w:gridCol w:w="1560"/>
+        <w:gridCol w:w="1399"/>
       </w:tblGrid>
       <w:tr>
         <w:trPr>
@@ -10237,7 +10198,7 @@
         </w:trPr>
         <w:tc>
           <w:tcPr>
-            <w:tcW w:w="875" w:type="dxa"/>
+            <w:tcW w:w="818" w:type="dxa"/>
             <w:shd w:val="clear" w:color="auto" w:fill="C1F0C7" w:themeFill="accent3" w:themeFillTint="33"/>
             <w:vAlign w:val="center"/>
           </w:tcPr>
@@ -10271,7 +10232,7 @@
         </w:tc>
         <w:tc>
           <w:tcPr>
-            <w:tcW w:w="1095" w:type="dxa"/>
+            <w:tcW w:w="1018" w:type="dxa"/>
             <w:shd w:val="clear" w:color="auto" w:fill="C1F0C7" w:themeFill="accent3" w:themeFillTint="33"/>
             <w:vAlign w:val="center"/>
           </w:tcPr>
@@ -10304,7 +10265,7 @@
         </w:tc>
         <w:tc>
           <w:tcPr>
-            <w:tcW w:w="1726" w:type="dxa"/>
+            <w:tcW w:w="5379" w:type="dxa"/>
             <w:shd w:val="clear" w:color="auto" w:fill="C1F0C7" w:themeFill="accent3" w:themeFillTint="33"/>
             <w:vAlign w:val="center"/>
           </w:tcPr>
@@ -10331,13 +10292,35 @@
                 <w:sz w:val="20"/>
                 <w:szCs w:val="20"/>
               </w:rPr>
-              <w:t>PROBLEMA / POTENCIALIDAD</w:t>
-            </w:r>
-          </w:p>
-        </w:tc>
-        <w:tc>
-          <w:tcPr>
-            <w:tcW w:w="6169" w:type="dxa"/>
+              <w:t>SITUACIÓN SIGNIF</w:t>
+            </w:r>
+            <w:r>
+              <w:rPr>
+                <w:rFonts w:ascii="Arial Nova Cond" w:hAnsi="Arial Nova Cond" w:cs="Times New Roman"/>
+                <w:b/>
+                <w:bCs/>
+                <w:color w:val="000000" w:themeColor="text1"/>
+                <w:sz w:val="20"/>
+                <w:szCs w:val="20"/>
+              </w:rPr>
+              <w:t>I</w:t>
+            </w:r>
+            <w:r>
+              <w:rPr>
+                <w:rFonts w:ascii="Arial Nova Cond" w:hAnsi="Arial Nova Cond" w:cs="Times New Roman"/>
+                <w:b/>
+                <w:bCs/>
+                <w:color w:val="000000" w:themeColor="text1"/>
+                <w:sz w:val="20"/>
+                <w:szCs w:val="20"/>
+              </w:rPr>
+              <w:t>CATIVA</w:t>
+            </w:r>
+          </w:p>
+        </w:tc>
+        <w:tc>
+          <w:tcPr>
+            <w:tcW w:w="1984" w:type="dxa"/>
             <w:shd w:val="clear" w:color="auto" w:fill="C1F0C7" w:themeFill="accent3" w:themeFillTint="33"/>
             <w:vAlign w:val="center"/>
           </w:tcPr>
@@ -10364,7 +10347,7 @@
                 <w:sz w:val="20"/>
                 <w:szCs w:val="20"/>
               </w:rPr>
-              <w:t>SITUACIÓN SIGNIF</w:t>
+              <w:t>TÍTULO DE LA UNIDAD DID</w:t>
             </w:r>
             <w:r>
               <w:rPr>
@@ -10375,7 +10358,7 @@
                 <w:sz w:val="20"/>
                 <w:szCs w:val="20"/>
               </w:rPr>
-              <w:t>I</w:t>
+              <w:t>Á</w:t>
             </w:r>
             <w:r>
               <w:rPr>
@@ -10386,13 +10369,24 @@
                 <w:sz w:val="20"/>
                 <w:szCs w:val="20"/>
               </w:rPr>
-              <w:t>CATIVA</w:t>
-            </w:r>
-          </w:p>
-        </w:tc>
-        <w:tc>
-          <w:tcPr>
-            <w:tcW w:w="2015" w:type="dxa"/>
+              <w:t>CTICA</w:t>
+            </w:r>
+            <w:r>
+              <w:rPr>
+                <w:rFonts w:ascii="Arial Nova Cond" w:hAnsi="Arial Nova Cond" w:cs="Times New Roman"/>
+                <w:b/>
+                <w:bCs/>
+                <w:color w:val="000000" w:themeColor="text1"/>
+                <w:sz w:val="20"/>
+                <w:szCs w:val="20"/>
+              </w:rPr>
+              <w:t>.</w:t>
+            </w:r>
+          </w:p>
+        </w:tc>
+        <w:tc>
+          <w:tcPr>
+            <w:tcW w:w="2693" w:type="dxa"/>
             <w:shd w:val="clear" w:color="auto" w:fill="C1F0C7" w:themeFill="accent3" w:themeFillTint="33"/>
             <w:vAlign w:val="center"/>
           </w:tcPr>
@@ -10419,9 +10413,21 @@
                 <w:sz w:val="20"/>
                 <w:szCs w:val="20"/>
               </w:rPr>
-              <w:t>TÍTULO DE LA UNIDAD DID</w:t>
-            </w:r>
-            <w:r>
+              <w:t>CAMPO TEMATICO</w:t>
+            </w:r>
+          </w:p>
+        </w:tc>
+        <w:tc>
+          <w:tcPr>
+            <w:tcW w:w="1560" w:type="dxa"/>
+            <w:shd w:val="clear" w:color="auto" w:fill="C1F0C7" w:themeFill="accent3" w:themeFillTint="33"/>
+            <w:vAlign w:val="center"/>
+          </w:tcPr>
+          <w:p>
+            <w:pPr>
+              <w:pStyle w:val="Prrafodelista"/>
+              <w:ind w:left="0"/>
+              <w:jc w:val="center"/>
               <w:rPr>
                 <w:rFonts w:ascii="Arial Nova Cond" w:hAnsi="Arial Nova Cond" w:cs="Times New Roman"/>
                 <w:b/>
@@ -10430,8 +10436,7 @@
                 <w:sz w:val="20"/>
                 <w:szCs w:val="20"/>
               </w:rPr>
-              <w:t>Á</w:t>
-            </w:r>
+            </w:pPr>
             <w:r>
               <w:rPr>
                 <w:rFonts w:ascii="Arial Nova Cond" w:hAnsi="Arial Nova Cond" w:cs="Times New Roman"/>
@@ -10441,57 +10446,13 @@
                 <w:sz w:val="20"/>
                 <w:szCs w:val="20"/>
               </w:rPr>
-              <w:t>CTICA</w:t>
-            </w:r>
-            <w:r>
-              <w:rPr>
-                <w:rFonts w:ascii="Arial Nova Cond" w:hAnsi="Arial Nova Cond" w:cs="Times New Roman"/>
-                <w:b/>
-                <w:bCs/>
-                <w:color w:val="000000" w:themeColor="text1"/>
-                <w:sz w:val="20"/>
-                <w:szCs w:val="20"/>
-              </w:rPr>
-              <w:t>.</w:t>
-            </w:r>
-          </w:p>
-        </w:tc>
-        <w:tc>
-          <w:tcPr>
-            <w:tcW w:w="1634" w:type="dxa"/>
-            <w:shd w:val="clear" w:color="auto" w:fill="C1F0C7" w:themeFill="accent3" w:themeFillTint="33"/>
-            <w:vAlign w:val="center"/>
-          </w:tcPr>
-          <w:p>
-            <w:pPr>
-              <w:pStyle w:val="Prrafodelista"/>
-              <w:ind w:left="0"/>
-              <w:jc w:val="center"/>
-              <w:rPr>
-                <w:rFonts w:ascii="Arial Nova Cond" w:hAnsi="Arial Nova Cond" w:cs="Times New Roman"/>
-                <w:b/>
-                <w:bCs/>
-                <w:color w:val="000000" w:themeColor="text1"/>
-                <w:sz w:val="20"/>
-                <w:szCs w:val="20"/>
-              </w:rPr>
-            </w:pPr>
-            <w:r>
-              <w:rPr>
-                <w:rFonts w:ascii="Arial Nova Cond" w:hAnsi="Arial Nova Cond" w:cs="Times New Roman"/>
-                <w:b/>
-                <w:bCs/>
-                <w:color w:val="000000" w:themeColor="text1"/>
-                <w:sz w:val="20"/>
-                <w:szCs w:val="20"/>
-              </w:rPr>
               <w:t>COMPETENCIAS</w:t>
             </w:r>
           </w:p>
         </w:tc>
         <w:tc>
           <w:tcPr>
-            <w:tcW w:w="1337" w:type="dxa"/>
+            <w:tcW w:w="1399" w:type="dxa"/>
             <w:shd w:val="clear" w:color="auto" w:fill="C1F0C7" w:themeFill="accent3" w:themeFillTint="33"/>
             <w:vAlign w:val="center"/>
           </w:tcPr>
@@ -10530,7 +10491,7 @@
         </w:trPr>
         <w:tc>
           <w:tcPr>
-            <w:tcW w:w="875" w:type="dxa"/>
+            <w:tcW w:w="818" w:type="dxa"/>
             <w:vMerge w:val="restart"/>
             <w:vAlign w:val="center"/>
           </w:tcPr>
@@ -10569,7 +10530,7 @@
         </w:tc>
         <w:tc>
           <w:tcPr>
-            <w:tcW w:w="1095" w:type="dxa"/>
+            <w:tcW w:w="1018" w:type="dxa"/>
             <w:vAlign w:val="center"/>
           </w:tcPr>
           <w:p>
@@ -10607,7 +10568,7 @@
         </w:tc>
         <w:tc>
           <w:tcPr>
-            <w:tcW w:w="1726" w:type="dxa"/>
+            <w:tcW w:w="5379" w:type="dxa"/>
             <w:vAlign w:val="center"/>
           </w:tcPr>
           <w:p>
@@ -10635,47 +10596,13 @@
                 <w:szCs w:val="20"/>
                 <w:lang w:val="es-ES_tradnl"/>
               </w:rPr>
-              <w:t>{{problemapotencialidad0}}</w:t>
-            </w:r>
-          </w:p>
-        </w:tc>
-        <w:tc>
-          <w:tcPr>
-            <w:tcW w:w="6169" w:type="dxa"/>
-            <w:vAlign w:val="center"/>
-          </w:tcPr>
-          <w:p>
-            <w:pPr>
-              <w:pStyle w:val="Prrafodelista"/>
-              <w:tabs>
-                <w:tab w:val="left" w:pos="0"/>
-                <w:tab w:val="left" w:pos="142"/>
-                <w:tab w:val="left" w:pos="284"/>
-              </w:tabs>
-              <w:spacing w:line="276" w:lineRule="auto"/>
-              <w:ind w:left="0"/>
-              <w:jc w:val="both"/>
-              <w:rPr>
-                <w:rFonts w:ascii="Arial Nova Cond" w:eastAsia="Calibri" w:hAnsi="Arial Nova Cond" w:cs="Times New Roman"/>
-                <w:sz w:val="20"/>
-                <w:szCs w:val="20"/>
-                <w:lang w:val="es-ES_tradnl"/>
-              </w:rPr>
-            </w:pPr>
-            <w:r>
-              <w:rPr>
-                <w:rFonts w:ascii="Arial Nova Cond" w:eastAsia="Calibri" w:hAnsi="Arial Nova Cond" w:cs="Times New Roman"/>
-                <w:sz w:val="20"/>
-                <w:szCs w:val="20"/>
-                <w:lang w:val="es-ES_tradnl"/>
-              </w:rPr>
               <w:t>{{situacionsignificativa0}}</w:t>
             </w:r>
           </w:p>
         </w:tc>
         <w:tc>
           <w:tcPr>
-            <w:tcW w:w="2015" w:type="dxa"/>
+            <w:tcW w:w="1984" w:type="dxa"/>
             <w:vAlign w:val="center"/>
           </w:tcPr>
           <w:p>
@@ -10706,7 +10633,7 @@
         </w:tc>
         <w:tc>
           <w:tcPr>
-            <w:tcW w:w="1634" w:type="dxa"/>
+            <w:tcW w:w="2693" w:type="dxa"/>
             <w:vAlign w:val="center"/>
           </w:tcPr>
           <w:p>
@@ -10731,13 +10658,13 @@
                 <w:sz w:val="20"/>
                 <w:szCs w:val="20"/>
               </w:rPr>
-              <w:t>{{competencias0}}</w:t>
-            </w:r>
-          </w:p>
-        </w:tc>
-        <w:tc>
-          <w:tcPr>
-            <w:tcW w:w="1337" w:type="dxa"/>
+              <w:t>{{campotematico0}}</w:t>
+            </w:r>
+          </w:p>
+        </w:tc>
+        <w:tc>
+          <w:tcPr>
+            <w:tcW w:w="1560" w:type="dxa"/>
             <w:vAlign w:val="center"/>
           </w:tcPr>
           <w:p>
@@ -10745,7 +10672,38 @@
               <w:autoSpaceDE w:val="0"/>
               <w:autoSpaceDN w:val="0"/>
               <w:adjustRightInd w:val="0"/>
-              <w:jc w:val="center"/>
+              <w:jc w:val="both"/>
+              <w:rPr>
+                <w:rFonts w:ascii="Arial Nova Cond" w:hAnsi="Arial Nova Cond" w:cs="Arial"/>
+                <w:color w:val="000000"/>
+                <w:kern w:val="0"/>
+                <w:sz w:val="20"/>
+                <w:szCs w:val="20"/>
+              </w:rPr>
+            </w:pPr>
+            <w:r>
+              <w:rPr>
+                <w:rFonts w:ascii="Arial Nova Cond" w:hAnsi="Arial Nova Cond" w:cs="Arial"/>
+                <w:color w:val="000000"/>
+                <w:kern w:val="0"/>
+                <w:sz w:val="20"/>
+                <w:szCs w:val="20"/>
+              </w:rPr>
+              <w:t>{{competencias0}}</w:t>
+            </w:r>
+          </w:p>
+        </w:tc>
+        <w:tc>
+          <w:tcPr>
+            <w:tcW w:w="1399" w:type="dxa"/>
+            <w:vAlign w:val="center"/>
+          </w:tcPr>
+          <w:p>
+            <w:pPr>
+              <w:autoSpaceDE w:val="0"/>
+              <w:autoSpaceDN w:val="0"/>
+              <w:adjustRightInd w:val="0"/>
+              <w:jc w:val="both"/>
               <w:rPr>
                 <w:rFonts w:ascii="Arial Nova Cond" w:hAnsi="Arial Nova Cond" w:cs="Arial"/>
                 <w:color w:val="000000"/>
@@ -10774,7 +10732,7 @@
         </w:trPr>
         <w:tc>
           <w:tcPr>
-            <w:tcW w:w="875" w:type="dxa"/>
+            <w:tcW w:w="818" w:type="dxa"/>
             <w:vMerge/>
             <w:vAlign w:val="center"/>
           </w:tcPr>
@@ -10802,7 +10760,7 @@
         </w:tc>
         <w:tc>
           <w:tcPr>
-            <w:tcW w:w="1095" w:type="dxa"/>
+            <w:tcW w:w="1018" w:type="dxa"/>
             <w:vAlign w:val="center"/>
           </w:tcPr>
           <w:p>
@@ -10840,33 +10798,7 @@
         </w:tc>
         <w:tc>
           <w:tcPr>
-            <w:tcW w:w="1726" w:type="dxa"/>
-            <w:vAlign w:val="center"/>
-          </w:tcPr>
-          <w:p>
-            <w:pPr>
-              <w:pStyle w:val="NormalWeb"/>
-              <w:jc w:val="both"/>
-              <w:rPr>
-                <w:rFonts w:ascii="Arial Nova Cond" w:hAnsi="Arial Nova Cond"/>
-                <w:sz w:val="20"/>
-                <w:szCs w:val="20"/>
-              </w:rPr>
-            </w:pPr>
-            <w:r>
-              <w:rPr>
-                <w:rFonts w:ascii="Arial Nova Cond" w:eastAsia="Calibri" w:hAnsi="Arial Nova Cond"/>
-                <w:sz w:val="20"/>
-                <w:szCs w:val="20"/>
-                <w:lang w:val="es-ES_tradnl"/>
-              </w:rPr>
-              <w:t>{{problemapotencialidad1}}</w:t>
-            </w:r>
-          </w:p>
-        </w:tc>
-        <w:tc>
-          <w:tcPr>
-            <w:tcW w:w="6169" w:type="dxa"/>
+            <w:tcW w:w="5379" w:type="dxa"/>
             <w:vAlign w:val="center"/>
           </w:tcPr>
           <w:p>
@@ -10900,7 +10832,7 @@
         </w:tc>
         <w:tc>
           <w:tcPr>
-            <w:tcW w:w="2015" w:type="dxa"/>
+            <w:tcW w:w="1984" w:type="dxa"/>
             <w:vAlign w:val="center"/>
           </w:tcPr>
           <w:p>
@@ -10931,7 +10863,7 @@
         </w:tc>
         <w:tc>
           <w:tcPr>
-            <w:tcW w:w="1634" w:type="dxa"/>
+            <w:tcW w:w="2693" w:type="dxa"/>
             <w:vAlign w:val="center"/>
           </w:tcPr>
           <w:p>
@@ -10956,13 +10888,13 @@
                 <w:sz w:val="20"/>
                 <w:szCs w:val="20"/>
               </w:rPr>
-              <w:t>{{competencias1}}</w:t>
-            </w:r>
-          </w:p>
-        </w:tc>
-        <w:tc>
-          <w:tcPr>
-            <w:tcW w:w="1337" w:type="dxa"/>
+              <w:t>{{campotematico1}}</w:t>
+            </w:r>
+          </w:p>
+        </w:tc>
+        <w:tc>
+          <w:tcPr>
+            <w:tcW w:w="1560" w:type="dxa"/>
             <w:vAlign w:val="center"/>
           </w:tcPr>
           <w:p>
@@ -10970,7 +10902,38 @@
               <w:autoSpaceDE w:val="0"/>
               <w:autoSpaceDN w:val="0"/>
               <w:adjustRightInd w:val="0"/>
-              <w:jc w:val="center"/>
+              <w:jc w:val="both"/>
+              <w:rPr>
+                <w:rFonts w:ascii="Arial Nova Cond" w:hAnsi="Arial Nova Cond" w:cs="Arial"/>
+                <w:color w:val="000000"/>
+                <w:kern w:val="0"/>
+                <w:sz w:val="20"/>
+                <w:szCs w:val="20"/>
+              </w:rPr>
+            </w:pPr>
+            <w:r>
+              <w:rPr>
+                <w:rFonts w:ascii="Arial Nova Cond" w:hAnsi="Arial Nova Cond" w:cs="Arial"/>
+                <w:color w:val="000000"/>
+                <w:kern w:val="0"/>
+                <w:sz w:val="20"/>
+                <w:szCs w:val="20"/>
+              </w:rPr>
+              <w:t>{{competencias1}}</w:t>
+            </w:r>
+          </w:p>
+        </w:tc>
+        <w:tc>
+          <w:tcPr>
+            <w:tcW w:w="1399" w:type="dxa"/>
+            <w:vAlign w:val="center"/>
+          </w:tcPr>
+          <w:p>
+            <w:pPr>
+              <w:autoSpaceDE w:val="0"/>
+              <w:autoSpaceDN w:val="0"/>
+              <w:adjustRightInd w:val="0"/>
+              <w:jc w:val="both"/>
               <w:rPr>
                 <w:rFonts w:ascii="Arial Nova Cond" w:hAnsi="Arial Nova Cond" w:cs="Arial"/>
                 <w:color w:val="000000"/>
@@ -10999,7 +10962,7 @@
         </w:trPr>
         <w:tc>
           <w:tcPr>
-            <w:tcW w:w="875" w:type="dxa"/>
+            <w:tcW w:w="818" w:type="dxa"/>
             <w:vMerge/>
             <w:vAlign w:val="center"/>
           </w:tcPr>
@@ -11027,7 +10990,7 @@
         </w:tc>
         <w:tc>
           <w:tcPr>
-            <w:tcW w:w="1095" w:type="dxa"/>
+            <w:tcW w:w="1018" w:type="dxa"/>
             <w:vAlign w:val="center"/>
           </w:tcPr>
           <w:p>
@@ -11065,33 +11028,7 @@
         </w:tc>
         <w:tc>
           <w:tcPr>
-            <w:tcW w:w="1726" w:type="dxa"/>
-            <w:vAlign w:val="center"/>
-          </w:tcPr>
-          <w:p>
-            <w:pPr>
-              <w:pStyle w:val="NormalWeb"/>
-              <w:jc w:val="both"/>
-              <w:rPr>
-                <w:rFonts w:ascii="Arial Nova Cond" w:eastAsia="Calibri" w:hAnsi="Arial Nova Cond"/>
-                <w:sz w:val="20"/>
-                <w:szCs w:val="20"/>
-              </w:rPr>
-            </w:pPr>
-            <w:r>
-              <w:rPr>
-                <w:rFonts w:ascii="Arial Nova Cond" w:eastAsia="Calibri" w:hAnsi="Arial Nova Cond"/>
-                <w:sz w:val="20"/>
-                <w:szCs w:val="20"/>
-                <w:lang w:val="es-ES_tradnl"/>
-              </w:rPr>
-              <w:t>{{problemapotencialidad2}}</w:t>
-            </w:r>
-          </w:p>
-        </w:tc>
-        <w:tc>
-          <w:tcPr>
-            <w:tcW w:w="6169" w:type="dxa"/>
+            <w:tcW w:w="5379" w:type="dxa"/>
             <w:vAlign w:val="center"/>
           </w:tcPr>
           <w:p>
@@ -11125,7 +11062,7 @@
         </w:tc>
         <w:tc>
           <w:tcPr>
-            <w:tcW w:w="2015" w:type="dxa"/>
+            <w:tcW w:w="1984" w:type="dxa"/>
             <w:vAlign w:val="center"/>
           </w:tcPr>
           <w:p>
@@ -11156,7 +11093,7 @@
         </w:tc>
         <w:tc>
           <w:tcPr>
-            <w:tcW w:w="1634" w:type="dxa"/>
+            <w:tcW w:w="2693" w:type="dxa"/>
             <w:vAlign w:val="center"/>
           </w:tcPr>
           <w:p>
@@ -11181,13 +11118,13 @@
                 <w:sz w:val="20"/>
                 <w:szCs w:val="20"/>
               </w:rPr>
-              <w:t>{{competencias2}}</w:t>
-            </w:r>
-          </w:p>
-        </w:tc>
-        <w:tc>
-          <w:tcPr>
-            <w:tcW w:w="1337" w:type="dxa"/>
+              <w:t>{{campotematico2}}</w:t>
+            </w:r>
+          </w:p>
+        </w:tc>
+        <w:tc>
+          <w:tcPr>
+            <w:tcW w:w="1560" w:type="dxa"/>
             <w:vAlign w:val="center"/>
           </w:tcPr>
           <w:p>
@@ -11195,7 +11132,38 @@
               <w:autoSpaceDE w:val="0"/>
               <w:autoSpaceDN w:val="0"/>
               <w:adjustRightInd w:val="0"/>
-              <w:jc w:val="center"/>
+              <w:jc w:val="both"/>
+              <w:rPr>
+                <w:rFonts w:ascii="Arial Nova Cond" w:hAnsi="Arial Nova Cond" w:cs="Arial"/>
+                <w:color w:val="000000"/>
+                <w:kern w:val="0"/>
+                <w:sz w:val="20"/>
+                <w:szCs w:val="20"/>
+              </w:rPr>
+            </w:pPr>
+            <w:r>
+              <w:rPr>
+                <w:rFonts w:ascii="Arial Nova Cond" w:hAnsi="Arial Nova Cond" w:cs="Arial"/>
+                <w:color w:val="000000"/>
+                <w:kern w:val="0"/>
+                <w:sz w:val="20"/>
+                <w:szCs w:val="20"/>
+              </w:rPr>
+              <w:t>{{competencias2}}</w:t>
+            </w:r>
+          </w:p>
+        </w:tc>
+        <w:tc>
+          <w:tcPr>
+            <w:tcW w:w="1399" w:type="dxa"/>
+            <w:vAlign w:val="center"/>
+          </w:tcPr>
+          <w:p>
+            <w:pPr>
+              <w:autoSpaceDE w:val="0"/>
+              <w:autoSpaceDN w:val="0"/>
+              <w:adjustRightInd w:val="0"/>
+              <w:jc w:val="both"/>
               <w:rPr>
                 <w:rFonts w:ascii="Arial Nova Cond" w:hAnsi="Arial Nova Cond" w:cs="Arial"/>
                 <w:color w:val="000000"/>
@@ -11224,7 +11192,7 @@
         </w:trPr>
         <w:tc>
           <w:tcPr>
-            <w:tcW w:w="875" w:type="dxa"/>
+            <w:tcW w:w="818" w:type="dxa"/>
             <w:vMerge w:val="restart"/>
             <w:vAlign w:val="center"/>
           </w:tcPr>
@@ -11263,7 +11231,7 @@
         </w:tc>
         <w:tc>
           <w:tcPr>
-            <w:tcW w:w="1095" w:type="dxa"/>
+            <w:tcW w:w="1018" w:type="dxa"/>
             <w:vAlign w:val="center"/>
           </w:tcPr>
           <w:p>
@@ -11301,33 +11269,7 @@
         </w:tc>
         <w:tc>
           <w:tcPr>
-            <w:tcW w:w="1726" w:type="dxa"/>
-            <w:vAlign w:val="center"/>
-          </w:tcPr>
-          <w:p>
-            <w:pPr>
-              <w:pStyle w:val="Sinespaciado"/>
-              <w:jc w:val="both"/>
-              <w:rPr>
-                <w:rFonts w:ascii="Arial Nova Cond" w:eastAsia="Times New Roman" w:hAnsi="Arial Nova Cond" w:cs="Times New Roman"/>
-                <w:sz w:val="20"/>
-                <w:szCs w:val="20"/>
-              </w:rPr>
-            </w:pPr>
-            <w:r>
-              <w:rPr>
-                <w:rFonts w:ascii="Arial Nova Cond" w:eastAsia="Calibri" w:hAnsi="Arial Nova Cond" w:cs="Times New Roman"/>
-                <w:sz w:val="20"/>
-                <w:szCs w:val="20"/>
-                <w:lang w:val="es-ES_tradnl"/>
-              </w:rPr>
-              <w:t>{{problemapotencialidad3}}</w:t>
-            </w:r>
-          </w:p>
-        </w:tc>
-        <w:tc>
-          <w:tcPr>
-            <w:tcW w:w="6169" w:type="dxa"/>
+            <w:tcW w:w="5379" w:type="dxa"/>
             <w:vAlign w:val="center"/>
           </w:tcPr>
           <w:p>
@@ -11362,7 +11304,7 @@
         </w:tc>
         <w:tc>
           <w:tcPr>
-            <w:tcW w:w="2015" w:type="dxa"/>
+            <w:tcW w:w="1984" w:type="dxa"/>
             <w:vAlign w:val="center"/>
           </w:tcPr>
           <w:p>
@@ -11393,7 +11335,7 @@
         </w:tc>
         <w:tc>
           <w:tcPr>
-            <w:tcW w:w="1634" w:type="dxa"/>
+            <w:tcW w:w="2693" w:type="dxa"/>
             <w:vAlign w:val="center"/>
           </w:tcPr>
           <w:p>
@@ -11418,13 +11360,13 @@
                 <w:sz w:val="20"/>
                 <w:szCs w:val="20"/>
               </w:rPr>
-              <w:t>{{competencias3}}</w:t>
-            </w:r>
-          </w:p>
-        </w:tc>
-        <w:tc>
-          <w:tcPr>
-            <w:tcW w:w="1337" w:type="dxa"/>
+              <w:t>{{campotematico3}}</w:t>
+            </w:r>
+          </w:p>
+        </w:tc>
+        <w:tc>
+          <w:tcPr>
+            <w:tcW w:w="1560" w:type="dxa"/>
             <w:vAlign w:val="center"/>
           </w:tcPr>
           <w:p>
@@ -11432,7 +11374,38 @@
               <w:autoSpaceDE w:val="0"/>
               <w:autoSpaceDN w:val="0"/>
               <w:adjustRightInd w:val="0"/>
-              <w:jc w:val="center"/>
+              <w:jc w:val="both"/>
+              <w:rPr>
+                <w:rFonts w:ascii="Arial Nova Cond" w:hAnsi="Arial Nova Cond" w:cs="Arial"/>
+                <w:color w:val="000000"/>
+                <w:kern w:val="0"/>
+                <w:sz w:val="20"/>
+                <w:szCs w:val="20"/>
+              </w:rPr>
+            </w:pPr>
+            <w:r>
+              <w:rPr>
+                <w:rFonts w:ascii="Arial Nova Cond" w:hAnsi="Arial Nova Cond" w:cs="Arial"/>
+                <w:color w:val="000000"/>
+                <w:kern w:val="0"/>
+                <w:sz w:val="20"/>
+                <w:szCs w:val="20"/>
+              </w:rPr>
+              <w:t>{{competencias3}}</w:t>
+            </w:r>
+          </w:p>
+        </w:tc>
+        <w:tc>
+          <w:tcPr>
+            <w:tcW w:w="1399" w:type="dxa"/>
+            <w:vAlign w:val="center"/>
+          </w:tcPr>
+          <w:p>
+            <w:pPr>
+              <w:autoSpaceDE w:val="0"/>
+              <w:autoSpaceDN w:val="0"/>
+              <w:adjustRightInd w:val="0"/>
+              <w:jc w:val="both"/>
               <w:rPr>
                 <w:rFonts w:ascii="Arial Nova Cond" w:hAnsi="Arial Nova Cond" w:cs="Arial"/>
                 <w:color w:val="000000"/>
@@ -11461,7 +11434,7 @@
         </w:trPr>
         <w:tc>
           <w:tcPr>
-            <w:tcW w:w="875" w:type="dxa"/>
+            <w:tcW w:w="818" w:type="dxa"/>
             <w:vMerge/>
             <w:vAlign w:val="center"/>
           </w:tcPr>
@@ -11489,7 +11462,7 @@
         </w:tc>
         <w:tc>
           <w:tcPr>
-            <w:tcW w:w="1095" w:type="dxa"/>
+            <w:tcW w:w="1018" w:type="dxa"/>
             <w:vAlign w:val="center"/>
           </w:tcPr>
           <w:p>
@@ -11527,33 +11500,7 @@
         </w:tc>
         <w:tc>
           <w:tcPr>
-            <w:tcW w:w="1726" w:type="dxa"/>
-            <w:vAlign w:val="center"/>
-          </w:tcPr>
-          <w:p>
-            <w:pPr>
-              <w:pStyle w:val="Sinespaciado"/>
-              <w:jc w:val="both"/>
-              <w:rPr>
-                <w:rFonts w:ascii="Arial Nova Cond" w:hAnsi="Arial Nova Cond"/>
-                <w:sz w:val="20"/>
-                <w:szCs w:val="20"/>
-              </w:rPr>
-            </w:pPr>
-            <w:r>
-              <w:rPr>
-                <w:rFonts w:ascii="Arial Nova Cond" w:eastAsia="Calibri" w:hAnsi="Arial Nova Cond" w:cs="Times New Roman"/>
-                <w:sz w:val="20"/>
-                <w:szCs w:val="20"/>
-                <w:lang w:val="es-ES_tradnl"/>
-              </w:rPr>
-              <w:t>{{problemapotencialidad4}}</w:t>
-            </w:r>
-          </w:p>
-        </w:tc>
-        <w:tc>
-          <w:tcPr>
-            <w:tcW w:w="6169" w:type="dxa"/>
+            <w:tcW w:w="5379" w:type="dxa"/>
             <w:vAlign w:val="center"/>
           </w:tcPr>
           <w:p>
@@ -11588,7 +11535,7 @@
         </w:tc>
         <w:tc>
           <w:tcPr>
-            <w:tcW w:w="2015" w:type="dxa"/>
+            <w:tcW w:w="1984" w:type="dxa"/>
             <w:vAlign w:val="center"/>
           </w:tcPr>
           <w:p>
@@ -11619,7 +11566,7 @@
         </w:tc>
         <w:tc>
           <w:tcPr>
-            <w:tcW w:w="1634" w:type="dxa"/>
+            <w:tcW w:w="2693" w:type="dxa"/>
             <w:vAlign w:val="center"/>
           </w:tcPr>
           <w:p>
@@ -11644,13 +11591,13 @@
                 <w:sz w:val="20"/>
                 <w:szCs w:val="20"/>
               </w:rPr>
-              <w:t>{{competencias4}}</w:t>
-            </w:r>
-          </w:p>
-        </w:tc>
-        <w:tc>
-          <w:tcPr>
-            <w:tcW w:w="1337" w:type="dxa"/>
+              <w:t>{{campotematico4}}</w:t>
+            </w:r>
+          </w:p>
+        </w:tc>
+        <w:tc>
+          <w:tcPr>
+            <w:tcW w:w="1560" w:type="dxa"/>
             <w:vAlign w:val="center"/>
           </w:tcPr>
           <w:p>
@@ -11658,7 +11605,38 @@
               <w:autoSpaceDE w:val="0"/>
               <w:autoSpaceDN w:val="0"/>
               <w:adjustRightInd w:val="0"/>
-              <w:jc w:val="center"/>
+              <w:jc w:val="both"/>
+              <w:rPr>
+                <w:rFonts w:ascii="Arial Nova Cond" w:hAnsi="Arial Nova Cond" w:cs="Arial"/>
+                <w:color w:val="000000"/>
+                <w:kern w:val="0"/>
+                <w:sz w:val="20"/>
+                <w:szCs w:val="20"/>
+              </w:rPr>
+            </w:pPr>
+            <w:r>
+              <w:rPr>
+                <w:rFonts w:ascii="Arial Nova Cond" w:hAnsi="Arial Nova Cond" w:cs="Arial"/>
+                <w:color w:val="000000"/>
+                <w:kern w:val="0"/>
+                <w:sz w:val="20"/>
+                <w:szCs w:val="20"/>
+              </w:rPr>
+              <w:t>{{competencias4}}</w:t>
+            </w:r>
+          </w:p>
+        </w:tc>
+        <w:tc>
+          <w:tcPr>
+            <w:tcW w:w="1399" w:type="dxa"/>
+            <w:vAlign w:val="center"/>
+          </w:tcPr>
+          <w:p>
+            <w:pPr>
+              <w:autoSpaceDE w:val="0"/>
+              <w:autoSpaceDN w:val="0"/>
+              <w:adjustRightInd w:val="0"/>
+              <w:jc w:val="both"/>
               <w:rPr>
                 <w:rFonts w:ascii="Arial Nova Cond" w:hAnsi="Arial Nova Cond" w:cs="Arial"/>
                 <w:color w:val="000000"/>
@@ -11687,7 +11665,7 @@
         </w:trPr>
         <w:tc>
           <w:tcPr>
-            <w:tcW w:w="875" w:type="dxa"/>
+            <w:tcW w:w="818" w:type="dxa"/>
             <w:vMerge w:val="restart"/>
             <w:vAlign w:val="center"/>
           </w:tcPr>
@@ -11726,7 +11704,7 @@
         </w:tc>
         <w:tc>
           <w:tcPr>
-            <w:tcW w:w="1095" w:type="dxa"/>
+            <w:tcW w:w="1018" w:type="dxa"/>
             <w:vAlign w:val="center"/>
           </w:tcPr>
           <w:p>
@@ -11764,34 +11742,7 @@
         </w:tc>
         <w:tc>
           <w:tcPr>
-            <w:tcW w:w="1726" w:type="dxa"/>
-            <w:vAlign w:val="center"/>
-          </w:tcPr>
-          <w:p>
-            <w:pPr>
-              <w:pStyle w:val="Sinespaciado"/>
-              <w:jc w:val="both"/>
-              <w:rPr>
-                <w:rFonts w:ascii="Arial Nova Cond" w:hAnsi="Arial Nova Cond"/>
-                <w:color w:val="000000" w:themeColor="text1"/>
-                <w:sz w:val="20"/>
-                <w:szCs w:val="20"/>
-              </w:rPr>
-            </w:pPr>
-            <w:r>
-              <w:rPr>
-                <w:rFonts w:ascii="Arial Nova Cond" w:eastAsia="Calibri" w:hAnsi="Arial Nova Cond" w:cs="Times New Roman"/>
-                <w:sz w:val="20"/>
-                <w:szCs w:val="20"/>
-                <w:lang w:val="es-ES_tradnl"/>
-              </w:rPr>
-              <w:t>{{problemapotencialidad5}}</w:t>
-            </w:r>
-          </w:p>
-        </w:tc>
-        <w:tc>
-          <w:tcPr>
-            <w:tcW w:w="6169" w:type="dxa"/>
+            <w:tcW w:w="5379" w:type="dxa"/>
             <w:vAlign w:val="center"/>
           </w:tcPr>
           <w:p>
@@ -11820,13 +11771,13 @@
                 <w:szCs w:val="20"/>
                 <w:lang w:val="es-ES_tradnl"/>
               </w:rPr>
-              <w:t>{{situacionsignificativa5}}</w:t>
-            </w:r>
-          </w:p>
-        </w:tc>
-        <w:tc>
-          <w:tcPr>
-            <w:tcW w:w="2015" w:type="dxa"/>
+              <w:t xml:space="preserve">{{situacionsignificativa5}} </w:t>
+            </w:r>
+          </w:p>
+        </w:tc>
+        <w:tc>
+          <w:tcPr>
+            <w:tcW w:w="1984" w:type="dxa"/>
             <w:vAlign w:val="center"/>
           </w:tcPr>
           <w:p>
@@ -11857,7 +11808,7 @@
         </w:tc>
         <w:tc>
           <w:tcPr>
-            <w:tcW w:w="1634" w:type="dxa"/>
+            <w:tcW w:w="2693" w:type="dxa"/>
             <w:vAlign w:val="center"/>
           </w:tcPr>
           <w:p>
@@ -11882,13 +11833,13 @@
                 <w:sz w:val="20"/>
                 <w:szCs w:val="20"/>
               </w:rPr>
-              <w:t>{{competencias5}}</w:t>
-            </w:r>
-          </w:p>
-        </w:tc>
-        <w:tc>
-          <w:tcPr>
-            <w:tcW w:w="1337" w:type="dxa"/>
+              <w:t>{{campotematico5}}</w:t>
+            </w:r>
+          </w:p>
+        </w:tc>
+        <w:tc>
+          <w:tcPr>
+            <w:tcW w:w="1560" w:type="dxa"/>
             <w:vAlign w:val="center"/>
           </w:tcPr>
           <w:p>
@@ -11896,7 +11847,38 @@
               <w:autoSpaceDE w:val="0"/>
               <w:autoSpaceDN w:val="0"/>
               <w:adjustRightInd w:val="0"/>
-              <w:jc w:val="center"/>
+              <w:jc w:val="both"/>
+              <w:rPr>
+                <w:rFonts w:ascii="Arial Nova Cond" w:hAnsi="Arial Nova Cond" w:cs="Arial"/>
+                <w:color w:val="000000"/>
+                <w:kern w:val="0"/>
+                <w:sz w:val="20"/>
+                <w:szCs w:val="20"/>
+              </w:rPr>
+            </w:pPr>
+            <w:r>
+              <w:rPr>
+                <w:rFonts w:ascii="Arial Nova Cond" w:hAnsi="Arial Nova Cond" w:cs="Arial"/>
+                <w:color w:val="000000"/>
+                <w:kern w:val="0"/>
+                <w:sz w:val="20"/>
+                <w:szCs w:val="20"/>
+              </w:rPr>
+              <w:t>{{competencias5}}</w:t>
+            </w:r>
+          </w:p>
+        </w:tc>
+        <w:tc>
+          <w:tcPr>
+            <w:tcW w:w="1399" w:type="dxa"/>
+            <w:vAlign w:val="center"/>
+          </w:tcPr>
+          <w:p>
+            <w:pPr>
+              <w:autoSpaceDE w:val="0"/>
+              <w:autoSpaceDN w:val="0"/>
+              <w:adjustRightInd w:val="0"/>
+              <w:jc w:val="both"/>
               <w:rPr>
                 <w:rFonts w:ascii="Arial Nova Cond" w:hAnsi="Arial Nova Cond" w:cs="Arial"/>
                 <w:color w:val="000000"/>
@@ -11925,7 +11907,7 @@
         </w:trPr>
         <w:tc>
           <w:tcPr>
-            <w:tcW w:w="875" w:type="dxa"/>
+            <w:tcW w:w="818" w:type="dxa"/>
             <w:vMerge/>
             <w:vAlign w:val="center"/>
           </w:tcPr>
@@ -11953,7 +11935,7 @@
         </w:tc>
         <w:tc>
           <w:tcPr>
-            <w:tcW w:w="1095" w:type="dxa"/>
+            <w:tcW w:w="1018" w:type="dxa"/>
             <w:vAlign w:val="center"/>
           </w:tcPr>
           <w:p>
@@ -11991,33 +11973,7 @@
         </w:tc>
         <w:tc>
           <w:tcPr>
-            <w:tcW w:w="1726" w:type="dxa"/>
-            <w:vAlign w:val="center"/>
-          </w:tcPr>
-          <w:p>
-            <w:pPr>
-              <w:pStyle w:val="Sinespaciado"/>
-              <w:jc w:val="both"/>
-              <w:rPr>
-                <w:rFonts w:ascii="Arial Nova Cond" w:hAnsi="Arial Nova Cond"/>
-                <w:sz w:val="20"/>
-                <w:szCs w:val="20"/>
-              </w:rPr>
-            </w:pPr>
-            <w:r>
-              <w:rPr>
-                <w:rFonts w:ascii="Arial Nova Cond" w:eastAsia="Calibri" w:hAnsi="Arial Nova Cond" w:cs="Times New Roman"/>
-                <w:sz w:val="20"/>
-                <w:szCs w:val="20"/>
-                <w:lang w:val="es-ES_tradnl"/>
-              </w:rPr>
-              <w:t>{{problemapotencialidad6}}</w:t>
-            </w:r>
-          </w:p>
-        </w:tc>
-        <w:tc>
-          <w:tcPr>
-            <w:tcW w:w="6169" w:type="dxa"/>
+            <w:tcW w:w="5379" w:type="dxa"/>
             <w:vAlign w:val="center"/>
           </w:tcPr>
           <w:p>
@@ -12051,7 +12007,7 @@
         </w:tc>
         <w:tc>
           <w:tcPr>
-            <w:tcW w:w="2015" w:type="dxa"/>
+            <w:tcW w:w="1984" w:type="dxa"/>
             <w:vAlign w:val="center"/>
           </w:tcPr>
           <w:p>
@@ -12082,7 +12038,7 @@
         </w:tc>
         <w:tc>
           <w:tcPr>
-            <w:tcW w:w="1634" w:type="dxa"/>
+            <w:tcW w:w="2693" w:type="dxa"/>
             <w:vAlign w:val="center"/>
           </w:tcPr>
           <w:p>
@@ -12107,13 +12063,13 @@
                 <w:sz w:val="20"/>
                 <w:szCs w:val="20"/>
               </w:rPr>
-              <w:t>{{competencias6}}</w:t>
-            </w:r>
-          </w:p>
-        </w:tc>
-        <w:tc>
-          <w:tcPr>
-            <w:tcW w:w="1337" w:type="dxa"/>
+              <w:t>{{campotematico6}}</w:t>
+            </w:r>
+          </w:p>
+        </w:tc>
+        <w:tc>
+          <w:tcPr>
+            <w:tcW w:w="1560" w:type="dxa"/>
             <w:vAlign w:val="center"/>
           </w:tcPr>
           <w:p>
@@ -12121,7 +12077,38 @@
               <w:autoSpaceDE w:val="0"/>
               <w:autoSpaceDN w:val="0"/>
               <w:adjustRightInd w:val="0"/>
-              <w:jc w:val="center"/>
+              <w:jc w:val="both"/>
+              <w:rPr>
+                <w:rFonts w:ascii="Arial Nova Cond" w:hAnsi="Arial Nova Cond" w:cs="Arial"/>
+                <w:color w:val="000000"/>
+                <w:kern w:val="0"/>
+                <w:sz w:val="20"/>
+                <w:szCs w:val="20"/>
+              </w:rPr>
+            </w:pPr>
+            <w:r>
+              <w:rPr>
+                <w:rFonts w:ascii="Arial Nova Cond" w:hAnsi="Arial Nova Cond" w:cs="Arial"/>
+                <w:color w:val="000000"/>
+                <w:kern w:val="0"/>
+                <w:sz w:val="20"/>
+                <w:szCs w:val="20"/>
+              </w:rPr>
+              <w:t>{{competencias6}}</w:t>
+            </w:r>
+          </w:p>
+        </w:tc>
+        <w:tc>
+          <w:tcPr>
+            <w:tcW w:w="1399" w:type="dxa"/>
+            <w:vAlign w:val="center"/>
+          </w:tcPr>
+          <w:p>
+            <w:pPr>
+              <w:autoSpaceDE w:val="0"/>
+              <w:autoSpaceDN w:val="0"/>
+              <w:adjustRightInd w:val="0"/>
+              <w:jc w:val="both"/>
               <w:rPr>
                 <w:rFonts w:ascii="Arial Nova Cond" w:hAnsi="Arial Nova Cond" w:cs="Arial"/>
                 <w:color w:val="000000"/>
@@ -12150,7 +12137,7 @@
         </w:trPr>
         <w:tc>
           <w:tcPr>
-            <w:tcW w:w="875" w:type="dxa"/>
+            <w:tcW w:w="818" w:type="dxa"/>
             <w:vMerge w:val="restart"/>
             <w:vAlign w:val="center"/>
           </w:tcPr>
@@ -12189,7 +12176,7 @@
         </w:tc>
         <w:tc>
           <w:tcPr>
-            <w:tcW w:w="1095" w:type="dxa"/>
+            <w:tcW w:w="1018" w:type="dxa"/>
             <w:vAlign w:val="center"/>
           </w:tcPr>
           <w:p>
@@ -12227,7 +12214,7 @@
         </w:tc>
         <w:tc>
           <w:tcPr>
-            <w:tcW w:w="1726" w:type="dxa"/>
+            <w:tcW w:w="5379" w:type="dxa"/>
             <w:vAlign w:val="center"/>
           </w:tcPr>
           <w:p>
@@ -12240,62 +12227,28 @@
               </w:tabs>
               <w:spacing w:line="276" w:lineRule="auto"/>
               <w:ind w:left="0"/>
+              <w:jc w:val="both"/>
+              <w:rPr>
+                <w:rFonts w:ascii="Arial Nova Cond" w:hAnsi="Arial Nova Cond"/>
+                <w:color w:val="000000" w:themeColor="text1"/>
+                <w:sz w:val="20"/>
+                <w:szCs w:val="20"/>
+              </w:rPr>
+            </w:pPr>
+            <w:r>
               <w:rPr>
                 <w:rFonts w:ascii="Arial Nova Cond" w:eastAsia="Calibri" w:hAnsi="Arial Nova Cond" w:cs="Times New Roman"/>
-                <w:color w:val="000000" w:themeColor="text1"/>
                 <w:sz w:val="20"/>
                 <w:szCs w:val="20"/>
                 <w:lang w:val="es-ES_tradnl"/>
               </w:rPr>
-            </w:pPr>
-            <w:r>
-              <w:rPr>
-                <w:rFonts w:ascii="Arial Nova Cond" w:eastAsia="Calibri" w:hAnsi="Arial Nova Cond" w:cs="Times New Roman"/>
-                <w:sz w:val="20"/>
-                <w:szCs w:val="20"/>
-                <w:lang w:val="es-ES_tradnl"/>
-              </w:rPr>
-              <w:t>{{problemapotencialidad7}}</w:t>
-            </w:r>
-          </w:p>
-        </w:tc>
-        <w:tc>
-          <w:tcPr>
-            <w:tcW w:w="6169" w:type="dxa"/>
-            <w:vAlign w:val="center"/>
-          </w:tcPr>
-          <w:p>
-            <w:pPr>
-              <w:pStyle w:val="Prrafodelista"/>
-              <w:tabs>
-                <w:tab w:val="left" w:pos="0"/>
-                <w:tab w:val="left" w:pos="142"/>
-                <w:tab w:val="left" w:pos="284"/>
-              </w:tabs>
-              <w:spacing w:line="276" w:lineRule="auto"/>
-              <w:ind w:left="0"/>
-              <w:jc w:val="both"/>
-              <w:rPr>
-                <w:rFonts w:ascii="Arial Nova Cond" w:hAnsi="Arial Nova Cond"/>
-                <w:color w:val="000000" w:themeColor="text1"/>
-                <w:sz w:val="20"/>
-                <w:szCs w:val="20"/>
-              </w:rPr>
-            </w:pPr>
-            <w:r>
-              <w:rPr>
-                <w:rFonts w:ascii="Arial Nova Cond" w:eastAsia="Calibri" w:hAnsi="Arial Nova Cond" w:cs="Times New Roman"/>
-                <w:sz w:val="20"/>
-                <w:szCs w:val="20"/>
-                <w:lang w:val="es-ES_tradnl"/>
-              </w:rPr>
               <w:t>{{situacionsignificativa7}}</w:t>
             </w:r>
           </w:p>
         </w:tc>
         <w:tc>
           <w:tcPr>
-            <w:tcW w:w="2015" w:type="dxa"/>
+            <w:tcW w:w="1984" w:type="dxa"/>
             <w:vAlign w:val="center"/>
           </w:tcPr>
           <w:p>
@@ -12326,7 +12279,7 @@
         </w:tc>
         <w:tc>
           <w:tcPr>
-            <w:tcW w:w="1634" w:type="dxa"/>
+            <w:tcW w:w="2693" w:type="dxa"/>
             <w:vAlign w:val="center"/>
           </w:tcPr>
           <w:p>
@@ -12351,13 +12304,13 @@
                 <w:sz w:val="20"/>
                 <w:szCs w:val="20"/>
               </w:rPr>
-              <w:t>{{competencias7}}</w:t>
-            </w:r>
-          </w:p>
-        </w:tc>
-        <w:tc>
-          <w:tcPr>
-            <w:tcW w:w="1337" w:type="dxa"/>
+              <w:t>{{campotematico7}}</w:t>
+            </w:r>
+          </w:p>
+        </w:tc>
+        <w:tc>
+          <w:tcPr>
+            <w:tcW w:w="1560" w:type="dxa"/>
             <w:vAlign w:val="center"/>
           </w:tcPr>
           <w:p>
@@ -12365,7 +12318,38 @@
               <w:autoSpaceDE w:val="0"/>
               <w:autoSpaceDN w:val="0"/>
               <w:adjustRightInd w:val="0"/>
-              <w:jc w:val="center"/>
+              <w:jc w:val="both"/>
+              <w:rPr>
+                <w:rFonts w:ascii="Arial Nova Cond" w:hAnsi="Arial Nova Cond" w:cs="Arial"/>
+                <w:color w:val="000000"/>
+                <w:kern w:val="0"/>
+                <w:sz w:val="20"/>
+                <w:szCs w:val="20"/>
+              </w:rPr>
+            </w:pPr>
+            <w:r>
+              <w:rPr>
+                <w:rFonts w:ascii="Arial Nova Cond" w:hAnsi="Arial Nova Cond" w:cs="Arial"/>
+                <w:color w:val="000000"/>
+                <w:kern w:val="0"/>
+                <w:sz w:val="20"/>
+                <w:szCs w:val="20"/>
+              </w:rPr>
+              <w:t>{{competencias7}}</w:t>
+            </w:r>
+          </w:p>
+        </w:tc>
+        <w:tc>
+          <w:tcPr>
+            <w:tcW w:w="1399" w:type="dxa"/>
+            <w:vAlign w:val="center"/>
+          </w:tcPr>
+          <w:p>
+            <w:pPr>
+              <w:autoSpaceDE w:val="0"/>
+              <w:autoSpaceDN w:val="0"/>
+              <w:adjustRightInd w:val="0"/>
+              <w:jc w:val="both"/>
               <w:rPr>
                 <w:rFonts w:ascii="Arial Nova Cond" w:hAnsi="Arial Nova Cond" w:cs="Arial"/>
                 <w:color w:val="000000"/>
@@ -12394,7 +12378,7 @@
         </w:trPr>
         <w:tc>
           <w:tcPr>
-            <w:tcW w:w="875" w:type="dxa"/>
+            <w:tcW w:w="818" w:type="dxa"/>
             <w:vMerge/>
             <w:vAlign w:val="center"/>
           </w:tcPr>
@@ -12422,7 +12406,7 @@
         </w:tc>
         <w:tc>
           <w:tcPr>
-            <w:tcW w:w="1095" w:type="dxa"/>
+            <w:tcW w:w="1018" w:type="dxa"/>
             <w:vAlign w:val="center"/>
           </w:tcPr>
           <w:p>
@@ -12460,7 +12444,7 @@
         </w:tc>
         <w:tc>
           <w:tcPr>
-            <w:tcW w:w="1726" w:type="dxa"/>
+            <w:tcW w:w="5379" w:type="dxa"/>
             <w:vAlign w:val="center"/>
           </w:tcPr>
           <w:p>
@@ -12473,6 +12457,7 @@
               </w:tabs>
               <w:spacing w:line="276" w:lineRule="auto"/>
               <w:ind w:left="0"/>
+              <w:jc w:val="both"/>
               <w:rPr>
                 <w:rFonts w:ascii="Arial Nova Cond" w:eastAsia="Calibri" w:hAnsi="Arial Nova Cond" w:cs="Times New Roman"/>
                 <w:color w:val="000000" w:themeColor="text1"/>
@@ -12488,48 +12473,13 @@
                 <w:szCs w:val="20"/>
                 <w:lang w:val="es-ES_tradnl"/>
               </w:rPr>
-              <w:t>{{problemapotencialidad8}}</w:t>
-            </w:r>
-          </w:p>
-        </w:tc>
-        <w:tc>
-          <w:tcPr>
-            <w:tcW w:w="6169" w:type="dxa"/>
-            <w:vAlign w:val="center"/>
-          </w:tcPr>
-          <w:p>
-            <w:pPr>
-              <w:pStyle w:val="Prrafodelista"/>
-              <w:tabs>
-                <w:tab w:val="left" w:pos="0"/>
-                <w:tab w:val="left" w:pos="142"/>
-                <w:tab w:val="left" w:pos="284"/>
-              </w:tabs>
-              <w:spacing w:line="276" w:lineRule="auto"/>
-              <w:ind w:left="0"/>
-              <w:jc w:val="both"/>
-              <w:rPr>
-                <w:rFonts w:ascii="Arial Nova Cond" w:eastAsia="Calibri" w:hAnsi="Arial Nova Cond" w:cs="Times New Roman"/>
-                <w:color w:val="000000" w:themeColor="text1"/>
-                <w:sz w:val="20"/>
-                <w:szCs w:val="20"/>
-                <w:lang w:val="es-ES_tradnl"/>
-              </w:rPr>
-            </w:pPr>
-            <w:r>
-              <w:rPr>
-                <w:rFonts w:ascii="Arial Nova Cond" w:eastAsia="Calibri" w:hAnsi="Arial Nova Cond" w:cs="Times New Roman"/>
-                <w:sz w:val="20"/>
-                <w:szCs w:val="20"/>
-                <w:lang w:val="es-ES_tradnl"/>
-              </w:rPr>
               <w:t>{{situacionsignificativa8}}</w:t>
             </w:r>
           </w:p>
         </w:tc>
         <w:tc>
           <w:tcPr>
-            <w:tcW w:w="2015" w:type="dxa"/>
+            <w:tcW w:w="1984" w:type="dxa"/>
             <w:vAlign w:val="center"/>
           </w:tcPr>
           <w:p>
@@ -12559,7 +12509,7 @@
         </w:tc>
         <w:tc>
           <w:tcPr>
-            <w:tcW w:w="1634" w:type="dxa"/>
+            <w:tcW w:w="2693" w:type="dxa"/>
             <w:vAlign w:val="center"/>
           </w:tcPr>
           <w:p>
@@ -12584,13 +12534,13 @@
                 <w:sz w:val="20"/>
                 <w:szCs w:val="20"/>
               </w:rPr>
-              <w:t>{{competencias8}}</w:t>
-            </w:r>
-          </w:p>
-        </w:tc>
-        <w:tc>
-          <w:tcPr>
-            <w:tcW w:w="1337" w:type="dxa"/>
+              <w:t>{{campotematico8}}</w:t>
+            </w:r>
+          </w:p>
+        </w:tc>
+        <w:tc>
+          <w:tcPr>
+            <w:tcW w:w="1560" w:type="dxa"/>
             <w:vAlign w:val="center"/>
           </w:tcPr>
           <w:p>
@@ -12598,7 +12548,38 @@
               <w:autoSpaceDE w:val="0"/>
               <w:autoSpaceDN w:val="0"/>
               <w:adjustRightInd w:val="0"/>
-              <w:jc w:val="center"/>
+              <w:jc w:val="both"/>
+              <w:rPr>
+                <w:rFonts w:ascii="Arial Nova Cond" w:hAnsi="Arial Nova Cond" w:cs="Arial"/>
+                <w:color w:val="000000"/>
+                <w:kern w:val="0"/>
+                <w:sz w:val="20"/>
+                <w:szCs w:val="20"/>
+              </w:rPr>
+            </w:pPr>
+            <w:r>
+              <w:rPr>
+                <w:rFonts w:ascii="Arial Nova Cond" w:hAnsi="Arial Nova Cond" w:cs="Arial"/>
+                <w:color w:val="000000"/>
+                <w:kern w:val="0"/>
+                <w:sz w:val="20"/>
+                <w:szCs w:val="20"/>
+              </w:rPr>
+              <w:t>{{competencias8}}</w:t>
+            </w:r>
+          </w:p>
+        </w:tc>
+        <w:tc>
+          <w:tcPr>
+            <w:tcW w:w="1399" w:type="dxa"/>
+            <w:vAlign w:val="center"/>
+          </w:tcPr>
+          <w:p>
+            <w:pPr>
+              <w:autoSpaceDE w:val="0"/>
+              <w:autoSpaceDN w:val="0"/>
+              <w:adjustRightInd w:val="0"/>
+              <w:jc w:val="both"/>
               <w:rPr>
                 <w:rFonts w:ascii="Arial Nova Cond" w:hAnsi="Arial Nova Cond" w:cs="Arial"/>
                 <w:color w:val="000000"/>
@@ -12631,50 +12612,8 @@
           <w:b/>
           <w:bCs/>
           <w:color w:val="000000" w:themeColor="text1"/>
-          <w:sz w:val="10"/>
-          <w:szCs w:val="10"/>
-        </w:rPr>
-      </w:pPr>
-    </w:p>
-    <w:p>
-      <w:pPr>
-        <w:spacing w:line="276" w:lineRule="auto"/>
-        <w:ind w:right="-455"/>
-        <w:rPr>
-          <w:rFonts w:ascii="Arial Nova Cond Light" w:hAnsi="Arial Nova Cond Light" w:cs="Times New Roman"/>
-          <w:b/>
-          <w:bCs/>
-          <w:color w:val="000000" w:themeColor="text1"/>
-          <w:sz w:val="10"/>
-          <w:szCs w:val="10"/>
-        </w:rPr>
-      </w:pPr>
-    </w:p>
-    <w:p>
-      <w:pPr>
-        <w:spacing w:line="276" w:lineRule="auto"/>
-        <w:ind w:right="-455"/>
-        <w:rPr>
-          <w:rFonts w:ascii="Arial Nova Cond Light" w:hAnsi="Arial Nova Cond Light" w:cs="Times New Roman"/>
-          <w:b/>
-          <w:bCs/>
-          <w:color w:val="000000" w:themeColor="text1"/>
-          <w:sz w:val="10"/>
-          <w:szCs w:val="10"/>
-        </w:rPr>
-      </w:pPr>
-    </w:p>
-    <w:p>
-      <w:pPr>
-        <w:spacing w:line="276" w:lineRule="auto"/>
-        <w:ind w:right="-455"/>
-        <w:rPr>
-          <w:rFonts w:ascii="Arial Nova Cond Light" w:hAnsi="Arial Nova Cond Light" w:cs="Times New Roman"/>
-          <w:b/>
-          <w:bCs/>
-          <w:color w:val="000000" w:themeColor="text1"/>
-          <w:sz w:val="10"/>
-          <w:szCs w:val="10"/>
+          <w:sz w:val="14"/>
+          <w:szCs w:val="14"/>
         </w:rPr>
       </w:pPr>
     </w:p>
@@ -24432,7 +24371,6 @@
               </w:rPr>
               <w:t xml:space="preserve">Minedu (2016). Programa curricular de educación secundaria. Resolución Ministerial </w:t>
             </w:r>
-            <w:proofErr w:type="spellStart"/>
             <w:r>
               <w:rPr>
                 <w:rFonts w:ascii="Arial Nova Cond Light" w:eastAsia="Calibri" w:hAnsi="Arial Nova Cond Light" w:cs="Calibri Light"/>
@@ -24443,7 +24381,6 @@
               </w:rPr>
               <w:t>N°</w:t>
             </w:r>
-            <w:proofErr w:type="spellEnd"/>
             <w:r>
               <w:rPr>
                 <w:rFonts w:ascii="Arial Nova Cond Light" w:eastAsia="Calibri" w:hAnsi="Arial Nova Cond Light" w:cs="Calibri Light"/>
@@ -24483,7 +24420,6 @@
               </w:rPr>
               <w:t xml:space="preserve">Minedu (2016). Currículo Nacional de la educación básica. Resolución Ministerial </w:t>
             </w:r>
-            <w:proofErr w:type="spellStart"/>
             <w:r>
               <w:rPr>
                 <w:rFonts w:ascii="Arial Nova Cond Light" w:eastAsia="Calibri" w:hAnsi="Arial Nova Cond Light" w:cs="Calibri Light"/>
@@ -24494,7 +24430,6 @@
               </w:rPr>
               <w:t>N°</w:t>
             </w:r>
-            <w:proofErr w:type="spellEnd"/>
             <w:r>
               <w:rPr>
                 <w:rFonts w:ascii="Arial Nova Cond Light" w:eastAsia="Calibri" w:hAnsi="Arial Nova Cond Light" w:cs="Calibri Light"/>
@@ -25364,7 +25299,7 @@
 </file>
 
 <file path=word/endnotes.xml><?xml version="1.0" encoding="utf-8"?>
-<w:endnotes xmlns:wpc="http://schemas.microsoft.com/office/word/2010/wordprocessingCanvas" xmlns:cx="http://schemas.microsoft.com/office/drawing/2014/chartex" xmlns:cx1="http://schemas.microsoft.com/office/drawing/2015/9/8/chartex" xmlns:cx2="http://schemas.microsoft.com/office/drawing/2015/10/21/chartex" xmlns:cx3="http://schemas.microsoft.com/office/drawing/2016/5/9/chartex" xmlns:cx4="http://schemas.microsoft.com/office/drawing/2016/5/10/chartex" xmlns:cx5="http://schemas.microsoft.com/office/drawing/2016/5/11/chartex" xmlns:cx6="http://schemas.microsoft.com/office/drawing/2016/5/12/chartex" xmlns:cx7="http://schemas.microsoft.com/office/drawing/2016/5/13/chartex" xmlns:cx8="http://schemas.microsoft.com/office/drawing/2016/5/14/chartex" xmlns:mc="http://schemas.openxmlformats.org/markup-compatibility/2006" xmlns:aink="http://schemas.microsoft.com/office/drawing/2016/ink" xmlns:am3d="http://schemas.microsoft.com/office/drawing/2017/model3d" xmlns:o="urn:schemas-microsoft-com:office:office" xmlns:oel="http://schemas.microsoft.com/office/2019/extlst" xmlns:r="http://schemas.openxmlformats.org/officeDocument/2006/relationships" xmlns:m="http://schemas.openxmlformats.org/officeDocument/2006/math" xmlns:v="urn:schemas-microsoft-com:vml" xmlns:wp14="http://schemas.microsoft.com/office/word/2010/wordprocessingDrawing" xmlns:wp="http://schemas.openxmlformats.org/drawingml/2006/wordprocessingDrawing" xmlns:w10="urn:schemas-microsoft-com:office:word" xmlns:w="http://schemas.openxmlformats.org/wordprocessingml/2006/main" xmlns:w14="http://schemas.microsoft.com/office/word/2010/wordml" xmlns:w15="http://schemas.microsoft.com/office/word/2012/wordml" xmlns:w16cex="http://schemas.microsoft.com/office/word/2018/wordml/cex" xmlns:w16cid="http://schemas.microsoft.com/office/word/2016/wordml/cid" xmlns:w16="http://schemas.microsoft.com/office/word/2018/wordml" xmlns:w16du="http://schemas.microsoft.com/office/word/2023/wordml/word16du" xmlns:w16sdtdh="http://schemas.microsoft.com/office/word/2020/wordml/sdtdatahash" xmlns:w16se="http://schemas.microsoft.com/office/word/2015/wordml/symex" xmlns:wpg="http://schemas.microsoft.com/office/word/2010/wordprocessingGroup" xmlns:wpi="http://schemas.microsoft.com/office/word/2010/wordprocessingInk" xmlns:wne="http://schemas.microsoft.com/office/word/2006/wordml" xmlns:wps="http://schemas.microsoft.com/office/word/2010/wordprocessingShape" mc:Ignorable="w14 w15 w16se w16cid w16 w16cex w16sdtdh w16du wp14">
+<w:endnotes xmlns:wpc="http://schemas.microsoft.com/office/word/2010/wordprocessingCanvas" xmlns:cx="http://schemas.microsoft.com/office/drawing/2014/chartex" xmlns:cx1="http://schemas.microsoft.com/office/drawing/2015/9/8/chartex" xmlns:cx2="http://schemas.microsoft.com/office/drawing/2015/10/21/chartex" xmlns:cx3="http://schemas.microsoft.com/office/drawing/2016/5/9/chartex" xmlns:cx4="http://schemas.microsoft.com/office/drawing/2016/5/10/chartex" xmlns:cx5="http://schemas.microsoft.com/office/drawing/2016/5/11/chartex" xmlns:cx6="http://schemas.microsoft.com/office/drawing/2016/5/12/chartex" xmlns:cx7="http://schemas.microsoft.com/office/drawing/2016/5/13/chartex" xmlns:cx8="http://schemas.microsoft.com/office/drawing/2016/5/14/chartex" xmlns:mc="http://schemas.openxmlformats.org/markup-compatibility/2006" xmlns:aink="http://schemas.microsoft.com/office/drawing/2016/ink" xmlns:am3d="http://schemas.microsoft.com/office/drawing/2017/model3d" xmlns:o="urn:schemas-microsoft-com:office:office" xmlns:oel="http://schemas.microsoft.com/office/2019/extlst" xmlns:r="http://schemas.openxmlformats.org/officeDocument/2006/relationships" xmlns:m="http://schemas.openxmlformats.org/officeDocument/2006/math" xmlns:v="urn:schemas-microsoft-com:vml" xmlns:wp14="http://schemas.microsoft.com/office/word/2010/wordprocessingDrawing" xmlns:wp="http://schemas.openxmlformats.org/drawingml/2006/wordprocessingDrawing" xmlns:w10="urn:schemas-microsoft-com:office:word" xmlns:w="http://schemas.openxmlformats.org/wordprocessingml/2006/main" xmlns:w14="http://schemas.microsoft.com/office/word/2010/wordml" xmlns:w15="http://schemas.microsoft.com/office/word/2012/wordml" xmlns:w16cex="http://schemas.microsoft.com/office/word/2018/wordml/cex" xmlns:w16cid="http://schemas.microsoft.com/office/word/2016/wordml/cid" xmlns:w16="http://schemas.microsoft.com/office/word/2018/wordml" xmlns:w16du="http://schemas.microsoft.com/office/word/2023/wordml/word16du" xmlns:w16sdtdh="http://schemas.microsoft.com/office/word/2020/wordml/sdtdatahash" xmlns:w16sdtfl="http://schemas.microsoft.com/office/word/2024/wordml/sdtformatlock" xmlns:w16se="http://schemas.microsoft.com/office/word/2015/wordml/symex" xmlns:wpg="http://schemas.microsoft.com/office/word/2010/wordprocessingGroup" xmlns:wpi="http://schemas.microsoft.com/office/word/2010/wordprocessingInk" xmlns:wne="http://schemas.microsoft.com/office/word/2006/wordml" xmlns:wps="http://schemas.microsoft.com/office/word/2010/wordprocessingShape" mc:Ignorable="w14 w15 w16se w16cid w16 w16cex w16sdtdh w16sdtfl w16du wp14">
   <w:endnote w:type="separator" w:id="-1">
     <w:p>
       <w:pPr>
@@ -25389,7 +25324,7 @@
 </file>
 
 <file path=word/footer1.xml><?xml version="1.0" encoding="utf-8"?>
-<w:ftr xmlns:wpc="http://schemas.microsoft.com/office/word/2010/wordprocessingCanvas" xmlns:cx="http://schemas.microsoft.com/office/drawing/2014/chartex" xmlns:cx1="http://schemas.microsoft.com/office/drawing/2015/9/8/chartex" xmlns:cx2="http://schemas.microsoft.com/office/drawing/2015/10/21/chartex" xmlns:cx3="http://schemas.microsoft.com/office/drawing/2016/5/9/chartex" xmlns:cx4="http://schemas.microsoft.com/office/drawing/2016/5/10/chartex" xmlns:cx5="http://schemas.microsoft.com/office/drawing/2016/5/11/chartex" xmlns:cx6="http://schemas.microsoft.com/office/drawing/2016/5/12/chartex" xmlns:cx7="http://schemas.microsoft.com/office/drawing/2016/5/13/chartex" xmlns:cx8="http://schemas.microsoft.com/office/drawing/2016/5/14/chartex" xmlns:mc="http://schemas.openxmlformats.org/markup-compatibility/2006" xmlns:aink="http://schemas.microsoft.com/office/drawing/2016/ink" xmlns:am3d="http://schemas.microsoft.com/office/drawing/2017/model3d" xmlns:o="urn:schemas-microsoft-com:office:office" xmlns:oel="http://schemas.microsoft.com/office/2019/extlst" xmlns:r="http://schemas.openxmlformats.org/officeDocument/2006/relationships" xmlns:m="http://schemas.openxmlformats.org/officeDocument/2006/math" xmlns:v="urn:schemas-microsoft-com:vml" xmlns:wp14="http://schemas.microsoft.com/office/word/2010/wordprocessingDrawing" xmlns:wp="http://schemas.openxmlformats.org/drawingml/2006/wordprocessingDrawing" xmlns:w10="urn:schemas-microsoft-com:office:word" xmlns:w="http://schemas.openxmlformats.org/wordprocessingml/2006/main" xmlns:w14="http://schemas.microsoft.com/office/word/2010/wordml" xmlns:w15="http://schemas.microsoft.com/office/word/2012/wordml" xmlns:w16cex="http://schemas.microsoft.com/office/word/2018/wordml/cex" xmlns:w16cid="http://schemas.microsoft.com/office/word/2016/wordml/cid" xmlns:w16="http://schemas.microsoft.com/office/word/2018/wordml" xmlns:w16du="http://schemas.microsoft.com/office/word/2023/wordml/word16du" xmlns:w16sdtdh="http://schemas.microsoft.com/office/word/2020/wordml/sdtdatahash" xmlns:w16se="http://schemas.microsoft.com/office/word/2015/wordml/symex" xmlns:wpg="http://schemas.microsoft.com/office/word/2010/wordprocessingGroup" xmlns:wpi="http://schemas.microsoft.com/office/word/2010/wordprocessingInk" xmlns:wne="http://schemas.microsoft.com/office/word/2006/wordml" xmlns:wps="http://schemas.microsoft.com/office/word/2010/wordprocessingShape" mc:Ignorable="w14 w15 w16se w16cid w16 w16cex w16sdtdh w16du wp14">
+<w:ftr xmlns:wpc="http://schemas.microsoft.com/office/word/2010/wordprocessingCanvas" xmlns:cx="http://schemas.microsoft.com/office/drawing/2014/chartex" xmlns:cx1="http://schemas.microsoft.com/office/drawing/2015/9/8/chartex" xmlns:cx2="http://schemas.microsoft.com/office/drawing/2015/10/21/chartex" xmlns:cx3="http://schemas.microsoft.com/office/drawing/2016/5/9/chartex" xmlns:cx4="http://schemas.microsoft.com/office/drawing/2016/5/10/chartex" xmlns:cx5="http://schemas.microsoft.com/office/drawing/2016/5/11/chartex" xmlns:cx6="http://schemas.microsoft.com/office/drawing/2016/5/12/chartex" xmlns:cx7="http://schemas.microsoft.com/office/drawing/2016/5/13/chartex" xmlns:cx8="http://schemas.microsoft.com/office/drawing/2016/5/14/chartex" xmlns:mc="http://schemas.openxmlformats.org/markup-compatibility/2006" xmlns:aink="http://schemas.microsoft.com/office/drawing/2016/ink" xmlns:am3d="http://schemas.microsoft.com/office/drawing/2017/model3d" xmlns:o="urn:schemas-microsoft-com:office:office" xmlns:oel="http://schemas.microsoft.com/office/2019/extlst" xmlns:r="http://schemas.openxmlformats.org/officeDocument/2006/relationships" xmlns:m="http://schemas.openxmlformats.org/officeDocument/2006/math" xmlns:v="urn:schemas-microsoft-com:vml" xmlns:wp14="http://schemas.microsoft.com/office/word/2010/wordprocessingDrawing" xmlns:wp="http://schemas.openxmlformats.org/drawingml/2006/wordprocessingDrawing" xmlns:w10="urn:schemas-microsoft-com:office:word" xmlns:w="http://schemas.openxmlformats.org/wordprocessingml/2006/main" xmlns:w14="http://schemas.microsoft.com/office/word/2010/wordml" xmlns:w15="http://schemas.microsoft.com/office/word/2012/wordml" xmlns:w16cex="http://schemas.microsoft.com/office/word/2018/wordml/cex" xmlns:w16cid="http://schemas.microsoft.com/office/word/2016/wordml/cid" xmlns:w16="http://schemas.microsoft.com/office/word/2018/wordml" xmlns:w16du="http://schemas.microsoft.com/office/word/2023/wordml/word16du" xmlns:w16sdtdh="http://schemas.microsoft.com/office/word/2020/wordml/sdtdatahash" xmlns:w16sdtfl="http://schemas.microsoft.com/office/word/2024/wordml/sdtformatlock" xmlns:w16se="http://schemas.microsoft.com/office/word/2015/wordml/symex" xmlns:wpg="http://schemas.microsoft.com/office/word/2010/wordprocessingGroup" xmlns:wpi="http://schemas.microsoft.com/office/word/2010/wordprocessingInk" xmlns:wne="http://schemas.microsoft.com/office/word/2006/wordml" xmlns:wps="http://schemas.microsoft.com/office/word/2010/wordprocessingShape" mc:Ignorable="w14 w15 w16se w16cid w16 w16cex w16sdtdh w16sdtfl w16du wp14">
   <w:p>
     <w:pPr>
       <w:pStyle w:val="Piedepgina"/>
@@ -25850,7 +25785,7 @@
 </file>
 
 <file path=word/footnotes.xml><?xml version="1.0" encoding="utf-8"?>
-<w:footnotes xmlns:wpc="http://schemas.microsoft.com/office/word/2010/wordprocessingCanvas" xmlns:cx="http://schemas.microsoft.com/office/drawing/2014/chartex" xmlns:cx1="http://schemas.microsoft.com/office/drawing/2015/9/8/chartex" xmlns:cx2="http://schemas.microsoft.com/office/drawing/2015/10/21/chartex" xmlns:cx3="http://schemas.microsoft.com/office/drawing/2016/5/9/chartex" xmlns:cx4="http://schemas.microsoft.com/office/drawing/2016/5/10/chartex" xmlns:cx5="http://schemas.microsoft.com/office/drawing/2016/5/11/chartex" xmlns:cx6="http://schemas.microsoft.com/office/drawing/2016/5/12/chartex" xmlns:cx7="http://schemas.microsoft.com/office/drawing/2016/5/13/chartex" xmlns:cx8="http://schemas.microsoft.com/office/drawing/2016/5/14/chartex" xmlns:mc="http://schemas.openxmlformats.org/markup-compatibility/2006" xmlns:aink="http://schemas.microsoft.com/office/drawing/2016/ink" xmlns:am3d="http://schemas.microsoft.com/office/drawing/2017/model3d" xmlns:o="urn:schemas-microsoft-com:office:office" xmlns:oel="http://schemas.microsoft.com/office/2019/extlst" xmlns:r="http://schemas.openxmlformats.org/officeDocument/2006/relationships" xmlns:m="http://schemas.openxmlformats.org/officeDocument/2006/math" xmlns:v="urn:schemas-microsoft-com:vml" xmlns:wp14="http://schemas.microsoft.com/office/word/2010/wordprocessingDrawing" xmlns:wp="http://schemas.openxmlformats.org/drawingml/2006/wordprocessingDrawing" xmlns:w10="urn:schemas-microsoft-com:office:word" xmlns:w="http://schemas.openxmlformats.org/wordprocessingml/2006/main" xmlns:w14="http://schemas.microsoft.com/office/word/2010/wordml" xmlns:w15="http://schemas.microsoft.com/office/word/2012/wordml" xmlns:w16cex="http://schemas.microsoft.com/office/word/2018/wordml/cex" xmlns:w16cid="http://schemas.microsoft.com/office/word/2016/wordml/cid" xmlns:w16="http://schemas.microsoft.com/office/word/2018/wordml" xmlns:w16du="http://schemas.microsoft.com/office/word/2023/wordml/word16du" xmlns:w16sdtdh="http://schemas.microsoft.com/office/word/2020/wordml/sdtdatahash" xmlns:w16se="http://schemas.microsoft.com/office/word/2015/wordml/symex" xmlns:wpg="http://schemas.microsoft.com/office/word/2010/wordprocessingGroup" xmlns:wpi="http://schemas.microsoft.com/office/word/2010/wordprocessingInk" xmlns:wne="http://schemas.microsoft.com/office/word/2006/wordml" xmlns:wps="http://schemas.microsoft.com/office/word/2010/wordprocessingShape" mc:Ignorable="w14 w15 w16se w16cid w16 w16cex w16sdtdh w16du wp14">
+<w:footnotes xmlns:wpc="http://schemas.microsoft.com/office/word/2010/wordprocessingCanvas" xmlns:cx="http://schemas.microsoft.com/office/drawing/2014/chartex" xmlns:cx1="http://schemas.microsoft.com/office/drawing/2015/9/8/chartex" xmlns:cx2="http://schemas.microsoft.com/office/drawing/2015/10/21/chartex" xmlns:cx3="http://schemas.microsoft.com/office/drawing/2016/5/9/chartex" xmlns:cx4="http://schemas.microsoft.com/office/drawing/2016/5/10/chartex" xmlns:cx5="http://schemas.microsoft.com/office/drawing/2016/5/11/chartex" xmlns:cx6="http://schemas.microsoft.com/office/drawing/2016/5/12/chartex" xmlns:cx7="http://schemas.microsoft.com/office/drawing/2016/5/13/chartex" xmlns:cx8="http://schemas.microsoft.com/office/drawing/2016/5/14/chartex" xmlns:mc="http://schemas.openxmlformats.org/markup-compatibility/2006" xmlns:aink="http://schemas.microsoft.com/office/drawing/2016/ink" xmlns:am3d="http://schemas.microsoft.com/office/drawing/2017/model3d" xmlns:o="urn:schemas-microsoft-com:office:office" xmlns:oel="http://schemas.microsoft.com/office/2019/extlst" xmlns:r="http://schemas.openxmlformats.org/officeDocument/2006/relationships" xmlns:m="http://schemas.openxmlformats.org/officeDocument/2006/math" xmlns:v="urn:schemas-microsoft-com:vml" xmlns:wp14="http://schemas.microsoft.com/office/word/2010/wordprocessingDrawing" xmlns:wp="http://schemas.openxmlformats.org/drawingml/2006/wordprocessingDrawing" xmlns:w10="urn:schemas-microsoft-com:office:word" xmlns:w="http://schemas.openxmlformats.org/wordprocessingml/2006/main" xmlns:w14="http://schemas.microsoft.com/office/word/2010/wordml" xmlns:w15="http://schemas.microsoft.com/office/word/2012/wordml" xmlns:w16cex="http://schemas.microsoft.com/office/word/2018/wordml/cex" xmlns:w16cid="http://schemas.microsoft.com/office/word/2016/wordml/cid" xmlns:w16="http://schemas.microsoft.com/office/word/2018/wordml" xmlns:w16du="http://schemas.microsoft.com/office/word/2023/wordml/word16du" xmlns:w16sdtdh="http://schemas.microsoft.com/office/word/2020/wordml/sdtdatahash" xmlns:w16sdtfl="http://schemas.microsoft.com/office/word/2024/wordml/sdtformatlock" xmlns:w16se="http://schemas.microsoft.com/office/word/2015/wordml/symex" xmlns:wpg="http://schemas.microsoft.com/office/word/2010/wordprocessingGroup" xmlns:wpi="http://schemas.microsoft.com/office/word/2010/wordprocessingInk" xmlns:wne="http://schemas.microsoft.com/office/word/2006/wordml" xmlns:wps="http://schemas.microsoft.com/office/word/2010/wordprocessingShape" mc:Ignorable="w14 w15 w16se w16cid w16 w16cex w16sdtdh w16sdtfl w16du wp14">
   <w:footnote w:type="separator" w:id="-1">
     <w:p>
       <w:pPr>
@@ -25875,7 +25810,7 @@
 </file>
 
 <file path=word/header1.xml><?xml version="1.0" encoding="utf-8"?>
-<w:hdr xmlns:wpc="http://schemas.microsoft.com/office/word/2010/wordprocessingCanvas" xmlns:cx="http://schemas.microsoft.com/office/drawing/2014/chartex" xmlns:cx1="http://schemas.microsoft.com/office/drawing/2015/9/8/chartex" xmlns:cx2="http://schemas.microsoft.com/office/drawing/2015/10/21/chartex" xmlns:cx3="http://schemas.microsoft.com/office/drawing/2016/5/9/chartex" xmlns:cx4="http://schemas.microsoft.com/office/drawing/2016/5/10/chartex" xmlns:cx5="http://schemas.microsoft.com/office/drawing/2016/5/11/chartex" xmlns:cx6="http://schemas.microsoft.com/office/drawing/2016/5/12/chartex" xmlns:cx7="http://schemas.microsoft.com/office/drawing/2016/5/13/chartex" xmlns:cx8="http://schemas.microsoft.com/office/drawing/2016/5/14/chartex" xmlns:mc="http://schemas.openxmlformats.org/markup-compatibility/2006" xmlns:aink="http://schemas.microsoft.com/office/drawing/2016/ink" xmlns:am3d="http://schemas.microsoft.com/office/drawing/2017/model3d" xmlns:o="urn:schemas-microsoft-com:office:office" xmlns:oel="http://schemas.microsoft.com/office/2019/extlst" xmlns:r="http://schemas.openxmlformats.org/officeDocument/2006/relationships" xmlns:m="http://schemas.openxmlformats.org/officeDocument/2006/math" xmlns:v="urn:schemas-microsoft-com:vml" xmlns:wp14="http://schemas.microsoft.com/office/word/2010/wordprocessingDrawing" xmlns:wp="http://schemas.openxmlformats.org/drawingml/2006/wordprocessingDrawing" xmlns:w10="urn:schemas-microsoft-com:office:word" xmlns:w="http://schemas.openxmlformats.org/wordprocessingml/2006/main" xmlns:w14="http://schemas.microsoft.com/office/word/2010/wordml" xmlns:w15="http://schemas.microsoft.com/office/word/2012/wordml" xmlns:w16cex="http://schemas.microsoft.com/office/word/2018/wordml/cex" xmlns:w16cid="http://schemas.microsoft.com/office/word/2016/wordml/cid" xmlns:w16="http://schemas.microsoft.com/office/word/2018/wordml" xmlns:w16du="http://schemas.microsoft.com/office/word/2023/wordml/word16du" xmlns:w16sdtdh="http://schemas.microsoft.com/office/word/2020/wordml/sdtdatahash" xmlns:w16se="http://schemas.microsoft.com/office/word/2015/wordml/symex" xmlns:wpg="http://schemas.microsoft.com/office/word/2010/wordprocessingGroup" xmlns:wpi="http://schemas.microsoft.com/office/word/2010/wordprocessingInk" xmlns:wne="http://schemas.microsoft.com/office/word/2006/wordml" xmlns:wps="http://schemas.microsoft.com/office/word/2010/wordprocessingShape" mc:Ignorable="w14 w15 w16se w16cid w16 w16cex w16sdtdh w16du wp14">
+<w:hdr xmlns:wpc="http://schemas.microsoft.com/office/word/2010/wordprocessingCanvas" xmlns:cx="http://schemas.microsoft.com/office/drawing/2014/chartex" xmlns:cx1="http://schemas.microsoft.com/office/drawing/2015/9/8/chartex" xmlns:cx2="http://schemas.microsoft.com/office/drawing/2015/10/21/chartex" xmlns:cx3="http://schemas.microsoft.com/office/drawing/2016/5/9/chartex" xmlns:cx4="http://schemas.microsoft.com/office/drawing/2016/5/10/chartex" xmlns:cx5="http://schemas.microsoft.com/office/drawing/2016/5/11/chartex" xmlns:cx6="http://schemas.microsoft.com/office/drawing/2016/5/12/chartex" xmlns:cx7="http://schemas.microsoft.com/office/drawing/2016/5/13/chartex" xmlns:cx8="http://schemas.microsoft.com/office/drawing/2016/5/14/chartex" xmlns:mc="http://schemas.openxmlformats.org/markup-compatibility/2006" xmlns:aink="http://schemas.microsoft.com/office/drawing/2016/ink" xmlns:am3d="http://schemas.microsoft.com/office/drawing/2017/model3d" xmlns:o="urn:schemas-microsoft-com:office:office" xmlns:oel="http://schemas.microsoft.com/office/2019/extlst" xmlns:r="http://schemas.openxmlformats.org/officeDocument/2006/relationships" xmlns:m="http://schemas.openxmlformats.org/officeDocument/2006/math" xmlns:v="urn:schemas-microsoft-com:vml" xmlns:wp14="http://schemas.microsoft.com/office/word/2010/wordprocessingDrawing" xmlns:wp="http://schemas.openxmlformats.org/drawingml/2006/wordprocessingDrawing" xmlns:w10="urn:schemas-microsoft-com:office:word" xmlns:w="http://schemas.openxmlformats.org/wordprocessingml/2006/main" xmlns:w14="http://schemas.microsoft.com/office/word/2010/wordml" xmlns:w15="http://schemas.microsoft.com/office/word/2012/wordml" xmlns:w16cex="http://schemas.microsoft.com/office/word/2018/wordml/cex" xmlns:w16cid="http://schemas.microsoft.com/office/word/2016/wordml/cid" xmlns:w16="http://schemas.microsoft.com/office/word/2018/wordml" xmlns:w16du="http://schemas.microsoft.com/office/word/2023/wordml/word16du" xmlns:w16sdtdh="http://schemas.microsoft.com/office/word/2020/wordml/sdtdatahash" xmlns:w16sdtfl="http://schemas.microsoft.com/office/word/2024/wordml/sdtformatlock" xmlns:w16se="http://schemas.microsoft.com/office/word/2015/wordml/symex" xmlns:wpg="http://schemas.microsoft.com/office/word/2010/wordprocessingGroup" xmlns:wpi="http://schemas.microsoft.com/office/word/2010/wordprocessingInk" xmlns:wne="http://schemas.microsoft.com/office/word/2006/wordml" xmlns:wps="http://schemas.microsoft.com/office/word/2010/wordprocessingShape" mc:Ignorable="w14 w15 w16se w16cid w16 w16cex w16sdtdh w16sdtfl w16du wp14">
   <w:tbl>
     <w:tblPr>
       <w:tblStyle w:val="Tablaconcuadrcula"/>
@@ -26165,7 +26100,7 @@
 </file>
 
 <file path=word/numbering.xml><?xml version="1.0" encoding="utf-8"?>
-<w:numbering xmlns:wpc="http://schemas.microsoft.com/office/word/2010/wordprocessingCanvas" xmlns:cx="http://schemas.microsoft.com/office/drawing/2014/chartex" xmlns:cx1="http://schemas.microsoft.com/office/drawing/2015/9/8/chartex" xmlns:cx2="http://schemas.microsoft.com/office/drawing/2015/10/21/chartex" xmlns:cx3="http://schemas.microsoft.com/office/drawing/2016/5/9/chartex" xmlns:cx4="http://schemas.microsoft.com/office/drawing/2016/5/10/chartex" xmlns:cx5="http://schemas.microsoft.com/office/drawing/2016/5/11/chartex" xmlns:cx6="http://schemas.microsoft.com/office/drawing/2016/5/12/chartex" xmlns:cx7="http://schemas.microsoft.com/office/drawing/2016/5/13/chartex" xmlns:cx8="http://schemas.microsoft.com/office/drawing/2016/5/14/chartex" xmlns:mc="http://schemas.openxmlformats.org/markup-compatibility/2006" xmlns:aink="http://schemas.microsoft.com/office/drawing/2016/ink" xmlns:am3d="http://schemas.microsoft.com/office/drawing/2017/model3d" xmlns:o="urn:schemas-microsoft-com:office:office" xmlns:oel="http://schemas.microsoft.com/office/2019/extlst" xmlns:r="http://schemas.openxmlformats.org/officeDocument/2006/relationships" xmlns:m="http://schemas.openxmlformats.org/officeDocument/2006/math" xmlns:v="urn:schemas-microsoft-com:vml" xmlns:wp14="http://schemas.microsoft.com/office/word/2010/wordprocessingDrawing" xmlns:wp="http://schemas.openxmlformats.org/drawingml/2006/wordprocessingDrawing" xmlns:w10="urn:schemas-microsoft-com:office:word" xmlns:w="http://schemas.openxmlformats.org/wordprocessingml/2006/main" xmlns:w14="http://schemas.microsoft.com/office/word/2010/wordml" xmlns:w15="http://schemas.microsoft.com/office/word/2012/wordml" xmlns:w16cex="http://schemas.microsoft.com/office/word/2018/wordml/cex" xmlns:w16cid="http://schemas.microsoft.com/office/word/2016/wordml/cid" xmlns:w16="http://schemas.microsoft.com/office/word/2018/wordml" xmlns:w16du="http://schemas.microsoft.com/office/word/2023/wordml/word16du" xmlns:w16sdtdh="http://schemas.microsoft.com/office/word/2020/wordml/sdtdatahash" xmlns:w16se="http://schemas.microsoft.com/office/word/2015/wordml/symex" xmlns:wpg="http://schemas.microsoft.com/office/word/2010/wordprocessingGroup" xmlns:wpi="http://schemas.microsoft.com/office/word/2010/wordprocessingInk" xmlns:wne="http://schemas.microsoft.com/office/word/2006/wordml" xmlns:wps="http://schemas.microsoft.com/office/word/2010/wordprocessingShape" mc:Ignorable="w14 w15 w16se w16cid w16 w16cex w16sdtdh w16du wp14">
+<w:numbering xmlns:wpc="http://schemas.microsoft.com/office/word/2010/wordprocessingCanvas" xmlns:cx="http://schemas.microsoft.com/office/drawing/2014/chartex" xmlns:cx1="http://schemas.microsoft.com/office/drawing/2015/9/8/chartex" xmlns:cx2="http://schemas.microsoft.com/office/drawing/2015/10/21/chartex" xmlns:cx3="http://schemas.microsoft.com/office/drawing/2016/5/9/chartex" xmlns:cx4="http://schemas.microsoft.com/office/drawing/2016/5/10/chartex" xmlns:cx5="http://schemas.microsoft.com/office/drawing/2016/5/11/chartex" xmlns:cx6="http://schemas.microsoft.com/office/drawing/2016/5/12/chartex" xmlns:cx7="http://schemas.microsoft.com/office/drawing/2016/5/13/chartex" xmlns:cx8="http://schemas.microsoft.com/office/drawing/2016/5/14/chartex" xmlns:mc="http://schemas.openxmlformats.org/markup-compatibility/2006" xmlns:aink="http://schemas.microsoft.com/office/drawing/2016/ink" xmlns:am3d="http://schemas.microsoft.com/office/drawing/2017/model3d" xmlns:o="urn:schemas-microsoft-com:office:office" xmlns:oel="http://schemas.microsoft.com/office/2019/extlst" xmlns:r="http://schemas.openxmlformats.org/officeDocument/2006/relationships" xmlns:m="http://schemas.openxmlformats.org/officeDocument/2006/math" xmlns:v="urn:schemas-microsoft-com:vml" xmlns:wp14="http://schemas.microsoft.com/office/word/2010/wordprocessingDrawing" xmlns:wp="http://schemas.openxmlformats.org/drawingml/2006/wordprocessingDrawing" xmlns:w10="urn:schemas-microsoft-com:office:word" xmlns:w="http://schemas.openxmlformats.org/wordprocessingml/2006/main" xmlns:w14="http://schemas.microsoft.com/office/word/2010/wordml" xmlns:w15="http://schemas.microsoft.com/office/word/2012/wordml" xmlns:w16cex="http://schemas.microsoft.com/office/word/2018/wordml/cex" xmlns:w16cid="http://schemas.microsoft.com/office/word/2016/wordml/cid" xmlns:w16="http://schemas.microsoft.com/office/word/2018/wordml" xmlns:w16du="http://schemas.microsoft.com/office/word/2023/wordml/word16du" xmlns:w16sdtdh="http://schemas.microsoft.com/office/word/2020/wordml/sdtdatahash" xmlns:w16sdtfl="http://schemas.microsoft.com/office/word/2024/wordml/sdtformatlock" xmlns:w16se="http://schemas.microsoft.com/office/word/2015/wordml/symex" xmlns:wpg="http://schemas.microsoft.com/office/word/2010/wordprocessingGroup" xmlns:wpi="http://schemas.microsoft.com/office/word/2010/wordprocessingInk" xmlns:wne="http://schemas.microsoft.com/office/word/2006/wordml" xmlns:wps="http://schemas.microsoft.com/office/word/2010/wordprocessingShape" mc:Ignorable="w14 w15 w16se w16cid w16 w16cex w16sdtdh w16sdtfl w16du wp14">
   <w:abstractNum w:abstractNumId="0" w15:restartNumberingAfterBreak="0">
     <w:nsid w:val="08D86D46"/>
     <w:multiLevelType w:val="hybridMultilevel"/>
@@ -29251,7 +29186,7 @@
 </file>
 
 <file path=word/styles.xml><?xml version="1.0" encoding="utf-8"?>
-<w:styles xmlns:mc="http://schemas.openxmlformats.org/markup-compatibility/2006" xmlns:r="http://schemas.openxmlformats.org/officeDocument/2006/relationships" xmlns:w="http://schemas.openxmlformats.org/wordprocessingml/2006/main" xmlns:w14="http://schemas.microsoft.com/office/word/2010/wordml" xmlns:w15="http://schemas.microsoft.com/office/word/2012/wordml" xmlns:w16cex="http://schemas.microsoft.com/office/word/2018/wordml/cex" xmlns:w16cid="http://schemas.microsoft.com/office/word/2016/wordml/cid" xmlns:w16="http://schemas.microsoft.com/office/word/2018/wordml" xmlns:w16du="http://schemas.microsoft.com/office/word/2023/wordml/word16du" xmlns:w16sdtdh="http://schemas.microsoft.com/office/word/2020/wordml/sdtdatahash" xmlns:w16se="http://schemas.microsoft.com/office/word/2015/wordml/symex" mc:Ignorable="w14 w15 w16se w16cid w16 w16cex w16sdtdh w16du">
+<w:styles xmlns:mc="http://schemas.openxmlformats.org/markup-compatibility/2006" xmlns:r="http://schemas.openxmlformats.org/officeDocument/2006/relationships" xmlns:w="http://schemas.openxmlformats.org/wordprocessingml/2006/main" xmlns:w14="http://schemas.microsoft.com/office/word/2010/wordml" xmlns:w15="http://schemas.microsoft.com/office/word/2012/wordml" xmlns:w16cex="http://schemas.microsoft.com/office/word/2018/wordml/cex" xmlns:w16cid="http://schemas.microsoft.com/office/word/2016/wordml/cid" xmlns:w16="http://schemas.microsoft.com/office/word/2018/wordml" xmlns:w16du="http://schemas.microsoft.com/office/word/2023/wordml/word16du" xmlns:w16sdtdh="http://schemas.microsoft.com/office/word/2020/wordml/sdtdatahash" xmlns:w16sdtfl="http://schemas.microsoft.com/office/word/2024/wordml/sdtformatlock" xmlns:w16se="http://schemas.microsoft.com/office/word/2015/wordml/symex" mc:Ignorable="w14 w15 w16se w16cid w16 w16cex w16sdtdh w16sdtfl w16du">
   <w:docDefaults>
     <w:rPrDefault>
       <w:rPr>
@@ -30298,7 +30233,7 @@
       <w14:ligatures w14:val="none"/>
     </w:rPr>
   </w:style>
-  <w:style w:type="character" w:styleId="Textoennegrita">
+  <w:style w:type="character" w:styleId="Fuerte">
     <w:name w:val="Strong"/>
     <w:basedOn w:val="Fuentedeprrafopredeter"/>
     <w:uiPriority w:val="22"/>
